--- a/CARDAPIO ATUALIZADO.docx
+++ b/CARDAPIO ATUALIZADO.docx
@@ -1,10 +1,10 @@
 
 <file path=word/document.xml><?xml version="1.0" encoding="utf-8"?>
-<w:document xmlns:mc="http://schemas.openxmlformats.org/markup-compatibility/2006" xmlns:ve="http://schemas.openxmlformats.org/markup-compatibility/2006" xmlns:o="urn:schemas-microsoft-com:office:office" xmlns:r="http://schemas.openxmlformats.org/officeDocument/2006/relationships" xmlns:m="http://schemas.openxmlformats.org/officeDocument/2006/math" xmlns:v="urn:schemas-microsoft-com:vml" xmlns:wp="http://schemas.openxmlformats.org/drawingml/2006/wordprocessingDrawing" xmlns:w10="urn:schemas-microsoft-com:office:word" xmlns:w="http://schemas.openxmlformats.org/wordprocessingml/2006/main" xmlns:wne="http://schemas.microsoft.com/office/word/2006/wordml" xmlns:a="http://schemas.openxmlformats.org/drawingml/2006/main" xmlns:pic="http://schemas.openxmlformats.org/drawingml/2006/picture" xmlns:wpg="http://schemas.microsoft.com/office/word/2010/wordprocessingGroup" xmlns:wps="http://schemas.microsoft.com/office/word/2010/wordprocessingShape" xmlns:w14="http://schemas.microsoft.com/office/word/2010/wordml" mc:Ignorable="w14" xml:space="preserve">
+<w:document xmlns:wpc="http://schemas.microsoft.com/office/word/2010/wordprocessingCanvas" xmlns:cx="http://schemas.microsoft.com/office/drawing/2014/chartex" xmlns:cx1="http://schemas.microsoft.com/office/drawing/2015/9/8/chartex" xmlns:cx2="http://schemas.microsoft.com/office/drawing/2015/10/21/chartex" xmlns:cx3="http://schemas.microsoft.com/office/drawing/2016/5/9/chartex" xmlns:cx4="http://schemas.microsoft.com/office/drawing/2016/5/10/chartex" xmlns:cx5="http://schemas.microsoft.com/office/drawing/2016/5/11/chartex" xmlns:cx6="http://schemas.microsoft.com/office/drawing/2016/5/12/chartex" xmlns:cx7="http://schemas.microsoft.com/office/drawing/2016/5/13/chartex" xmlns:cx8="http://schemas.microsoft.com/office/drawing/2016/5/14/chartex" xmlns:mc="http://schemas.openxmlformats.org/markup-compatibility/2006" xmlns:aink="http://schemas.microsoft.com/office/drawing/2016/ink" xmlns:am3d="http://schemas.microsoft.com/office/drawing/2017/model3d" xmlns:o="urn:schemas-microsoft-com:office:office" xmlns:oel="http://schemas.microsoft.com/office/2019/extlst" xmlns:r="http://schemas.openxmlformats.org/officeDocument/2006/relationships" xmlns:m="http://schemas.openxmlformats.org/officeDocument/2006/math" xmlns:v="urn:schemas-microsoft-com:vml" xmlns:wp14="http://schemas.microsoft.com/office/word/2010/wordprocessingDrawing" xmlns:wp="http://schemas.openxmlformats.org/drawingml/2006/wordprocessingDrawing" xmlns:w10="urn:schemas-microsoft-com:office:word" xmlns:w="http://schemas.openxmlformats.org/wordprocessingml/2006/main" xmlns:w14="http://schemas.microsoft.com/office/word/2010/wordml" xmlns:w15="http://schemas.microsoft.com/office/word/2012/wordml" xmlns:w16cex="http://schemas.microsoft.com/office/word/2018/wordml/cex" xmlns:w16cid="http://schemas.microsoft.com/office/word/2016/wordml/cid" xmlns:w16="http://schemas.microsoft.com/office/word/2018/wordml" xmlns:w16du="http://schemas.microsoft.com/office/word/2023/wordml/word16du" xmlns:w16sdtdh="http://schemas.microsoft.com/office/word/2020/wordml/sdtdatahash" xmlns:w16sdtfl="http://schemas.microsoft.com/office/word/2024/wordml/sdtformatlock" xmlns:w16se="http://schemas.microsoft.com/office/word/2015/wordml/symex" xmlns:wpg="http://schemas.microsoft.com/office/word/2010/wordprocessingGroup" xmlns:wpi="http://schemas.microsoft.com/office/word/2010/wordprocessingInk" xmlns:wne="http://schemas.microsoft.com/office/word/2006/wordml" xmlns:wps="http://schemas.microsoft.com/office/word/2010/wordprocessingShape" mc:Ignorable="w14 w15 w16se w16cid w16 w16cex w16sdtdh w16sdtfl w16du wp14">
   <w:body>
     <w:p>
       <w:pPr>
-        <w:pStyle w:val="BodyText"/>
+        <w:pStyle w:val="Corpodetexto"/>
         <w:spacing w:before="22"/>
         <w:rPr>
           <w:rFonts w:ascii="Times New Roman"/>
@@ -15,8 +15,7 @@
     </w:p>
     <w:p>
       <w:pPr>
-        <w:pStyle w:val="BodyText"/>
-        <w:spacing w:after="0"/>
+        <w:pStyle w:val="Corpodetexto"/>
         <w:rPr>
           <w:rFonts w:ascii="Times New Roman"/>
           <w:b w:val="0"/>
@@ -25,177 +24,61 @@
         <w:sectPr>
           <w:type w:val="continuous"/>
           <w:pgSz w:w="10800" w:h="7680" w:orient="landscape"/>
-          <w:pgMar w:top="0" w:bottom="0" w:left="0" w:right="0"/>
+          <w:pgMar w:top="0" w:right="0" w:bottom="0" w:left="0" w:header="720" w:footer="720" w:gutter="0"/>
+          <w:cols w:space="720"/>
         </w:sectPr>
       </w:pPr>
     </w:p>
     <w:p>
       <w:pPr>
-        <w:pStyle w:val="Heading6"/>
+        <w:pStyle w:val="Ttulo6"/>
         <w:spacing w:before="148"/>
         <w:ind w:left="507"/>
       </w:pPr>
-      <w:bookmarkStart w:name="BURGUER DE FRANGO" w:id="1"/>
+      <w:bookmarkStart w:id="0" w:name="BURGUER_DE_FRANGO"/>
+      <w:bookmarkStart w:id="1" w:name="BURGUER_BOVINO"/>
+      <w:bookmarkStart w:id="2" w:name="BAURÚ"/>
+      <w:bookmarkStart w:id="3" w:name="X-TUDO"/>
+      <w:bookmarkStart w:id="4" w:name="X-BACON"/>
+      <w:bookmarkStart w:id="5" w:name="MISTO"/>
+      <w:bookmarkStart w:id="6" w:name="FILÉ_DE_CARNE"/>
+      <w:bookmarkStart w:id="7" w:name="OS_MAIS_TOP_BUIU"/>
+      <w:bookmarkStart w:id="8" w:name="R$_25,00"/>
+      <w:bookmarkStart w:id="9" w:name="R$_36,00"/>
+      <w:bookmarkStart w:id="10" w:name="FRANBURGUER"/>
+      <w:bookmarkStart w:id="11" w:name="FRAN_CORAÇÃO"/>
+      <w:bookmarkStart w:id="12" w:name="PASSAPORTE"/>
+      <w:bookmarkStart w:id="13" w:name="BUIU_DUPLO"/>
+      <w:bookmarkStart w:id="14" w:name="X-CALABRESA."/>
+      <w:bookmarkStart w:id="15" w:name="BURGUER_DE_CAMARÃO"/>
+      <w:bookmarkStart w:id="16" w:name="X-CAMARÃO"/>
+      <w:bookmarkStart w:id="17" w:name="FRAMARÃO"/>
+      <w:bookmarkStart w:id="18" w:name="COMBO_PERFEITO"/>
+      <w:bookmarkStart w:id="19" w:name="VIRA"/>
+      <w:bookmarkStart w:id="20" w:name="NA_COMPRA_DE_QUALQUER_SANDUÍCHE_COM_MAIS"/>
+      <w:bookmarkStart w:id="21" w:name="BUIUSANDUICHES"/>
+      <w:bookmarkEnd w:id="0"/>
       <w:bookmarkEnd w:id="1"/>
-      <w:r>
-        <w:rPr>
-          <w:b w:val="0"/>
-        </w:rPr>
-      </w:r>
-      <w:bookmarkStart w:name="BURGUER BOVINO" w:id="2"/>
       <w:bookmarkEnd w:id="2"/>
-      <w:r>
-        <w:rPr>
-          <w:b w:val="0"/>
-        </w:rPr>
-      </w:r>
-      <w:bookmarkStart w:name="BAURÚ" w:id="3"/>
       <w:bookmarkEnd w:id="3"/>
-      <w:r>
-        <w:rPr>
-          <w:b w:val="0"/>
-        </w:rPr>
-      </w:r>
-      <w:bookmarkStart w:name="X-TUDO" w:id="4"/>
       <w:bookmarkEnd w:id="4"/>
-      <w:r>
-        <w:rPr>
-          <w:b w:val="0"/>
-        </w:rPr>
-      </w:r>
-      <w:bookmarkStart w:name="X-BACON" w:id="5"/>
       <w:bookmarkEnd w:id="5"/>
-      <w:r>
-        <w:rPr>
-          <w:b w:val="0"/>
-        </w:rPr>
-      </w:r>
-      <w:bookmarkStart w:name="MISTO" w:id="6"/>
       <w:bookmarkEnd w:id="6"/>
-      <w:r>
-        <w:rPr>
-          <w:b w:val="0"/>
-        </w:rPr>
-      </w:r>
-      <w:bookmarkStart w:name="FILÉ DE CARNE" w:id="7"/>
       <w:bookmarkEnd w:id="7"/>
-      <w:r>
-        <w:rPr>
-          <w:b w:val="0"/>
-        </w:rPr>
-      </w:r>
-      <w:bookmarkStart w:name="SERTANEJO" w:id="8"/>
       <w:bookmarkEnd w:id="8"/>
-      <w:r>
-        <w:rPr>
-          <w:b w:val="0"/>
-        </w:rPr>
-      </w:r>
-      <w:bookmarkStart w:name="OS MAIS TOP BUIU" w:id="9"/>
       <w:bookmarkEnd w:id="9"/>
-      <w:r>
-        <w:rPr>
-          <w:b w:val="0"/>
-        </w:rPr>
-      </w:r>
-      <w:bookmarkStart w:name="R$ 25,00" w:id="10"/>
       <w:bookmarkEnd w:id="10"/>
-      <w:r>
-        <w:rPr>
-          <w:b w:val="0"/>
-        </w:rPr>
-      </w:r>
-      <w:bookmarkStart w:name="R$ 36,00" w:id="11"/>
       <w:bookmarkEnd w:id="11"/>
-      <w:r>
-        <w:rPr>
-          <w:b w:val="0"/>
-        </w:rPr>
-      </w:r>
-      <w:bookmarkStart w:name="FRANBURGUER" w:id="12"/>
       <w:bookmarkEnd w:id="12"/>
-      <w:r>
-        <w:rPr>
-          <w:b w:val="0"/>
-        </w:rPr>
-      </w:r>
-      <w:bookmarkStart w:name="FRAN CORAÇÃO" w:id="13"/>
       <w:bookmarkEnd w:id="13"/>
-      <w:r>
-        <w:rPr>
-          <w:b w:val="0"/>
-        </w:rPr>
-      </w:r>
-      <w:bookmarkStart w:name="PASSAPORTE" w:id="14"/>
       <w:bookmarkEnd w:id="14"/>
-      <w:r>
-        <w:rPr>
-          <w:b w:val="0"/>
-        </w:rPr>
-      </w:r>
-      <w:bookmarkStart w:name="BUIU DUPLO" w:id="15"/>
       <w:bookmarkEnd w:id="15"/>
-      <w:r>
-        <w:rPr>
-          <w:b w:val="0"/>
-        </w:rPr>
-      </w:r>
-      <w:bookmarkStart w:name="X-CALABRESA." w:id="16"/>
       <w:bookmarkEnd w:id="16"/>
-      <w:r>
-        <w:rPr>
-          <w:b w:val="0"/>
-        </w:rPr>
-      </w:r>
-      <w:bookmarkStart w:name="BURGUER DE CAMARÃO" w:id="17"/>
       <w:bookmarkEnd w:id="17"/>
-      <w:r>
-        <w:rPr>
-          <w:b w:val="0"/>
-        </w:rPr>
-      </w:r>
-      <w:bookmarkStart w:name="X-CAMARÃO" w:id="18"/>
       <w:bookmarkEnd w:id="18"/>
-      <w:r>
-        <w:rPr>
-          <w:b w:val="0"/>
-        </w:rPr>
-      </w:r>
-      <w:bookmarkStart w:name="FRAMARÃO" w:id="19"/>
       <w:bookmarkEnd w:id="19"/>
-      <w:r>
-        <w:rPr>
-          <w:b w:val="0"/>
-        </w:rPr>
-      </w:r>
-      <w:bookmarkStart w:name="COMBO PERFEITO" w:id="20"/>
       <w:bookmarkEnd w:id="20"/>
-      <w:r>
-        <w:rPr>
-          <w:b w:val="0"/>
-        </w:rPr>
-      </w:r>
-      <w:bookmarkStart w:name="VIRA" w:id="21"/>
       <w:bookmarkEnd w:id="21"/>
-      <w:r>
-        <w:rPr>
-          <w:b w:val="0"/>
-        </w:rPr>
-      </w:r>
-      <w:bookmarkStart w:name="NA COMPRA DE QUALQUER SANDUÍCHE COM MAIS" w:id="22"/>
-      <w:bookmarkEnd w:id="22"/>
-      <w:r>
-        <w:rPr>
-          <w:b w:val="0"/>
-        </w:rPr>
-      </w:r>
-      <w:bookmarkStart w:name="BUIUSANDUICHES" w:id="23"/>
-      <w:bookmarkEnd w:id="23"/>
-      <w:r>
-        <w:rPr>
-          <w:b w:val="0"/>
-        </w:rPr>
-      </w:r>
       <w:r>
         <w:rPr>
           <w:color w:val="D47320"/>
@@ -208,7 +91,7 @@
           <w:color w:val="D47320"/>
           <w:spacing w:val="-13"/>
         </w:rPr>
-        <w:t> </w:t>
+        <w:t xml:space="preserve"> </w:t>
       </w:r>
       <w:r>
         <w:rPr>
@@ -222,11 +105,10 @@
     <w:p>
       <w:pPr>
         <w:tabs>
-          <w:tab w:pos="2540" w:val="left" w:leader="none"/>
+          <w:tab w:val="left" w:pos="2540"/>
         </w:tabs>
-        <w:spacing w:line="225" w:lineRule="exact" w:before="12"/>
-        <w:ind w:left="559" w:right="0" w:firstLine="0"/>
-        <w:jc w:val="left"/>
+        <w:spacing w:before="12" w:line="225" w:lineRule="exact"/>
+        <w:ind w:left="559"/>
         <w:rPr>
           <w:b/>
           <w:position w:val="2"/>
@@ -270,7 +152,7 @@
           <w:position w:val="2"/>
           <w:sz w:val="17"/>
         </w:rPr>
-        <w:t> </w:t>
+        <w:t xml:space="preserve"> </w:t>
       </w:r>
       <w:r>
         <w:rPr>
@@ -286,7 +168,7 @@
     </w:p>
     <w:p>
       <w:pPr>
-        <w:pStyle w:val="BodyText"/>
+        <w:pStyle w:val="Corpodetexto"/>
         <w:spacing w:line="120" w:lineRule="exact"/>
         <w:ind w:left="561"/>
       </w:pPr>
@@ -303,7 +185,7 @@
           <w:color w:val="B8A899"/>
           <w:spacing w:val="1"/>
         </w:rPr>
-        <w:t> </w:t>
+        <w:t xml:space="preserve"> </w:t>
       </w:r>
       <w:r>
         <w:rPr>
@@ -318,7 +200,7 @@
           <w:color w:val="B8A899"/>
           <w:spacing w:val="2"/>
         </w:rPr>
-        <w:t> </w:t>
+        <w:t xml:space="preserve"> </w:t>
       </w:r>
       <w:r>
         <w:rPr>
@@ -333,7 +215,7 @@
           <w:color w:val="B8A899"/>
           <w:spacing w:val="1"/>
         </w:rPr>
-        <w:t> </w:t>
+        <w:t xml:space="preserve"> </w:t>
       </w:r>
       <w:r>
         <w:rPr>
@@ -348,7 +230,7 @@
           <w:color w:val="B8A899"/>
           <w:spacing w:val="2"/>
         </w:rPr>
-        <w:t> </w:t>
+        <w:t xml:space="preserve"> </w:t>
       </w:r>
       <w:r>
         <w:rPr>
@@ -363,7 +245,7 @@
           <w:color w:val="B8A899"/>
           <w:spacing w:val="2"/>
         </w:rPr>
-        <w:t> </w:t>
+        <w:t xml:space="preserve"> </w:t>
       </w:r>
       <w:r>
         <w:rPr>
@@ -378,7 +260,7 @@
           <w:color w:val="B8A899"/>
           <w:spacing w:val="1"/>
         </w:rPr>
-        <w:t> </w:t>
+        <w:t xml:space="preserve"> </w:t>
       </w:r>
       <w:r>
         <w:rPr>
@@ -392,15 +274,13 @@
     <w:p>
       <w:pPr>
         <w:spacing w:before="107"/>
-        <w:ind w:left="507" w:right="0" w:firstLine="0"/>
-        <w:jc w:val="left"/>
+        <w:ind w:left="507"/>
         <w:rPr>
           <w:b/>
           <w:sz w:val="21"/>
         </w:rPr>
       </w:pPr>
       <w:r>
-        <w:rPr/>
         <w:br w:type="column"/>
       </w:r>
       <w:r>
@@ -419,7 +299,7 @@
           <w:spacing w:val="-6"/>
           <w:sz w:val="21"/>
         </w:rPr>
-        <w:t> </w:t>
+        <w:t xml:space="preserve"> </w:t>
       </w:r>
       <w:r>
         <w:rPr>
@@ -437,7 +317,7 @@
           <w:spacing w:val="-5"/>
           <w:sz w:val="21"/>
         </w:rPr>
-        <w:t> </w:t>
+        <w:t xml:space="preserve"> </w:t>
       </w:r>
       <w:r>
         <w:rPr>
@@ -452,9 +332,8 @@
     </w:p>
     <w:p>
       <w:pPr>
-        <w:spacing w:line="236" w:lineRule="exact" w:before="6"/>
-        <w:ind w:left="507" w:right="0" w:firstLine="0"/>
-        <w:jc w:val="left"/>
+        <w:spacing w:before="6" w:line="236" w:lineRule="exact"/>
+        <w:ind w:left="507"/>
         <w:rPr>
           <w:b/>
           <w:sz w:val="20"/>
@@ -463,10 +342,11 @@
       <w:r>
         <w:rPr>
           <w:b/>
+          <w:noProof/>
           <w:sz w:val="20"/>
         </w:rPr>
         <w:drawing>
-          <wp:anchor distT="0" distB="0" distL="0" distR="0" allowOverlap="1" layoutInCell="1" locked="0" behindDoc="1" simplePos="0" relativeHeight="487426560">
+          <wp:anchor distT="0" distB="0" distL="0" distR="0" simplePos="0" relativeHeight="487426560" behindDoc="1" locked="0" layoutInCell="1" allowOverlap="1" wp14:anchorId="69150945" wp14:editId="67119812">
             <wp:simplePos x="0" y="0"/>
             <wp:positionH relativeFrom="page">
               <wp:posOffset>2633533</wp:posOffset>
@@ -479,17 +359,17 @@
             <wp:wrapNone/>
             <wp:docPr id="1" name="Image 1"/>
             <wp:cNvGraphicFramePr>
-              <a:graphicFrameLocks/>
+              <a:graphicFrameLocks xmlns:a="http://schemas.openxmlformats.org/drawingml/2006/main"/>
             </wp:cNvGraphicFramePr>
-            <a:graphic>
+            <a:graphic xmlns:a="http://schemas.openxmlformats.org/drawingml/2006/main">
               <a:graphicData uri="http://schemas.openxmlformats.org/drawingml/2006/picture">
-                <pic:pic>
+                <pic:pic xmlns:pic="http://schemas.openxmlformats.org/drawingml/2006/picture">
                   <pic:nvPicPr>
                     <pic:cNvPr id="1" name="Image 1"/>
                     <pic:cNvPicPr/>
                   </pic:nvPicPr>
                   <pic:blipFill>
-                    <a:blip r:embed="rId5" cstate="print"/>
+                    <a:blip r:embed="rId4" cstate="print"/>
                     <a:stretch>
                       <a:fillRect/>
                     </a:stretch>
@@ -527,7 +407,7 @@
           <w:position w:val="2"/>
           <w:sz w:val="17"/>
         </w:rPr>
-        <w:t> </w:t>
+        <w:t xml:space="preserve"> </w:t>
       </w:r>
       <w:r>
         <w:rPr>
@@ -545,7 +425,7 @@
           <w:spacing w:val="-18"/>
           <w:sz w:val="20"/>
         </w:rPr>
-        <w:t> </w:t>
+        <w:t xml:space="preserve"> </w:t>
       </w:r>
       <w:r>
         <w:rPr>
@@ -560,7 +440,7 @@
     </w:p>
     <w:p>
       <w:pPr>
-        <w:pStyle w:val="BodyText"/>
+        <w:pStyle w:val="Corpodetexto"/>
         <w:spacing w:line="232" w:lineRule="auto"/>
         <w:ind w:left="510" w:right="127"/>
       </w:pPr>
@@ -576,7 +456,7 @@
         <w:rPr>
           <w:color w:val="B8A899"/>
         </w:rPr>
-        <w:t> </w:t>
+        <w:t xml:space="preserve"> </w:t>
       </w:r>
       <w:r>
         <w:rPr>
@@ -590,7 +470,7 @@
         <w:rPr>
           <w:color w:val="B8A899"/>
         </w:rPr>
-        <w:t> </w:t>
+        <w:t xml:space="preserve"> </w:t>
       </w:r>
       <w:r>
         <w:rPr>
@@ -604,7 +484,7 @@
         <w:rPr>
           <w:color w:val="B8A899"/>
         </w:rPr>
-        <w:t> </w:t>
+        <w:t xml:space="preserve"> </w:t>
       </w:r>
       <w:r>
         <w:rPr>
@@ -618,7 +498,7 @@
         <w:rPr>
           <w:color w:val="B8A899"/>
         </w:rPr>
-        <w:t> </w:t>
+        <w:t xml:space="preserve"> </w:t>
       </w:r>
       <w:r>
         <w:rPr>
@@ -632,7 +512,7 @@
         <w:rPr>
           <w:color w:val="B8A899"/>
         </w:rPr>
-        <w:t> </w:t>
+        <w:t xml:space="preserve"> </w:t>
       </w:r>
       <w:r>
         <w:rPr>
@@ -646,7 +526,7 @@
         <w:rPr>
           <w:color w:val="B8A899"/>
         </w:rPr>
-        <w:t> </w:t>
+        <w:t xml:space="preserve"> </w:t>
       </w:r>
       <w:r>
         <w:rPr>
@@ -660,7 +540,7 @@
         <w:rPr>
           <w:color w:val="B8A899"/>
         </w:rPr>
-        <w:t> </w:t>
+        <w:t xml:space="preserve"> </w:t>
       </w:r>
       <w:r>
         <w:rPr>
@@ -675,7 +555,7 @@
           <w:color w:val="B8A899"/>
           <w:spacing w:val="40"/>
         </w:rPr>
-        <w:t> </w:t>
+        <w:t xml:space="preserve"> </w:t>
       </w:r>
       <w:r>
         <w:rPr>
@@ -690,7 +570,7 @@
           <w:spacing w:val="-1"/>
           <w:w w:val="75"/>
         </w:rPr>
-        <w:t> </w:t>
+        <w:t xml:space="preserve"> </w:t>
       </w:r>
       <w:r>
         <w:rPr>
@@ -705,7 +585,7 @@
           <w:spacing w:val="-1"/>
           <w:w w:val="75"/>
         </w:rPr>
-        <w:t> </w:t>
+        <w:t xml:space="preserve"> </w:t>
       </w:r>
       <w:r>
         <w:rPr>
@@ -720,7 +600,7 @@
           <w:spacing w:val="-1"/>
           <w:w w:val="75"/>
         </w:rPr>
-        <w:t> </w:t>
+        <w:t xml:space="preserve"> </w:t>
       </w:r>
       <w:r>
         <w:rPr>
@@ -734,7 +614,7 @@
           <w:color w:val="B8A899"/>
           <w:spacing w:val="-8"/>
         </w:rPr>
-        <w:t> </w:t>
+        <w:t xml:space="preserve"> </w:t>
       </w:r>
       <w:r>
         <w:rPr>
@@ -748,7 +628,7 @@
           <w:color w:val="B8A899"/>
           <w:spacing w:val="-8"/>
         </w:rPr>
-        <w:t> </w:t>
+        <w:t xml:space="preserve"> </w:t>
       </w:r>
       <w:r>
         <w:rPr>
@@ -760,13 +640,13 @@
     </w:p>
     <w:p>
       <w:pPr>
-        <w:pStyle w:val="BodyText"/>
-        <w:spacing w:after="0" w:line="232" w:lineRule="auto"/>
+        <w:pStyle w:val="Corpodetexto"/>
+        <w:spacing w:line="232" w:lineRule="auto"/>
         <w:sectPr>
           <w:type w:val="continuous"/>
           <w:pgSz w:w="10800" w:h="7680" w:orient="landscape"/>
-          <w:pgMar w:top="0" w:bottom="0" w:left="0" w:right="0"/>
-          <w:cols w:num="2" w:equalWidth="0">
+          <w:pgMar w:top="0" w:right="0" w:bottom="0" w:left="0" w:header="720" w:footer="720" w:gutter="0"/>
+          <w:cols w:num="2" w:space="720" w:equalWidth="0">
             <w:col w:w="3048" w:space="3931"/>
             <w:col w:w="3821"/>
           </w:cols>
@@ -775,9 +655,8 @@
     </w:p>
     <w:p>
       <w:pPr>
-        <w:spacing w:line="200" w:lineRule="exact" w:before="61"/>
-        <w:ind w:left="559" w:right="0" w:firstLine="0"/>
-        <w:jc w:val="left"/>
+        <w:spacing w:before="61" w:line="200" w:lineRule="exact"/>
+        <w:ind w:left="559"/>
         <w:rPr>
           <w:b/>
           <w:sz w:val="18"/>
@@ -806,15 +685,13 @@
     <w:p>
       <w:pPr>
         <w:spacing w:before="76"/>
-        <w:ind w:left="559" w:right="0" w:firstLine="0"/>
-        <w:jc w:val="left"/>
+        <w:ind w:left="559"/>
         <w:rPr>
           <w:b/>
           <w:sz w:val="15"/>
         </w:rPr>
       </w:pPr>
       <w:r>
-        <w:rPr/>
         <w:br w:type="column"/>
       </w:r>
       <w:r>
@@ -834,7 +711,7 @@
           <w:spacing w:val="-11"/>
           <w:sz w:val="15"/>
         </w:rPr>
-        <w:t> </w:t>
+        <w:t xml:space="preserve"> </w:t>
       </w:r>
       <w:r>
         <w:rPr>
@@ -849,16 +726,14 @@
     </w:p>
     <w:p>
       <w:pPr>
-        <w:spacing w:line="215" w:lineRule="exact" w:before="46"/>
-        <w:ind w:left="559" w:right="0" w:firstLine="0"/>
-        <w:jc w:val="left"/>
+        <w:spacing w:before="46" w:line="215" w:lineRule="exact"/>
+        <w:ind w:left="559"/>
         <w:rPr>
           <w:b/>
           <w:sz w:val="18"/>
         </w:rPr>
       </w:pPr>
       <w:r>
-        <w:rPr/>
         <w:br w:type="column"/>
       </w:r>
       <w:r>
@@ -877,7 +752,7 @@
           <w:spacing w:val="14"/>
           <w:sz w:val="17"/>
         </w:rPr>
-        <w:t> </w:t>
+        <w:t xml:space="preserve"> </w:t>
       </w:r>
       <w:r>
         <w:rPr>
@@ -895,7 +770,7 @@
           <w:spacing w:val="-11"/>
           <w:sz w:val="18"/>
         </w:rPr>
-        <w:t> </w:t>
+        <w:t xml:space="preserve"> </w:t>
       </w:r>
       <w:r>
         <w:rPr>
@@ -910,8 +785,7 @@
     </w:p>
     <w:p>
       <w:pPr>
-        <w:spacing w:after="0" w:line="215" w:lineRule="exact"/>
-        <w:jc w:val="left"/>
+        <w:spacing w:line="215" w:lineRule="exact"/>
         <w:rPr>
           <w:b/>
           <w:sz w:val="18"/>
@@ -919,8 +793,8 @@
         <w:sectPr>
           <w:type w:val="continuous"/>
           <w:pgSz w:w="10800" w:h="7680" w:orient="landscape"/>
-          <w:pgMar w:top="0" w:bottom="0" w:left="0" w:right="0"/>
-          <w:cols w:num="3" w:equalWidth="0">
+          <w:pgMar w:top="0" w:right="0" w:bottom="0" w:left="0" w:header="720" w:footer="720" w:gutter="0"/>
+          <w:cols w:num="3" w:space="720" w:equalWidth="0">
             <w:col w:w="1333" w:space="636"/>
             <w:col w:w="1041" w:space="3939"/>
             <w:col w:w="3851"/>
@@ -930,8 +804,8 @@
     </w:p>
     <w:p>
       <w:pPr>
-        <w:pStyle w:val="BodyText"/>
-        <w:spacing w:line="208" w:lineRule="auto" w:before="13"/>
+        <w:pStyle w:val="Corpodetexto"/>
+        <w:spacing w:before="13" w:line="208" w:lineRule="auto"/>
         <w:ind w:left="559" w:right="38"/>
       </w:pPr>
       <w:r>
@@ -946,7 +820,7 @@
           <w:color w:val="B8A899"/>
           <w:spacing w:val="-10"/>
         </w:rPr>
-        <w:t> </w:t>
+        <w:t xml:space="preserve"> </w:t>
       </w:r>
       <w:r>
         <w:rPr>
@@ -960,7 +834,7 @@
           <w:color w:val="B8A899"/>
           <w:spacing w:val="-10"/>
         </w:rPr>
-        <w:t> </w:t>
+        <w:t xml:space="preserve"> </w:t>
       </w:r>
       <w:r>
         <w:rPr>
@@ -974,7 +848,7 @@
           <w:color w:val="B8A899"/>
           <w:spacing w:val="-10"/>
         </w:rPr>
-        <w:t> </w:t>
+        <w:t xml:space="preserve"> </w:t>
       </w:r>
       <w:r>
         <w:rPr>
@@ -988,7 +862,7 @@
           <w:color w:val="B8A899"/>
           <w:spacing w:val="-10"/>
         </w:rPr>
-        <w:t> </w:t>
+        <w:t xml:space="preserve"> </w:t>
       </w:r>
       <w:r>
         <w:rPr>
@@ -1002,7 +876,7 @@
           <w:color w:val="B8A899"/>
           <w:spacing w:val="-10"/>
         </w:rPr>
-        <w:t> </w:t>
+        <w:t xml:space="preserve"> </w:t>
       </w:r>
       <w:r>
         <w:rPr>
@@ -1016,7 +890,7 @@
           <w:color w:val="B8A899"/>
           <w:spacing w:val="-10"/>
         </w:rPr>
-        <w:t> </w:t>
+        <w:t xml:space="preserve"> </w:t>
       </w:r>
       <w:r>
         <w:rPr>
@@ -1030,7 +904,7 @@
           <w:color w:val="B8A899"/>
           <w:spacing w:val="40"/>
         </w:rPr>
-        <w:t> </w:t>
+        <w:t xml:space="preserve"> </w:t>
       </w:r>
       <w:r>
         <w:rPr>
@@ -1043,8 +917,8 @@
     </w:p>
     <w:p>
       <w:pPr>
-        <w:pStyle w:val="BodyText"/>
-        <w:spacing w:line="208" w:lineRule="auto" w:before="34"/>
+        <w:pStyle w:val="Corpodetexto"/>
+        <w:spacing w:before="34" w:line="208" w:lineRule="auto"/>
         <w:ind w:left="559" w:right="794"/>
       </w:pPr>
       <w:r>
@@ -1065,7 +939,7 @@
           <w:color w:val="B8A899"/>
           <w:spacing w:val="-9"/>
         </w:rPr>
-        <w:t> </w:t>
+        <w:t xml:space="preserve"> </w:t>
       </w:r>
       <w:r>
         <w:rPr>
@@ -1079,7 +953,7 @@
           <w:color w:val="B8A899"/>
           <w:spacing w:val="-9"/>
         </w:rPr>
-        <w:t> </w:t>
+        <w:t xml:space="preserve"> </w:t>
       </w:r>
       <w:r>
         <w:rPr>
@@ -1093,7 +967,7 @@
           <w:color w:val="B8A899"/>
           <w:spacing w:val="-9"/>
         </w:rPr>
-        <w:t> </w:t>
+        <w:t xml:space="preserve"> </w:t>
       </w:r>
       <w:r>
         <w:rPr>
@@ -1107,7 +981,7 @@
           <w:color w:val="B8A899"/>
           <w:spacing w:val="-9"/>
         </w:rPr>
-        <w:t> </w:t>
+        <w:t xml:space="preserve"> </w:t>
       </w:r>
       <w:r>
         <w:rPr>
@@ -1121,7 +995,7 @@
           <w:color w:val="B8A899"/>
           <w:spacing w:val="-9"/>
         </w:rPr>
-        <w:t> </w:t>
+        <w:t xml:space="preserve"> </w:t>
       </w:r>
       <w:r>
         <w:rPr>
@@ -1135,7 +1009,7 @@
           <w:color w:val="B8A899"/>
           <w:spacing w:val="-9"/>
         </w:rPr>
-        <w:t> </w:t>
+        <w:t xml:space="preserve"> </w:t>
       </w:r>
       <w:r>
         <w:rPr>
@@ -1149,7 +1023,7 @@
           <w:color w:val="B8A899"/>
           <w:spacing w:val="-9"/>
         </w:rPr>
-        <w:t> </w:t>
+        <w:t xml:space="preserve"> </w:t>
       </w:r>
       <w:r>
         <w:rPr>
@@ -1163,7 +1037,7 @@
           <w:color w:val="B8A899"/>
           <w:spacing w:val="40"/>
         </w:rPr>
-        <w:t> </w:t>
+        <w:t xml:space="preserve"> </w:t>
       </w:r>
       <w:r>
         <w:rPr>
@@ -1175,13 +1049,13 @@
     </w:p>
     <w:p>
       <w:pPr>
-        <w:pStyle w:val="BodyText"/>
-        <w:spacing w:after="0" w:line="208" w:lineRule="auto"/>
+        <w:pStyle w:val="Corpodetexto"/>
+        <w:spacing w:line="208" w:lineRule="auto"/>
         <w:sectPr>
           <w:type w:val="continuous"/>
           <w:pgSz w:w="10800" w:h="7680" w:orient="landscape"/>
-          <w:pgMar w:top="0" w:bottom="0" w:left="0" w:right="0"/>
-          <w:cols w:num="2" w:equalWidth="0">
+          <w:pgMar w:top="0" w:right="0" w:bottom="0" w:left="0" w:header="720" w:footer="720" w:gutter="0"/>
+          <w:cols w:num="2" w:space="720" w:equalWidth="0">
             <w:col w:w="2899" w:space="4031"/>
             <w:col w:w="3870"/>
           </w:cols>
@@ -1190,9 +1064,8 @@
     </w:p>
     <w:p>
       <w:pPr>
-        <w:spacing w:line="249" w:lineRule="exact" w:before="35"/>
-        <w:ind w:left="523" w:right="0" w:firstLine="0"/>
-        <w:jc w:val="left"/>
+        <w:spacing w:before="35" w:line="249" w:lineRule="exact"/>
+        <w:ind w:left="523"/>
         <w:rPr>
           <w:b/>
           <w:sz w:val="21"/>
@@ -1211,8 +1084,8 @@
     </w:p>
     <w:p>
       <w:pPr>
-        <w:pStyle w:val="BodyText"/>
-        <w:spacing w:line="208" w:lineRule="auto" w:before="9"/>
+        <w:pStyle w:val="Corpodetexto"/>
+        <w:spacing w:before="9" w:line="208" w:lineRule="auto"/>
         <w:ind w:left="533"/>
       </w:pPr>
       <w:r>
@@ -1227,7 +1100,7 @@
         <w:rPr>
           <w:color w:val="B8A899"/>
         </w:rPr>
-        <w:t> </w:t>
+        <w:t xml:space="preserve"> </w:t>
       </w:r>
       <w:r>
         <w:rPr>
@@ -1241,7 +1114,7 @@
         <w:rPr>
           <w:color w:val="B8A899"/>
         </w:rPr>
-        <w:t> </w:t>
+        <w:t xml:space="preserve"> </w:t>
       </w:r>
       <w:r>
         <w:rPr>
@@ -1255,7 +1128,7 @@
         <w:rPr>
           <w:color w:val="B8A899"/>
         </w:rPr>
-        <w:t> </w:t>
+        <w:t xml:space="preserve"> </w:t>
       </w:r>
       <w:r>
         <w:rPr>
@@ -1269,7 +1142,7 @@
         <w:rPr>
           <w:color w:val="B8A899"/>
         </w:rPr>
-        <w:t> </w:t>
+        <w:t xml:space="preserve"> </w:t>
       </w:r>
       <w:r>
         <w:rPr>
@@ -1284,7 +1157,7 @@
           <w:color w:val="B8A899"/>
           <w:spacing w:val="40"/>
         </w:rPr>
-        <w:t> </w:t>
+        <w:t xml:space="preserve"> </w:t>
       </w:r>
       <w:r>
         <w:rPr>
@@ -1300,7 +1173,7 @@
           <w:spacing w:val="-3"/>
           <w:w w:val="80"/>
         </w:rPr>
-        <w:t> </w:t>
+        <w:t xml:space="preserve"> </w:t>
       </w:r>
       <w:r>
         <w:rPr>
@@ -1315,7 +1188,7 @@
           <w:color w:val="B8A899"/>
           <w:spacing w:val="-8"/>
         </w:rPr>
-        <w:t> </w:t>
+        <w:t xml:space="preserve"> </w:t>
       </w:r>
       <w:r>
         <w:rPr>
@@ -1330,7 +1203,7 @@
           <w:color w:val="B8A899"/>
           <w:spacing w:val="-8"/>
         </w:rPr>
-        <w:t> </w:t>
+        <w:t xml:space="preserve"> </w:t>
       </w:r>
       <w:r>
         <w:rPr>
@@ -1343,9 +1216,8 @@
     </w:p>
     <w:p>
       <w:pPr>
-        <w:spacing w:line="216" w:lineRule="exact" w:before="55"/>
-        <w:ind w:left="535" w:right="0" w:firstLine="0"/>
-        <w:jc w:val="left"/>
+        <w:spacing w:before="55" w:line="216" w:lineRule="exact"/>
+        <w:ind w:left="535"/>
         <w:rPr>
           <w:b/>
           <w:sz w:val="19"/>
@@ -1374,15 +1246,13 @@
     <w:p>
       <w:pPr>
         <w:spacing w:before="89"/>
-        <w:ind w:left="101" w:right="0" w:firstLine="0"/>
-        <w:jc w:val="left"/>
+        <w:ind w:left="101"/>
         <w:rPr>
           <w:b/>
           <w:sz w:val="15"/>
         </w:rPr>
       </w:pPr>
       <w:r>
-        <w:rPr/>
         <w:br w:type="column"/>
       </w:r>
       <w:r>
@@ -1401,7 +1271,7 @@
           <w:spacing w:val="-8"/>
           <w:sz w:val="15"/>
         </w:rPr>
-        <w:t> </w:t>
+        <w:t xml:space="preserve"> </w:t>
       </w:r>
       <w:r>
         <w:rPr>
@@ -1416,7 +1286,7 @@
     </w:p>
     <w:p>
       <w:pPr>
-        <w:pStyle w:val="BodyText"/>
+        <w:pStyle w:val="Corpodetexto"/>
         <w:spacing w:before="83"/>
         <w:rPr>
           <w:sz w:val="15"/>
@@ -1425,9 +1295,7 @@
     </w:p>
     <w:p>
       <w:pPr>
-        <w:spacing w:before="0"/>
-        <w:ind w:left="104" w:right="0" w:firstLine="0"/>
-        <w:jc w:val="left"/>
+        <w:ind w:left="104"/>
         <w:rPr>
           <w:b/>
           <w:sz w:val="14"/>
@@ -1450,14 +1318,13 @@
           <w:w w:val="75"/>
           <w:sz w:val="14"/>
         </w:rPr>
-        <w:t> 20,00</w:t>
-      </w:r>
-    </w:p>
-    <w:p>
-      <w:pPr>
-        <w:spacing w:line="230" w:lineRule="exact" w:before="34"/>
-        <w:ind w:left="539" w:right="0" w:firstLine="0"/>
-        <w:jc w:val="left"/>
+        <w:t xml:space="preserve"> 20,00</w:t>
+      </w:r>
+    </w:p>
+    <w:p>
+      <w:pPr>
+        <w:spacing w:before="34" w:line="230" w:lineRule="exact"/>
+        <w:ind w:left="539"/>
         <w:rPr>
           <w:b/>
           <w:position w:val="1"/>
@@ -1465,7 +1332,6 @@
         </w:rPr>
       </w:pPr>
       <w:r>
-        <w:rPr/>
         <w:br w:type="column"/>
       </w:r>
       <w:r>
@@ -1484,7 +1350,7 @@
           <w:spacing w:val="-12"/>
           <w:sz w:val="18"/>
         </w:rPr>
-        <w:t> </w:t>
+        <w:t xml:space="preserve"> </w:t>
       </w:r>
       <w:r>
         <w:rPr>
@@ -1502,7 +1368,7 @@
           <w:spacing w:val="23"/>
           <w:sz w:val="18"/>
         </w:rPr>
-        <w:t> </w:t>
+        <w:t xml:space="preserve"> </w:t>
       </w:r>
       <w:r>
         <w:rPr>
@@ -1522,7 +1388,7 @@
           <w:position w:val="1"/>
           <w:sz w:val="19"/>
         </w:rPr>
-        <w:t> </w:t>
+        <w:t xml:space="preserve"> </w:t>
       </w:r>
       <w:r>
         <w:rPr>
@@ -1538,9 +1404,8 @@
     </w:p>
     <w:p>
       <w:pPr>
-        <w:spacing w:line="184" w:lineRule="auto" w:before="13"/>
-        <w:ind w:left="523" w:right="416" w:firstLine="0"/>
-        <w:jc w:val="left"/>
+        <w:spacing w:before="13" w:line="184" w:lineRule="auto"/>
+        <w:ind w:left="523" w:right="416"/>
         <w:rPr>
           <w:b/>
           <w:sz w:val="9"/>
@@ -1562,7 +1427,7 @@
           <w:spacing w:val="-6"/>
           <w:sz w:val="9"/>
         </w:rPr>
-        <w:t> </w:t>
+        <w:t xml:space="preserve"> </w:t>
       </w:r>
       <w:r>
         <w:rPr>
@@ -1580,7 +1445,7 @@
           <w:spacing w:val="-6"/>
           <w:sz w:val="9"/>
         </w:rPr>
-        <w:t> </w:t>
+        <w:t xml:space="preserve"> </w:t>
       </w:r>
       <w:r>
         <w:rPr>
@@ -1598,7 +1463,7 @@
           <w:spacing w:val="-6"/>
           <w:sz w:val="9"/>
         </w:rPr>
-        <w:t> </w:t>
+        <w:t xml:space="preserve"> </w:t>
       </w:r>
       <w:r>
         <w:rPr>
@@ -1616,7 +1481,7 @@
           <w:spacing w:val="-6"/>
           <w:sz w:val="9"/>
         </w:rPr>
-        <w:t> </w:t>
+        <w:t xml:space="preserve"> </w:t>
       </w:r>
       <w:r>
         <w:rPr>
@@ -1634,7 +1499,7 @@
           <w:spacing w:val="-6"/>
           <w:sz w:val="9"/>
         </w:rPr>
-        <w:t> </w:t>
+        <w:t xml:space="preserve"> </w:t>
       </w:r>
       <w:r>
         <w:rPr>
@@ -1652,7 +1517,7 @@
           <w:spacing w:val="-6"/>
           <w:sz w:val="9"/>
         </w:rPr>
-        <w:t> </w:t>
+        <w:t xml:space="preserve"> </w:t>
       </w:r>
       <w:r>
         <w:rPr>
@@ -1670,7 +1535,7 @@
           <w:spacing w:val="-6"/>
           <w:sz w:val="9"/>
         </w:rPr>
-        <w:t> </w:t>
+        <w:t xml:space="preserve"> </w:t>
       </w:r>
       <w:r>
         <w:rPr>
@@ -1688,7 +1553,7 @@
           <w:spacing w:val="-6"/>
           <w:sz w:val="9"/>
         </w:rPr>
-        <w:t> </w:t>
+        <w:t xml:space="preserve"> </w:t>
       </w:r>
       <w:r>
         <w:rPr>
@@ -1706,7 +1571,7 @@
           <w:spacing w:val="-6"/>
           <w:sz w:val="9"/>
         </w:rPr>
-        <w:t> </w:t>
+        <w:t xml:space="preserve"> </w:t>
       </w:r>
       <w:r>
         <w:rPr>
@@ -1724,7 +1589,7 @@
           <w:spacing w:val="-6"/>
           <w:sz w:val="9"/>
         </w:rPr>
-        <w:t> </w:t>
+        <w:t xml:space="preserve"> </w:t>
       </w:r>
       <w:r>
         <w:rPr>
@@ -1742,7 +1607,7 @@
           <w:spacing w:val="-6"/>
           <w:sz w:val="9"/>
         </w:rPr>
-        <w:t> </w:t>
+        <w:t xml:space="preserve"> </w:t>
       </w:r>
       <w:r>
         <w:rPr>
@@ -1760,7 +1625,7 @@
           <w:spacing w:val="-6"/>
           <w:sz w:val="9"/>
         </w:rPr>
-        <w:t> </w:t>
+        <w:t xml:space="preserve"> </w:t>
       </w:r>
       <w:r>
         <w:rPr>
@@ -1778,7 +1643,7 @@
           <w:spacing w:val="-6"/>
           <w:sz w:val="9"/>
         </w:rPr>
-        <w:t> </w:t>
+        <w:t xml:space="preserve"> </w:t>
       </w:r>
       <w:r>
         <w:rPr>
@@ -1796,7 +1661,7 @@
           <w:spacing w:val="40"/>
           <w:sz w:val="9"/>
         </w:rPr>
-        <w:t> </w:t>
+        <w:t xml:space="preserve"> </w:t>
       </w:r>
       <w:r>
         <w:rPr>
@@ -1814,7 +1679,7 @@
           <w:spacing w:val="-8"/>
           <w:sz w:val="9"/>
         </w:rPr>
-        <w:t> </w:t>
+        <w:t xml:space="preserve"> </w:t>
       </w:r>
       <w:r>
         <w:rPr>
@@ -1832,7 +1697,7 @@
           <w:spacing w:val="-8"/>
           <w:sz w:val="9"/>
         </w:rPr>
-        <w:t> </w:t>
+        <w:t xml:space="preserve"> </w:t>
       </w:r>
       <w:r>
         <w:rPr>
@@ -1850,7 +1715,7 @@
           <w:spacing w:val="-8"/>
           <w:sz w:val="9"/>
         </w:rPr>
-        <w:t> </w:t>
+        <w:t xml:space="preserve"> </w:t>
       </w:r>
       <w:r>
         <w:rPr>
@@ -1868,7 +1733,7 @@
           <w:spacing w:val="-8"/>
           <w:sz w:val="9"/>
         </w:rPr>
-        <w:t> </w:t>
+        <w:t xml:space="preserve"> </w:t>
       </w:r>
       <w:r>
         <w:rPr>
@@ -1886,7 +1751,7 @@
           <w:spacing w:val="-8"/>
           <w:sz w:val="9"/>
         </w:rPr>
-        <w:t> </w:t>
+        <w:t xml:space="preserve"> </w:t>
       </w:r>
       <w:r>
         <w:rPr>
@@ -1904,7 +1769,7 @@
           <w:spacing w:val="-8"/>
           <w:sz w:val="9"/>
         </w:rPr>
-        <w:t> </w:t>
+        <w:t xml:space="preserve"> </w:t>
       </w:r>
       <w:r>
         <w:rPr>
@@ -1922,7 +1787,7 @@
           <w:spacing w:val="-8"/>
           <w:sz w:val="9"/>
         </w:rPr>
-        <w:t> </w:t>
+        <w:t xml:space="preserve"> </w:t>
       </w:r>
       <w:r>
         <w:rPr>
@@ -1940,7 +1805,7 @@
           <w:spacing w:val="-8"/>
           <w:sz w:val="9"/>
         </w:rPr>
-        <w:t> </w:t>
+        <w:t xml:space="preserve"> </w:t>
       </w:r>
       <w:r>
         <w:rPr>
@@ -1958,7 +1823,7 @@
           <w:spacing w:val="-8"/>
           <w:sz w:val="9"/>
         </w:rPr>
-        <w:t> </w:t>
+        <w:t xml:space="preserve"> </w:t>
       </w:r>
       <w:r>
         <w:rPr>
@@ -1976,7 +1841,7 @@
           <w:spacing w:val="40"/>
           <w:sz w:val="9"/>
         </w:rPr>
-        <w:t> </w:t>
+        <w:t xml:space="preserve"> </w:t>
       </w:r>
       <w:r>
         <w:rPr>
@@ -1995,7 +1860,7 @@
           <w:w w:val="75"/>
           <w:sz w:val="9"/>
         </w:rPr>
-        <w:t> </w:t>
+        <w:t xml:space="preserve"> </w:t>
       </w:r>
       <w:r>
         <w:rPr>
@@ -2014,7 +1879,7 @@
           <w:w w:val="75"/>
           <w:sz w:val="9"/>
         </w:rPr>
-        <w:t> </w:t>
+        <w:t xml:space="preserve"> </w:t>
       </w:r>
       <w:r>
         <w:rPr>
@@ -2028,8 +1893,7 @@
     </w:p>
     <w:p>
       <w:pPr>
-        <w:spacing w:after="0" w:line="184" w:lineRule="auto"/>
-        <w:jc w:val="left"/>
+        <w:spacing w:line="184" w:lineRule="auto"/>
         <w:rPr>
           <w:b/>
           <w:sz w:val="9"/>
@@ -2037,8 +1901,8 @@
         <w:sectPr>
           <w:type w:val="continuous"/>
           <w:pgSz w:w="10800" w:h="7680" w:orient="landscape"/>
-          <w:pgMar w:top="0" w:bottom="0" w:left="0" w:right="0"/>
-          <w:cols w:num="3" w:equalWidth="0">
+          <w:pgMar w:top="0" w:right="0" w:bottom="0" w:left="0" w:header="720" w:footer="720" w:gutter="0"/>
+          <w:cols w:num="3" w:space="720" w:equalWidth="0">
             <w:col w:w="2368" w:space="40"/>
             <w:col w:w="599" w:space="3953"/>
             <w:col w:w="3840"/>
@@ -2048,8 +1912,8 @@
     </w:p>
     <w:p>
       <w:pPr>
-        <w:pStyle w:val="BodyText"/>
-        <w:spacing w:line="208" w:lineRule="auto" w:before="21"/>
+        <w:pStyle w:val="Corpodetexto"/>
+        <w:spacing w:before="21" w:line="208" w:lineRule="auto"/>
         <w:ind w:left="533" w:right="107"/>
       </w:pPr>
       <w:r>
@@ -2064,7 +1928,7 @@
           <w:color w:val="B8A899"/>
           <w:spacing w:val="-8"/>
         </w:rPr>
-        <w:t> </w:t>
+        <w:t xml:space="preserve"> </w:t>
       </w:r>
       <w:r>
         <w:rPr>
@@ -2078,7 +1942,7 @@
           <w:color w:val="B8A899"/>
           <w:spacing w:val="-8"/>
         </w:rPr>
-        <w:t> </w:t>
+        <w:t xml:space="preserve"> </w:t>
       </w:r>
       <w:r>
         <w:rPr>
@@ -2092,7 +1956,7 @@
           <w:color w:val="B8A899"/>
           <w:spacing w:val="-8"/>
         </w:rPr>
-        <w:t> </w:t>
+        <w:t xml:space="preserve"> </w:t>
       </w:r>
       <w:r>
         <w:rPr>
@@ -2106,7 +1970,7 @@
           <w:color w:val="B8A899"/>
           <w:spacing w:val="-8"/>
         </w:rPr>
-        <w:t> </w:t>
+        <w:t xml:space="preserve"> </w:t>
       </w:r>
       <w:r>
         <w:rPr>
@@ -2120,7 +1984,7 @@
           <w:color w:val="B8A899"/>
           <w:spacing w:val="-8"/>
         </w:rPr>
-        <w:t> </w:t>
+        <w:t xml:space="preserve"> </w:t>
       </w:r>
       <w:r>
         <w:rPr>
@@ -2134,7 +1998,7 @@
           <w:color w:val="B8A899"/>
           <w:spacing w:val="40"/>
         </w:rPr>
-        <w:t> </w:t>
+        <w:t xml:space="preserve"> </w:t>
       </w:r>
       <w:r>
         <w:rPr>
@@ -2147,11 +2011,10 @@
     <w:p>
       <w:pPr>
         <w:tabs>
-          <w:tab w:pos="2515" w:val="left" w:leader="none"/>
+          <w:tab w:val="left" w:pos="2515"/>
         </w:tabs>
-        <w:spacing w:line="229" w:lineRule="exact" w:before="82"/>
-        <w:ind w:left="532" w:right="0" w:firstLine="0"/>
-        <w:jc w:val="left"/>
+        <w:spacing w:before="82" w:line="229" w:lineRule="exact"/>
+        <w:ind w:left="532"/>
         <w:rPr>
           <w:b/>
           <w:position w:val="1"/>
@@ -2204,7 +2067,7 @@
           <w:position w:val="1"/>
           <w:sz w:val="15"/>
         </w:rPr>
-        <w:t> </w:t>
+        <w:t xml:space="preserve"> </w:t>
       </w:r>
       <w:r>
         <w:rPr>
@@ -2220,8 +2083,8 @@
     </w:p>
     <w:p>
       <w:pPr>
-        <w:pStyle w:val="BodyText"/>
-        <w:spacing w:line="208" w:lineRule="auto" w:before="12"/>
+        <w:pStyle w:val="Corpodetexto"/>
+        <w:spacing w:before="12" w:line="208" w:lineRule="auto"/>
         <w:ind w:left="526" w:right="330"/>
       </w:pPr>
       <w:r>
@@ -2237,7 +2100,7 @@
           <w:color w:val="B8A899"/>
           <w:spacing w:val="-1"/>
         </w:rPr>
-        <w:t> </w:t>
+        <w:t xml:space="preserve"> </w:t>
       </w:r>
       <w:r>
         <w:rPr>
@@ -2252,7 +2115,7 @@
           <w:color w:val="B8A899"/>
           <w:spacing w:val="-1"/>
         </w:rPr>
-        <w:t> </w:t>
+        <w:t xml:space="preserve"> </w:t>
       </w:r>
       <w:r>
         <w:rPr>
@@ -2267,7 +2130,7 @@
           <w:color w:val="B8A899"/>
           <w:spacing w:val="-1"/>
         </w:rPr>
-        <w:t> </w:t>
+        <w:t xml:space="preserve"> </w:t>
       </w:r>
       <w:r>
         <w:rPr>
@@ -2282,7 +2145,7 @@
           <w:color w:val="B8A899"/>
           <w:spacing w:val="-1"/>
         </w:rPr>
-        <w:t> </w:t>
+        <w:t xml:space="preserve"> </w:t>
       </w:r>
       <w:r>
         <w:rPr>
@@ -2297,7 +2160,7 @@
           <w:color w:val="B8A899"/>
           <w:spacing w:val="40"/>
         </w:rPr>
-        <w:t> </w:t>
+        <w:t xml:space="preserve"> </w:t>
       </w:r>
       <w:r>
         <w:rPr>
@@ -2309,7 +2172,7 @@
     </w:p>
     <w:p>
       <w:pPr>
-        <w:pStyle w:val="BodyText"/>
+        <w:pStyle w:val="Corpodetexto"/>
         <w:spacing w:before="175"/>
         <w:rPr>
           <w:sz w:val="29"/>
@@ -2321,15 +2184,10 @@
         </w:rPr>
         <w:br w:type="column"/>
       </w:r>
-      <w:r>
-        <w:rPr>
-          <w:sz w:val="29"/>
-        </w:rPr>
-      </w:r>
-    </w:p>
-    <w:p>
-      <w:pPr>
-        <w:pStyle w:val="Heading5"/>
+    </w:p>
+    <w:p>
+      <w:pPr>
+        <w:pStyle w:val="Ttulo5"/>
       </w:pPr>
       <w:r>
         <w:rPr>
@@ -2343,7 +2201,7 @@
           <w:color w:val="442516"/>
           <w:spacing w:val="-15"/>
         </w:rPr>
-        <w:t> </w:t>
+        <w:t xml:space="preserve"> </w:t>
       </w:r>
       <w:r>
         <w:rPr>
@@ -2357,7 +2215,7 @@
           <w:color w:val="442516"/>
           <w:spacing w:val="-15"/>
         </w:rPr>
-        <w:t> </w:t>
+        <w:t xml:space="preserve"> </w:t>
       </w:r>
       <w:r>
         <w:rPr>
@@ -2370,8 +2228,8 @@
     </w:p>
     <w:p>
       <w:pPr>
-        <w:pStyle w:val="Heading7"/>
-        <w:spacing w:line="276" w:lineRule="exact" w:before="139"/>
+        <w:pStyle w:val="Ttulo7"/>
+        <w:spacing w:before="139" w:line="276" w:lineRule="exact"/>
         <w:ind w:left="886"/>
         <w:rPr>
           <w:rFonts w:ascii="Tahoma" w:hAnsi="Tahoma"/>
@@ -2397,7 +2255,7 @@
           <w:color w:val="442516"/>
           <w:spacing w:val="2"/>
         </w:rPr>
-        <w:t> </w:t>
+        <w:t xml:space="preserve"> </w:t>
       </w:r>
       <w:r>
         <w:rPr>
@@ -2413,7 +2271,7 @@
           <w:color w:val="442516"/>
           <w:spacing w:val="2"/>
         </w:rPr>
-        <w:t> </w:t>
+        <w:t xml:space="preserve"> </w:t>
       </w:r>
       <w:r>
         <w:rPr>
@@ -2428,11 +2286,10 @@
     <w:p>
       <w:pPr>
         <w:tabs>
-          <w:tab w:pos="2827" w:val="left" w:leader="none"/>
+          <w:tab w:val="left" w:pos="2827"/>
         </w:tabs>
-        <w:spacing w:line="298" w:lineRule="exact" w:before="0"/>
-        <w:ind w:left="526" w:right="0" w:firstLine="0"/>
-        <w:jc w:val="left"/>
+        <w:spacing w:line="298" w:lineRule="exact"/>
+        <w:ind w:left="526"/>
         <w:rPr>
           <w:b/>
           <w:position w:val="1"/>
@@ -2474,7 +2331,7 @@
           <w:w w:val="65"/>
           <w:position w:val="1"/>
           <w:sz w:val="17"/>
-          <w:shd w:fill="DE7820" w:color="auto" w:val="clear"/>
+          <w:shd w:val="clear" w:color="auto" w:fill="DE7820"/>
         </w:rPr>
         <w:t>R$</w:t>
       </w:r>
@@ -2486,9 +2343,9 @@
           <w:w w:val="75"/>
           <w:position w:val="1"/>
           <w:sz w:val="17"/>
-          <w:shd w:fill="DE7820" w:color="auto" w:val="clear"/>
-        </w:rPr>
-        <w:t> </w:t>
+          <w:shd w:val="clear" w:color="auto" w:fill="DE7820"/>
+        </w:rPr>
+        <w:t xml:space="preserve"> </w:t>
       </w:r>
       <w:r>
         <w:rPr>
@@ -2498,14 +2355,14 @@
           <w:w w:val="75"/>
           <w:position w:val="1"/>
           <w:sz w:val="17"/>
-          <w:shd w:fill="DE7820" w:color="auto" w:val="clear"/>
+          <w:shd w:val="clear" w:color="auto" w:fill="DE7820"/>
         </w:rPr>
         <w:t>25,00</w:t>
       </w:r>
     </w:p>
     <w:p>
       <w:pPr>
-        <w:pStyle w:val="BodyText"/>
+        <w:pStyle w:val="Corpodetexto"/>
         <w:spacing w:line="69" w:lineRule="exact"/>
         <w:ind w:left="568"/>
       </w:pPr>
@@ -2521,7 +2378,7 @@
           <w:color w:val="28201A"/>
           <w:spacing w:val="-10"/>
         </w:rPr>
-        <w:t> </w:t>
+        <w:t xml:space="preserve"> </w:t>
       </w:r>
       <w:r>
         <w:rPr>
@@ -2535,7 +2392,7 @@
           <w:color w:val="28201A"/>
           <w:spacing w:val="-9"/>
         </w:rPr>
-        <w:t> </w:t>
+        <w:t xml:space="preserve"> </w:t>
       </w:r>
       <w:r>
         <w:rPr>
@@ -2549,7 +2406,7 @@
           <w:color w:val="28201A"/>
           <w:spacing w:val="-9"/>
         </w:rPr>
-        <w:t> </w:t>
+        <w:t xml:space="preserve"> </w:t>
       </w:r>
       <w:r>
         <w:rPr>
@@ -2563,7 +2420,7 @@
           <w:color w:val="28201A"/>
           <w:spacing w:val="-9"/>
         </w:rPr>
-        <w:t> </w:t>
+        <w:t xml:space="preserve"> </w:t>
       </w:r>
       <w:r>
         <w:rPr>
@@ -2577,7 +2434,7 @@
           <w:color w:val="28201A"/>
           <w:spacing w:val="-10"/>
         </w:rPr>
-        <w:t> </w:t>
+        <w:t xml:space="preserve"> </w:t>
       </w:r>
       <w:r>
         <w:rPr>
@@ -2591,7 +2448,7 @@
           <w:color w:val="28201A"/>
           <w:spacing w:val="-9"/>
         </w:rPr>
-        <w:t> </w:t>
+        <w:t xml:space="preserve"> </w:t>
       </w:r>
       <w:r>
         <w:rPr>
@@ -2605,7 +2462,7 @@
           <w:color w:val="28201A"/>
           <w:spacing w:val="-9"/>
         </w:rPr>
-        <w:t> </w:t>
+        <w:t xml:space="preserve"> </w:t>
       </w:r>
       <w:r>
         <w:rPr>
@@ -2619,7 +2476,7 @@
           <w:color w:val="28201A"/>
           <w:spacing w:val="-9"/>
         </w:rPr>
-        <w:t> </w:t>
+        <w:t xml:space="preserve"> </w:t>
       </w:r>
       <w:r>
         <w:rPr>
@@ -2632,13 +2489,13 @@
     </w:p>
     <w:p>
       <w:pPr>
-        <w:pStyle w:val="BodyText"/>
-        <w:spacing w:after="0" w:line="69" w:lineRule="exact"/>
+        <w:pStyle w:val="Corpodetexto"/>
+        <w:spacing w:line="69" w:lineRule="exact"/>
         <w:sectPr>
           <w:type w:val="continuous"/>
           <w:pgSz w:w="10800" w:h="7680" w:orient="landscape"/>
-          <w:pgMar w:top="0" w:bottom="0" w:left="0" w:right="0"/>
-          <w:cols w:num="3" w:equalWidth="0">
+          <w:pgMar w:top="0" w:right="0" w:bottom="0" w:left="0" w:header="720" w:footer="720" w:gutter="0"/>
+          <w:cols w:num="3" w:space="720" w:equalWidth="0">
             <w:col w:w="3013" w:space="825"/>
             <w:col w:w="2763" w:space="313"/>
             <w:col w:w="3886"/>
@@ -2649,11 +2506,10 @@
     <w:p>
       <w:pPr>
         <w:tabs>
-          <w:tab w:pos="2513" w:val="left" w:leader="none"/>
+          <w:tab w:val="left" w:pos="2513"/>
         </w:tabs>
-        <w:spacing w:line="229" w:lineRule="exact" w:before="25"/>
-        <w:ind w:left="523" w:right="0" w:firstLine="0"/>
-        <w:jc w:val="left"/>
+        <w:spacing w:before="25" w:line="229" w:lineRule="exact"/>
+        <w:ind w:left="523"/>
         <w:rPr>
           <w:b/>
           <w:sz w:val="16"/>
@@ -2696,7 +2552,7 @@
           <w:w w:val="70"/>
           <w:sz w:val="16"/>
         </w:rPr>
-        <w:t> </w:t>
+        <w:t xml:space="preserve"> </w:t>
       </w:r>
       <w:r>
         <w:rPr>
@@ -2711,7 +2567,7 @@
     </w:p>
     <w:p>
       <w:pPr>
-        <w:pStyle w:val="BodyText"/>
+        <w:pStyle w:val="Corpodetexto"/>
         <w:spacing w:line="117" w:lineRule="exact"/>
         <w:ind w:left="505"/>
       </w:pPr>
@@ -2727,7 +2583,7 @@
           <w:color w:val="B8A899"/>
           <w:spacing w:val="-10"/>
         </w:rPr>
-        <w:t> </w:t>
+        <w:t xml:space="preserve"> </w:t>
       </w:r>
       <w:r>
         <w:rPr>
@@ -2741,7 +2597,7 @@
           <w:color w:val="B8A899"/>
           <w:spacing w:val="-8"/>
         </w:rPr>
-        <w:t> </w:t>
+        <w:t xml:space="preserve"> </w:t>
       </w:r>
       <w:r>
         <w:rPr>
@@ -2755,7 +2611,7 @@
           <w:color w:val="B8A899"/>
           <w:spacing w:val="-8"/>
         </w:rPr>
-        <w:t> </w:t>
+        <w:t xml:space="preserve"> </w:t>
       </w:r>
       <w:r>
         <w:rPr>
@@ -2769,7 +2625,7 @@
           <w:color w:val="B8A899"/>
           <w:spacing w:val="-8"/>
         </w:rPr>
-        <w:t> </w:t>
+        <w:t xml:space="preserve"> </w:t>
       </w:r>
       <w:r>
         <w:rPr>
@@ -2783,7 +2639,7 @@
           <w:color w:val="B8A899"/>
           <w:spacing w:val="-8"/>
         </w:rPr>
-        <w:t> </w:t>
+        <w:t xml:space="preserve"> </w:t>
       </w:r>
       <w:r>
         <w:rPr>
@@ -2796,8 +2652,8 @@
     </w:p>
     <w:p>
       <w:pPr>
-        <w:pStyle w:val="Heading8"/>
-        <w:spacing w:line="240" w:lineRule="auto" w:before="4"/>
+        <w:pStyle w:val="Ttulo8"/>
+        <w:spacing w:before="4" w:line="240" w:lineRule="auto"/>
         <w:ind w:left="505"/>
       </w:pPr>
       <w:r>
@@ -2817,7 +2673,7 @@
     </w:p>
     <w:p>
       <w:pPr>
-        <w:pStyle w:val="BodyText"/>
+        <w:pStyle w:val="Corpodetexto"/>
         <w:spacing w:line="249" w:lineRule="auto"/>
         <w:ind w:left="505"/>
       </w:pPr>
@@ -2833,7 +2689,7 @@
         <w:rPr>
           <w:color w:val="28201A"/>
         </w:rPr>
-        <w:t> </w:t>
+        <w:t xml:space="preserve"> </w:t>
       </w:r>
       <w:r>
         <w:rPr>
@@ -2847,7 +2703,7 @@
         <w:rPr>
           <w:color w:val="28201A"/>
         </w:rPr>
-        <w:t> </w:t>
+        <w:t xml:space="preserve"> </w:t>
       </w:r>
       <w:r>
         <w:rPr>
@@ -2861,7 +2717,7 @@
         <w:rPr>
           <w:color w:val="28201A"/>
         </w:rPr>
-        <w:t> </w:t>
+        <w:t xml:space="preserve"> </w:t>
       </w:r>
       <w:r>
         <w:rPr>
@@ -2875,7 +2731,7 @@
         <w:rPr>
           <w:color w:val="28201A"/>
         </w:rPr>
-        <w:t> </w:t>
+        <w:t xml:space="preserve"> </w:t>
       </w:r>
       <w:r>
         <w:rPr>
@@ -2889,7 +2745,7 @@
         <w:rPr>
           <w:color w:val="28201A"/>
         </w:rPr>
-        <w:t> </w:t>
+        <w:t xml:space="preserve"> </w:t>
       </w:r>
       <w:r>
         <w:rPr>
@@ -2904,7 +2760,7 @@
           <w:color w:val="28201A"/>
           <w:spacing w:val="40"/>
         </w:rPr>
-        <w:t> </w:t>
+        <w:t xml:space="preserve"> </w:t>
       </w:r>
       <w:r>
         <w:rPr>
@@ -2919,7 +2775,7 @@
           <w:spacing w:val="-3"/>
           <w:w w:val="80"/>
         </w:rPr>
-        <w:t> </w:t>
+        <w:t xml:space="preserve"> </w:t>
       </w:r>
       <w:r>
         <w:rPr>
@@ -2934,7 +2790,7 @@
           <w:spacing w:val="-2"/>
           <w:w w:val="80"/>
         </w:rPr>
-        <w:t> </w:t>
+        <w:t xml:space="preserve"> </w:t>
       </w:r>
       <w:r>
         <w:rPr>
@@ -2949,7 +2805,7 @@
           <w:spacing w:val="-2"/>
           <w:w w:val="80"/>
         </w:rPr>
-        <w:t> </w:t>
+        <w:t xml:space="preserve"> </w:t>
       </w:r>
       <w:r>
         <w:rPr>
@@ -2962,15 +2818,13 @@
     <w:p>
       <w:pPr>
         <w:spacing w:before="139"/>
-        <w:ind w:left="242" w:right="0" w:firstLine="0"/>
-        <w:jc w:val="left"/>
+        <w:ind w:left="242"/>
         <w:rPr>
           <w:b/>
           <w:sz w:val="17"/>
         </w:rPr>
       </w:pPr>
       <w:r>
-        <w:rPr/>
         <w:br w:type="column"/>
       </w:r>
       <w:r>
@@ -2979,7 +2833,7 @@
           <w:color w:val="28201A"/>
           <w:w w:val="60"/>
           <w:sz w:val="17"/>
-          <w:shd w:fill="D47320" w:color="auto" w:val="clear"/>
+          <w:shd w:val="clear" w:color="auto" w:fill="D47320"/>
         </w:rPr>
         <w:t>R$</w:t>
       </w:r>
@@ -2989,9 +2843,9 @@
           <w:color w:val="28201A"/>
           <w:spacing w:val="-7"/>
           <w:sz w:val="17"/>
-          <w:shd w:fill="D47320" w:color="auto" w:val="clear"/>
-        </w:rPr>
-        <w:t> </w:t>
+          <w:shd w:val="clear" w:color="auto" w:fill="D47320"/>
+        </w:rPr>
+        <w:t xml:space="preserve"> </w:t>
       </w:r>
       <w:r>
         <w:rPr>
@@ -3000,14 +2854,14 @@
           <w:spacing w:val="-2"/>
           <w:w w:val="75"/>
           <w:sz w:val="17"/>
-          <w:shd w:fill="D47320" w:color="auto" w:val="clear"/>
+          <w:shd w:val="clear" w:color="auto" w:fill="D47320"/>
         </w:rPr>
         <w:t>24,00</w:t>
       </w:r>
     </w:p>
     <w:p>
       <w:pPr>
-        <w:pStyle w:val="BodyText"/>
+        <w:pStyle w:val="Corpodetexto"/>
         <w:spacing w:before="21"/>
         <w:ind w:left="524"/>
       </w:pPr>
@@ -3029,7 +2883,7 @@
           <w:color w:val="28201A"/>
           <w:spacing w:val="-2"/>
         </w:rPr>
-        <w:t> </w:t>
+        <w:t xml:space="preserve"> </w:t>
       </w:r>
       <w:r>
         <w:rPr>
@@ -3043,7 +2897,7 @@
           <w:color w:val="28201A"/>
           <w:spacing w:val="-1"/>
         </w:rPr>
-        <w:t> </w:t>
+        <w:t xml:space="preserve"> </w:t>
       </w:r>
       <w:r>
         <w:rPr>
@@ -3057,7 +2911,7 @@
           <w:color w:val="28201A"/>
           <w:spacing w:val="-1"/>
         </w:rPr>
-        <w:t> </w:t>
+        <w:t xml:space="preserve"> </w:t>
       </w:r>
       <w:r>
         <w:rPr>
@@ -3071,7 +2925,7 @@
           <w:color w:val="28201A"/>
           <w:spacing w:val="-1"/>
         </w:rPr>
-        <w:t> </w:t>
+        <w:t xml:space="preserve"> </w:t>
       </w:r>
       <w:r>
         <w:rPr>
@@ -3084,15 +2938,17 @@
     </w:p>
     <w:p>
       <w:pPr>
-        <w:pStyle w:val="Heading6"/>
+        <w:pStyle w:val="Ttulo6"/>
         <w:spacing w:line="310" w:lineRule="exact"/>
       </w:pPr>
       <w:r>
-        <w:rPr/>
+        <w:rPr>
+          <w:noProof/>
+        </w:rPr>
         <mc:AlternateContent>
           <mc:Choice Requires="wps">
             <w:drawing>
-              <wp:anchor distT="0" distB="0" distL="0" distR="0" allowOverlap="1" layoutInCell="1" locked="0" behindDoc="0" simplePos="0" relativeHeight="15731712">
+              <wp:anchor distT="0" distB="0" distL="0" distR="0" simplePos="0" relativeHeight="15731712" behindDoc="0" locked="0" layoutInCell="1" allowOverlap="1" wp14:anchorId="2903DBFB" wp14:editId="141B062D">
                 <wp:simplePos x="0" y="0"/>
                 <wp:positionH relativeFrom="page">
                   <wp:posOffset>6184039</wp:posOffset>
@@ -3105,13 +2961,14 @@
                 <wp:wrapNone/>
                 <wp:docPr id="2" name="Textbox 2"/>
                 <wp:cNvGraphicFramePr>
-                  <a:graphicFrameLocks/>
+                  <a:graphicFrameLocks xmlns:a="http://schemas.openxmlformats.org/drawingml/2006/main"/>
                 </wp:cNvGraphicFramePr>
-                <a:graphic>
+                <a:graphic xmlns:a="http://schemas.openxmlformats.org/drawingml/2006/main">
                   <a:graphicData uri="http://schemas.microsoft.com/office/word/2010/wordprocessingShape">
                     <wps:wsp>
-                      <wps:cNvPr id="2" name="Textbox 2"/>
-                      <wps:cNvSpPr txBox="1"/>
+                      <wps:cNvSpPr txBox="1">
+                        <a:spLocks/>
+                      </wps:cNvSpPr>
                       <wps:spPr>
                         <a:xfrm>
                           <a:off x="0" y="0"/>
@@ -3129,8 +2986,6 @@
                           <w:p>
                             <w:pPr>
                               <w:spacing w:before="10"/>
-                              <w:ind w:left="0" w:right="0" w:firstLine="0"/>
-                              <w:jc w:val="left"/>
                               <w:rPr>
                                 <w:b/>
                                 <w:color w:val="000000"/>
@@ -3154,7 +3009,7 @@
                                 <w:spacing w:val="-13"/>
                                 <w:sz w:val="17"/>
                               </w:rPr>
-                              <w:t> </w:t>
+                              <w:t xml:space="preserve"> </w:t>
                             </w:r>
                             <w:r>
                               <w:rPr>
@@ -3180,18 +3035,16 @@
           </mc:Choice>
           <mc:Fallback>
             <w:pict>
-              <v:shapetype id="_x0000_t202" o:spt="202" coordsize="21600,21600" path="m,l,21600r21600,l21600,xe">
+              <v:shapetype w14:anchorId="2903DBFB" id="_x0000_t202" coordsize="21600,21600" o:spt="202" path="m,l,21600r21600,l21600,xe">
                 <v:stroke joinstyle="miter"/>
                 <v:path gradientshapeok="t" o:connecttype="rect"/>
               </v:shapetype>
-              <v:shape style="position:absolute;margin-left:486.93222pt;margin-top:1.431632pt;width:26.1pt;height:11.05pt;mso-position-horizontal-relative:page;mso-position-vertical-relative:paragraph;z-index:15731712" type="#_x0000_t202" id="docshape1" filled="true" fillcolor="#de7820" stroked="false">
+              <v:shape id="Textbox 2" o:spid="_x0000_s1026" type="#_x0000_t202" style="position:absolute;left:0;text-align:left;margin-left:486.95pt;margin-top:1.45pt;width:26.1pt;height:11.05pt;z-index:15731712;visibility:visible;mso-wrap-style:square;mso-wrap-distance-left:0;mso-wrap-distance-top:0;mso-wrap-distance-right:0;mso-wrap-distance-bottom:0;mso-position-horizontal:absolute;mso-position-horizontal-relative:page;mso-position-vertical:absolute;mso-position-vertical-relative:text;v-text-anchor:top" o:gfxdata="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" fillcolor="#de7820" stroked="f">
                 <v:textbox inset="0,0,0,0">
                   <w:txbxContent>
                     <w:p>
                       <w:pPr>
                         <w:spacing w:before="10"/>
-                        <w:ind w:left="0" w:right="0" w:firstLine="0"/>
-                        <w:jc w:val="left"/>
                         <w:rPr>
                           <w:b/>
                           <w:color w:val="000000"/>
@@ -3215,7 +3068,7 @@
                           <w:spacing w:val="-13"/>
                           <w:sz w:val="17"/>
                         </w:rPr>
-                        <w:t> </w:t>
+                        <w:t xml:space="preserve"> </w:t>
                       </w:r>
                       <w:r>
                         <w:rPr>
@@ -3230,8 +3083,7 @@
                     </w:p>
                   </w:txbxContent>
                 </v:textbox>
-                <v:fill type="solid"/>
-                <w10:wrap type="none"/>
+                <w10:wrap anchorx="page"/>
               </v:shape>
             </w:pict>
           </mc:Fallback>
@@ -3248,7 +3100,7 @@
     </w:p>
     <w:p>
       <w:pPr>
-        <w:pStyle w:val="BodyText"/>
+        <w:pStyle w:val="Corpodetexto"/>
         <w:spacing w:line="40" w:lineRule="exact"/>
         <w:ind w:left="518"/>
       </w:pPr>
@@ -3264,7 +3116,7 @@
           <w:color w:val="28201A"/>
           <w:spacing w:val="5"/>
         </w:rPr>
-        <w:t> </w:t>
+        <w:t xml:space="preserve"> </w:t>
       </w:r>
       <w:r>
         <w:rPr>
@@ -3278,7 +3130,7 @@
           <w:color w:val="28201A"/>
           <w:spacing w:val="6"/>
         </w:rPr>
-        <w:t> </w:t>
+        <w:t xml:space="preserve"> </w:t>
       </w:r>
       <w:r>
         <w:rPr>
@@ -3292,7 +3144,7 @@
           <w:color w:val="28201A"/>
           <w:spacing w:val="6"/>
         </w:rPr>
-        <w:t> </w:t>
+        <w:t xml:space="preserve"> </w:t>
       </w:r>
       <w:r>
         <w:rPr>
@@ -3306,7 +3158,7 @@
           <w:color w:val="28201A"/>
           <w:spacing w:val="6"/>
         </w:rPr>
-        <w:t> </w:t>
+        <w:t xml:space="preserve"> </w:t>
       </w:r>
       <w:r>
         <w:rPr>
@@ -3320,7 +3172,7 @@
           <w:color w:val="28201A"/>
           <w:spacing w:val="6"/>
         </w:rPr>
-        <w:t> </w:t>
+        <w:t xml:space="preserve"> </w:t>
       </w:r>
       <w:r>
         <w:rPr>
@@ -3334,7 +3186,7 @@
           <w:color w:val="28201A"/>
           <w:spacing w:val="6"/>
         </w:rPr>
-        <w:t> </w:t>
+        <w:t xml:space="preserve"> </w:t>
       </w:r>
       <w:r>
         <w:rPr>
@@ -3348,7 +3200,7 @@
           <w:color w:val="28201A"/>
           <w:spacing w:val="6"/>
         </w:rPr>
-        <w:t> </w:t>
+        <w:t xml:space="preserve"> </w:t>
       </w:r>
       <w:r>
         <w:rPr>
@@ -3361,13 +3213,13 @@
     </w:p>
     <w:p>
       <w:pPr>
-        <w:pStyle w:val="BodyText"/>
-        <w:spacing w:after="0" w:line="40" w:lineRule="exact"/>
+        <w:pStyle w:val="Corpodetexto"/>
+        <w:spacing w:line="40" w:lineRule="exact"/>
         <w:sectPr>
           <w:type w:val="continuous"/>
           <w:pgSz w:w="10800" w:h="7680" w:orient="landscape"/>
-          <w:pgMar w:top="0" w:bottom="0" w:left="0" w:right="0"/>
-          <w:cols w:num="4" w:equalWidth="0">
+          <w:pgMar w:top="0" w:right="0" w:bottom="0" w:left="0" w:header="720" w:footer="720" w:gutter="0"/>
+          <w:cols w:num="4" w:space="720" w:equalWidth="0">
             <w:col w:w="3025" w:space="120"/>
             <w:col w:w="2564" w:space="40"/>
             <w:col w:w="800" w:space="409"/>
@@ -3378,9 +3230,8 @@
     </w:p>
     <w:p>
       <w:pPr>
-        <w:spacing w:line="216" w:lineRule="exact" w:before="75"/>
-        <w:ind w:left="770" w:right="0" w:firstLine="0"/>
-        <w:jc w:val="left"/>
+        <w:spacing w:before="75" w:line="216" w:lineRule="exact"/>
+        <w:ind w:left="770"/>
         <w:rPr>
           <w:b/>
           <w:sz w:val="19"/>
@@ -3389,12 +3240,13 @@
       <w:r>
         <w:rPr>
           <w:b/>
+          <w:noProof/>
           <w:sz w:val="19"/>
         </w:rPr>
         <mc:AlternateContent>
           <mc:Choice Requires="wps">
             <w:drawing>
-              <wp:anchor distT="0" distB="0" distL="0" distR="0" allowOverlap="1" layoutInCell="1" locked="0" behindDoc="0" simplePos="0" relativeHeight="15732224">
+              <wp:anchor distT="0" distB="0" distL="0" distR="0" simplePos="0" relativeHeight="15732224" behindDoc="0" locked="0" layoutInCell="1" allowOverlap="1" wp14:anchorId="6BC8A597" wp14:editId="0B85895F">
                 <wp:simplePos x="0" y="0"/>
                 <wp:positionH relativeFrom="page">
                   <wp:posOffset>311984</wp:posOffset>
@@ -3407,13 +3259,14 @@
                 <wp:wrapNone/>
                 <wp:docPr id="3" name="Textbox 3"/>
                 <wp:cNvGraphicFramePr>
-                  <a:graphicFrameLocks/>
+                  <a:graphicFrameLocks xmlns:a="http://schemas.openxmlformats.org/drawingml/2006/main"/>
                 </wp:cNvGraphicFramePr>
-                <a:graphic>
+                <a:graphic xmlns:a="http://schemas.openxmlformats.org/drawingml/2006/main">
                   <a:graphicData uri="http://schemas.microsoft.com/office/word/2010/wordprocessingShape">
                     <wps:wsp>
-                      <wps:cNvPr id="3" name="Textbox 3"/>
-                      <wps:cNvSpPr txBox="1"/>
+                      <wps:cNvSpPr txBox="1">
+                        <a:spLocks/>
+                      </wps:cNvSpPr>
                       <wps:spPr>
                         <a:xfrm>
                           <a:off x="0" y="0"/>
@@ -3428,8 +3281,7 @@
                           <w:p>
                             <w:pPr>
                               <w:spacing w:before="24"/>
-                              <w:ind w:left="20" w:right="0" w:firstLine="0"/>
-                              <w:jc w:val="left"/>
+                              <w:ind w:left="20"/>
                               <w:rPr>
                                 <w:b/>
                                 <w:sz w:val="15"/>
@@ -3451,7 +3303,7 @@
                                 <w:spacing w:val="3"/>
                                 <w:sz w:val="15"/>
                               </w:rPr>
-                              <w:t> </w:t>
+                              <w:t xml:space="preserve"> </w:t>
                             </w:r>
                             <w:r>
                               <w:rPr>
@@ -3469,7 +3321,7 @@
                                 <w:spacing w:val="3"/>
                                 <w:sz w:val="15"/>
                               </w:rPr>
-                              <w:t> </w:t>
+                              <w:t xml:space="preserve"> </w:t>
                             </w:r>
                             <w:r>
                               <w:rPr>
@@ -3484,7 +3336,7 @@
                           </w:p>
                         </w:txbxContent>
                       </wps:txbx>
-                      <wps:bodyPr wrap="square" lIns="0" tIns="0" rIns="0" bIns="0" rtlCol="0" vert="vert270">
+                      <wps:bodyPr vert="vert270" wrap="square" lIns="0" tIns="0" rIns="0" bIns="0" rtlCol="0">
                         <a:noAutofit/>
                       </wps:bodyPr>
                     </wps:wsp>
@@ -3495,14 +3347,13 @@
           </mc:Choice>
           <mc:Fallback>
             <w:pict>
-              <v:shape style="position:absolute;margin-left:24.56571pt;margin-top:3.401037pt;width:11.25pt;height:57.05pt;mso-position-horizontal-relative:page;mso-position-vertical-relative:paragraph;z-index:15732224" type="#_x0000_t202" id="docshape2" filled="false" stroked="false">
-                <v:textbox inset="0,0,0,0" style="layout-flow:vertical;mso-layout-flow-alt:bottom-to-top">
+              <v:shape w14:anchorId="6BC8A597" id="Textbox 3" o:spid="_x0000_s1027" type="#_x0000_t202" style="position:absolute;left:0;text-align:left;margin-left:24.55pt;margin-top:3.4pt;width:11.25pt;height:57.05pt;z-index:15732224;visibility:visible;mso-wrap-style:square;mso-wrap-distance-left:0;mso-wrap-distance-top:0;mso-wrap-distance-right:0;mso-wrap-distance-bottom:0;mso-position-horizontal:absolute;mso-position-horizontal-relative:page;mso-position-vertical:absolute;mso-position-vertical-relative:text;v-text-anchor:top" o:gfxdata="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" filled="f" stroked="f">
+                <v:textbox style="layout-flow:vertical;mso-layout-flow-alt:bottom-to-top" inset="0,0,0,0">
                   <w:txbxContent>
                     <w:p>
                       <w:pPr>
                         <w:spacing w:before="24"/>
-                        <w:ind w:left="20" w:right="0" w:firstLine="0"/>
-                        <w:jc w:val="left"/>
+                        <w:ind w:left="20"/>
                         <w:rPr>
                           <w:b/>
                           <w:sz w:val="15"/>
@@ -3524,7 +3375,7 @@
                           <w:spacing w:val="3"/>
                           <w:sz w:val="15"/>
                         </w:rPr>
-                        <w:t> </w:t>
+                        <w:t xml:space="preserve"> </w:t>
                       </w:r>
                       <w:r>
                         <w:rPr>
@@ -3542,7 +3393,7 @@
                           <w:spacing w:val="3"/>
                           <w:sz w:val="15"/>
                         </w:rPr>
-                        <w:t> </w:t>
+                        <w:t xml:space="preserve"> </w:t>
                       </w:r>
                       <w:r>
                         <w:rPr>
@@ -3557,7 +3408,7 @@
                     </w:p>
                   </w:txbxContent>
                 </v:textbox>
-                <w10:wrap type="none"/>
+                <w10:wrap anchorx="page"/>
               </v:shape>
             </w:pict>
           </mc:Fallback>
@@ -3579,7 +3430,7 @@
           <w:spacing w:val="-18"/>
           <w:sz w:val="19"/>
         </w:rPr>
-        <w:t> </w:t>
+        <w:t xml:space="preserve"> </w:t>
       </w:r>
       <w:r>
         <w:rPr>
@@ -3597,7 +3448,7 @@
           <w:spacing w:val="-18"/>
           <w:sz w:val="19"/>
         </w:rPr>
-        <w:t> </w:t>
+        <w:t xml:space="preserve"> </w:t>
       </w:r>
       <w:r>
         <w:rPr>
@@ -3612,9 +3463,8 @@
     </w:p>
     <w:p>
       <w:pPr>
-        <w:spacing w:line="196" w:lineRule="auto" w:before="0"/>
-        <w:ind w:left="771" w:right="-3" w:firstLine="0"/>
-        <w:jc w:val="left"/>
+        <w:spacing w:line="196" w:lineRule="auto"/>
+        <w:ind w:left="771" w:right="-3"/>
         <w:rPr>
           <w:b/>
           <w:sz w:val="8"/>
@@ -3636,7 +3486,7 @@
           <w:spacing w:val="-10"/>
           <w:sz w:val="8"/>
         </w:rPr>
-        <w:t> </w:t>
+        <w:t xml:space="preserve"> </w:t>
       </w:r>
       <w:r>
         <w:rPr>
@@ -3654,7 +3504,7 @@
           <w:spacing w:val="-8"/>
           <w:sz w:val="8"/>
         </w:rPr>
-        <w:t> </w:t>
+        <w:t xml:space="preserve"> </w:t>
       </w:r>
       <w:r>
         <w:rPr>
@@ -3672,7 +3522,7 @@
           <w:spacing w:val="-8"/>
           <w:sz w:val="8"/>
         </w:rPr>
-        <w:t> </w:t>
+        <w:t xml:space="preserve"> </w:t>
       </w:r>
       <w:r>
         <w:rPr>
@@ -3690,7 +3540,7 @@
           <w:spacing w:val="-8"/>
           <w:sz w:val="8"/>
         </w:rPr>
-        <w:t> </w:t>
+        <w:t xml:space="preserve"> </w:t>
       </w:r>
       <w:r>
         <w:rPr>
@@ -3708,7 +3558,7 @@
           <w:spacing w:val="-8"/>
           <w:sz w:val="8"/>
         </w:rPr>
-        <w:t> </w:t>
+        <w:t xml:space="preserve"> </w:t>
       </w:r>
       <w:r>
         <w:rPr>
@@ -3726,7 +3576,7 @@
           <w:spacing w:val="-8"/>
           <w:sz w:val="8"/>
         </w:rPr>
-        <w:t> </w:t>
+        <w:t xml:space="preserve"> </w:t>
       </w:r>
       <w:r>
         <w:rPr>
@@ -3744,7 +3594,7 @@
           <w:spacing w:val="-8"/>
           <w:sz w:val="8"/>
         </w:rPr>
-        <w:t> </w:t>
+        <w:t xml:space="preserve"> </w:t>
       </w:r>
       <w:r>
         <w:rPr>
@@ -3762,7 +3612,7 @@
           <w:spacing w:val="-8"/>
           <w:sz w:val="8"/>
         </w:rPr>
-        <w:t> </w:t>
+        <w:t xml:space="preserve"> </w:t>
       </w:r>
       <w:r>
         <w:rPr>
@@ -3780,7 +3630,7 @@
           <w:spacing w:val="40"/>
           <w:sz w:val="8"/>
         </w:rPr>
-        <w:t> </w:t>
+        <w:t xml:space="preserve"> </w:t>
       </w:r>
       <w:r>
         <w:rPr>
@@ -3799,7 +3649,7 @@
           <w:w w:val="70"/>
           <w:sz w:val="8"/>
         </w:rPr>
-        <w:t> </w:t>
+        <w:t xml:space="preserve"> </w:t>
       </w:r>
       <w:r>
         <w:rPr>
@@ -3818,7 +3668,7 @@
           <w:w w:val="70"/>
           <w:sz w:val="8"/>
         </w:rPr>
-        <w:t> </w:t>
+        <w:t xml:space="preserve"> </w:t>
       </w:r>
       <w:r>
         <w:rPr>
@@ -3837,7 +3687,7 @@
           <w:w w:val="70"/>
           <w:sz w:val="8"/>
         </w:rPr>
-        <w:t> </w:t>
+        <w:t xml:space="preserve"> </w:t>
       </w:r>
       <w:r>
         <w:rPr>
@@ -3856,7 +3706,7 @@
           <w:w w:val="70"/>
           <w:sz w:val="8"/>
         </w:rPr>
-        <w:t> </w:t>
+        <w:t xml:space="preserve"> </w:t>
       </w:r>
       <w:r>
         <w:rPr>
@@ -3875,7 +3725,7 @@
           <w:w w:val="70"/>
           <w:sz w:val="8"/>
         </w:rPr>
-        <w:t> </w:t>
+        <w:t xml:space="preserve"> </w:t>
       </w:r>
       <w:r>
         <w:rPr>
@@ -3890,15 +3740,13 @@
     <w:p>
       <w:pPr>
         <w:spacing w:before="103"/>
-        <w:ind w:left="172" w:right="0" w:firstLine="0"/>
-        <w:jc w:val="left"/>
+        <w:ind w:left="172"/>
         <w:rPr>
           <w:b/>
           <w:sz w:val="15"/>
         </w:rPr>
       </w:pPr>
       <w:r>
-        <w:rPr/>
         <w:br w:type="column"/>
       </w:r>
       <w:r>
@@ -3908,7 +3756,7 @@
           <w:spacing w:val="-2"/>
           <w:w w:val="65"/>
           <w:sz w:val="15"/>
-          <w:shd w:fill="DE7820" w:color="auto" w:val="clear"/>
+          <w:shd w:val="clear" w:color="auto" w:fill="DE7820"/>
         </w:rPr>
         <w:t>R$</w:t>
       </w:r>
@@ -3918,9 +3766,9 @@
           <w:color w:val="28201A"/>
           <w:spacing w:val="-12"/>
           <w:sz w:val="15"/>
-          <w:shd w:fill="DE7820" w:color="auto" w:val="clear"/>
-        </w:rPr>
-        <w:t> </w:t>
+          <w:shd w:val="clear" w:color="auto" w:fill="DE7820"/>
+        </w:rPr>
+        <w:t xml:space="preserve"> </w:t>
       </w:r>
       <w:r>
         <w:rPr>
@@ -3929,23 +3777,21 @@
           <w:spacing w:val="-2"/>
           <w:w w:val="70"/>
           <w:sz w:val="15"/>
-          <w:shd w:fill="DE7820" w:color="auto" w:val="clear"/>
+          <w:shd w:val="clear" w:color="auto" w:fill="DE7820"/>
         </w:rPr>
         <w:t>24,00</w:t>
       </w:r>
     </w:p>
     <w:p>
       <w:pPr>
-        <w:spacing w:line="219" w:lineRule="exact" w:before="48"/>
-        <w:ind w:left="567" w:right="0" w:firstLine="0"/>
-        <w:jc w:val="left"/>
+        <w:spacing w:before="48" w:line="219" w:lineRule="exact"/>
+        <w:ind w:left="567"/>
         <w:rPr>
           <w:b/>
           <w:sz w:val="19"/>
         </w:rPr>
       </w:pPr>
       <w:r>
-        <w:rPr/>
         <w:br w:type="column"/>
       </w:r>
       <w:r>
@@ -3961,9 +3807,8 @@
     </w:p>
     <w:p>
       <w:pPr>
-        <w:spacing w:line="196" w:lineRule="auto" w:before="0"/>
-        <w:ind w:left="575" w:right="0" w:firstLine="0"/>
-        <w:jc w:val="left"/>
+        <w:spacing w:line="196" w:lineRule="auto"/>
+        <w:ind w:left="575"/>
         <w:rPr>
           <w:b/>
           <w:sz w:val="11"/>
@@ -3986,7 +3831,7 @@
           <w:spacing w:val="-3"/>
           <w:sz w:val="11"/>
         </w:rPr>
-        <w:t> </w:t>
+        <w:t xml:space="preserve"> </w:t>
       </w:r>
       <w:r>
         <w:rPr>
@@ -4005,7 +3850,7 @@
           <w:spacing w:val="-3"/>
           <w:sz w:val="11"/>
         </w:rPr>
-        <w:t> </w:t>
+        <w:t xml:space="preserve"> </w:t>
       </w:r>
       <w:r>
         <w:rPr>
@@ -4024,7 +3869,7 @@
           <w:spacing w:val="-3"/>
           <w:sz w:val="11"/>
         </w:rPr>
-        <w:t> </w:t>
+        <w:t xml:space="preserve"> </w:t>
       </w:r>
       <w:r>
         <w:rPr>
@@ -4043,7 +3888,7 @@
           <w:spacing w:val="-3"/>
           <w:sz w:val="11"/>
         </w:rPr>
-        <w:t> </w:t>
+        <w:t xml:space="preserve"> </w:t>
       </w:r>
       <w:r>
         <w:rPr>
@@ -4062,7 +3907,7 @@
           <w:spacing w:val="-3"/>
           <w:sz w:val="11"/>
         </w:rPr>
-        <w:t> </w:t>
+        <w:t xml:space="preserve"> </w:t>
       </w:r>
       <w:r>
         <w:rPr>
@@ -4081,7 +3926,7 @@
           <w:spacing w:val="40"/>
           <w:sz w:val="11"/>
         </w:rPr>
-        <w:t> </w:t>
+        <w:t xml:space="preserve"> </w:t>
       </w:r>
       <w:r>
         <w:rPr>
@@ -4101,7 +3946,7 @@
           <w:w w:val="75"/>
           <w:sz w:val="11"/>
         </w:rPr>
-        <w:t> </w:t>
+        <w:t xml:space="preserve"> </w:t>
       </w:r>
       <w:r>
         <w:rPr>
@@ -4121,7 +3966,7 @@
           <w:w w:val="75"/>
           <w:sz w:val="11"/>
         </w:rPr>
-        <w:t> </w:t>
+        <w:t xml:space="preserve"> </w:t>
       </w:r>
       <w:r>
         <w:rPr>
@@ -4141,7 +3986,7 @@
           <w:w w:val="75"/>
           <w:sz w:val="11"/>
         </w:rPr>
-        <w:t> </w:t>
+        <w:t xml:space="preserve"> </w:t>
       </w:r>
       <w:r>
         <w:rPr>
@@ -4156,16 +4001,13 @@
     </w:p>
     <w:p>
       <w:pPr>
-        <w:spacing w:line="204" w:lineRule="exact" w:before="0"/>
-        <w:ind w:left="0" w:right="0" w:firstLine="0"/>
-        <w:jc w:val="left"/>
+        <w:spacing w:line="204" w:lineRule="exact"/>
         <w:rPr>
           <w:b/>
           <w:sz w:val="17"/>
         </w:rPr>
       </w:pPr>
       <w:r>
-        <w:rPr/>
         <w:br w:type="column"/>
       </w:r>
       <w:r>
@@ -4174,7 +4016,7 @@
           <w:color w:val="28201A"/>
           <w:w w:val="65"/>
           <w:sz w:val="17"/>
-          <w:shd w:fill="D47320" w:color="auto" w:val="clear"/>
+          <w:shd w:val="clear" w:color="auto" w:fill="D47320"/>
         </w:rPr>
         <w:t>R$</w:t>
       </w:r>
@@ -4184,9 +4026,9 @@
           <w:color w:val="28201A"/>
           <w:spacing w:val="-14"/>
           <w:sz w:val="17"/>
-          <w:shd w:fill="D47320" w:color="auto" w:val="clear"/>
-        </w:rPr>
-        <w:t> </w:t>
+          <w:shd w:val="clear" w:color="auto" w:fill="D47320"/>
+        </w:rPr>
+        <w:t xml:space="preserve"> </w:t>
       </w:r>
       <w:r>
         <w:rPr>
@@ -4195,14 +4037,14 @@
           <w:spacing w:val="-2"/>
           <w:w w:val="70"/>
           <w:sz w:val="17"/>
-          <w:shd w:fill="D47320" w:color="auto" w:val="clear"/>
+          <w:shd w:val="clear" w:color="auto" w:fill="D47320"/>
         </w:rPr>
         <w:t>23,10</w:t>
       </w:r>
     </w:p>
     <w:p>
       <w:pPr>
-        <w:pStyle w:val="BodyText"/>
+        <w:pStyle w:val="Corpodetexto"/>
         <w:spacing w:before="58"/>
         <w:ind w:left="770"/>
       </w:pPr>
@@ -4224,7 +4066,7 @@
           <w:color w:val="28201A"/>
           <w:spacing w:val="-7"/>
         </w:rPr>
-        <w:t> </w:t>
+        <w:t xml:space="preserve"> </w:t>
       </w:r>
       <w:r>
         <w:rPr>
@@ -4238,7 +4080,7 @@
           <w:color w:val="28201A"/>
           <w:spacing w:val="-7"/>
         </w:rPr>
-        <w:t> </w:t>
+        <w:t xml:space="preserve"> </w:t>
       </w:r>
       <w:r>
         <w:rPr>
@@ -4252,7 +4094,7 @@
           <w:color w:val="28201A"/>
           <w:spacing w:val="-6"/>
         </w:rPr>
-        <w:t> </w:t>
+        <w:t xml:space="preserve"> </w:t>
       </w:r>
       <w:r>
         <w:rPr>
@@ -4265,13 +4107,12 @@
     </w:p>
     <w:p>
       <w:pPr>
-        <w:pStyle w:val="BodyText"/>
-        <w:spacing w:after="0"/>
+        <w:pStyle w:val="Corpodetexto"/>
         <w:sectPr>
           <w:type w:val="continuous"/>
           <w:pgSz w:w="10800" w:h="7680" w:orient="landscape"/>
-          <w:pgMar w:top="0" w:bottom="0" w:left="0" w:right="0"/>
-          <w:cols w:num="5" w:equalWidth="0">
+          <w:pgMar w:top="0" w:right="0" w:bottom="0" w:left="0" w:header="720" w:footer="720" w:gutter="0"/>
+          <w:cols w:num="5" w:space="720" w:equalWidth="0">
             <w:col w:w="2362" w:space="40"/>
             <w:col w:w="634" w:space="39"/>
             <w:col w:w="2935" w:space="4"/>
@@ -4283,9 +4124,8 @@
     </w:p>
     <w:p>
       <w:pPr>
-        <w:spacing w:line="182" w:lineRule="exact" w:before="0"/>
-        <w:ind w:left="768" w:right="0" w:firstLine="0"/>
-        <w:jc w:val="left"/>
+        <w:spacing w:line="182" w:lineRule="exact"/>
+        <w:ind w:left="768"/>
         <w:rPr>
           <w:b/>
           <w:sz w:val="19"/>
@@ -4304,9 +4144,8 @@
     </w:p>
     <w:p>
       <w:pPr>
-        <w:spacing w:line="79" w:lineRule="exact" w:before="0"/>
-        <w:ind w:left="768" w:right="0" w:firstLine="0"/>
-        <w:jc w:val="left"/>
+        <w:spacing w:line="79" w:lineRule="exact"/>
+        <w:ind w:left="768"/>
         <w:rPr>
           <w:b/>
           <w:sz w:val="8"/>
@@ -4328,7 +4167,7 @@
           <w:spacing w:val="-8"/>
           <w:sz w:val="8"/>
         </w:rPr>
-        <w:t> </w:t>
+        <w:t xml:space="preserve"> </w:t>
       </w:r>
       <w:r>
         <w:rPr>
@@ -4346,7 +4185,7 @@
           <w:spacing w:val="-7"/>
           <w:sz w:val="8"/>
         </w:rPr>
-        <w:t> </w:t>
+        <w:t xml:space="preserve"> </w:t>
       </w:r>
       <w:r>
         <w:rPr>
@@ -4364,7 +4203,7 @@
           <w:spacing w:val="-8"/>
           <w:sz w:val="8"/>
         </w:rPr>
-        <w:t> </w:t>
+        <w:t xml:space="preserve"> </w:t>
       </w:r>
       <w:r>
         <w:rPr>
@@ -4382,7 +4221,7 @@
           <w:spacing w:val="-7"/>
           <w:sz w:val="8"/>
         </w:rPr>
-        <w:t> </w:t>
+        <w:t xml:space="preserve"> </w:t>
       </w:r>
       <w:r>
         <w:rPr>
@@ -4400,7 +4239,7 @@
           <w:spacing w:val="-8"/>
           <w:sz w:val="8"/>
         </w:rPr>
-        <w:t> </w:t>
+        <w:t xml:space="preserve"> </w:t>
       </w:r>
       <w:r>
         <w:rPr>
@@ -4418,7 +4257,7 @@
           <w:spacing w:val="-7"/>
           <w:sz w:val="8"/>
         </w:rPr>
-        <w:t> </w:t>
+        <w:t xml:space="preserve"> </w:t>
       </w:r>
       <w:r>
         <w:rPr>
@@ -4433,9 +4272,8 @@
     </w:p>
     <w:p>
       <w:pPr>
-        <w:spacing w:line="88" w:lineRule="exact" w:before="0"/>
-        <w:ind w:left="768" w:right="0" w:firstLine="0"/>
-        <w:jc w:val="left"/>
+        <w:spacing w:line="88" w:lineRule="exact"/>
+        <w:ind w:left="768"/>
         <w:rPr>
           <w:b/>
           <w:sz w:val="8"/>
@@ -4458,7 +4296,7 @@
           <w:spacing w:val="-5"/>
           <w:sz w:val="8"/>
         </w:rPr>
-        <w:t> </w:t>
+        <w:t xml:space="preserve"> </w:t>
       </w:r>
       <w:r>
         <w:rPr>
@@ -4477,7 +4315,7 @@
           <w:spacing w:val="-5"/>
           <w:sz w:val="8"/>
         </w:rPr>
-        <w:t> </w:t>
+        <w:t xml:space="preserve"> </w:t>
       </w:r>
       <w:r>
         <w:rPr>
@@ -4496,7 +4334,7 @@
           <w:spacing w:val="-5"/>
           <w:sz w:val="8"/>
         </w:rPr>
-        <w:t> </w:t>
+        <w:t xml:space="preserve"> </w:t>
       </w:r>
       <w:r>
         <w:rPr>
@@ -4515,7 +4353,7 @@
           <w:spacing w:val="-5"/>
           <w:sz w:val="8"/>
         </w:rPr>
-        <w:t> </w:t>
+        <w:t xml:space="preserve"> </w:t>
       </w:r>
       <w:r>
         <w:rPr>
@@ -4534,7 +4372,7 @@
           <w:spacing w:val="-5"/>
           <w:sz w:val="8"/>
         </w:rPr>
-        <w:t> </w:t>
+        <w:t xml:space="preserve"> </w:t>
       </w:r>
       <w:r>
         <w:rPr>
@@ -4549,9 +4387,8 @@
     </w:p>
     <w:p>
       <w:pPr>
-        <w:spacing w:line="131" w:lineRule="exact" w:before="17"/>
-        <w:ind w:left="761" w:right="0" w:firstLine="0"/>
-        <w:jc w:val="left"/>
+        <w:spacing w:before="17" w:line="131" w:lineRule="exact"/>
+        <w:ind w:left="761"/>
         <w:rPr>
           <w:b/>
           <w:sz w:val="18"/>
@@ -4573,7 +4410,7 @@
           <w:spacing w:val="-10"/>
           <w:sz w:val="18"/>
         </w:rPr>
-        <w:t> </w:t>
+        <w:t xml:space="preserve"> </w:t>
       </w:r>
       <w:r>
         <w:rPr>
@@ -4591,7 +4428,7 @@
           <w:spacing w:val="-10"/>
           <w:sz w:val="18"/>
         </w:rPr>
-        <w:t> </w:t>
+        <w:t xml:space="preserve"> </w:t>
       </w:r>
       <w:r>
         <w:rPr>
@@ -4607,15 +4444,13 @@
     <w:p>
       <w:pPr>
         <w:spacing w:before="28"/>
-        <w:ind w:left="253" w:right="0" w:firstLine="0"/>
-        <w:jc w:val="left"/>
+        <w:ind w:left="253"/>
         <w:rPr>
           <w:b/>
           <w:sz w:val="15"/>
         </w:rPr>
       </w:pPr>
       <w:r>
-        <w:rPr/>
         <w:br w:type="column"/>
       </w:r>
       <w:r>
@@ -4625,7 +4460,7 @@
           <w:spacing w:val="-2"/>
           <w:w w:val="65"/>
           <w:sz w:val="15"/>
-          <w:shd w:fill="DE7820" w:color="auto" w:val="clear"/>
+          <w:shd w:val="clear" w:color="auto" w:fill="DE7820"/>
         </w:rPr>
         <w:t>R$</w:t>
       </w:r>
@@ -4635,9 +4470,9 @@
           <w:color w:val="28201A"/>
           <w:spacing w:val="-12"/>
           <w:sz w:val="15"/>
-          <w:shd w:fill="DE7820" w:color="auto" w:val="clear"/>
-        </w:rPr>
-        <w:t> </w:t>
+          <w:shd w:val="clear" w:color="auto" w:fill="DE7820"/>
+        </w:rPr>
+        <w:t xml:space="preserve"> </w:t>
       </w:r>
       <w:r>
         <w:rPr>
@@ -4646,23 +4481,21 @@
           <w:spacing w:val="-2"/>
           <w:w w:val="70"/>
           <w:sz w:val="15"/>
-          <w:shd w:fill="DE7820" w:color="auto" w:val="clear"/>
+          <w:shd w:val="clear" w:color="auto" w:fill="DE7820"/>
         </w:rPr>
         <w:t>24,00</w:t>
       </w:r>
     </w:p>
     <w:p>
       <w:pPr>
-        <w:spacing w:line="241" w:lineRule="exact" w:before="33"/>
-        <w:ind w:left="568" w:right="0" w:firstLine="0"/>
-        <w:jc w:val="left"/>
+        <w:spacing w:before="33" w:line="241" w:lineRule="exact"/>
+        <w:ind w:left="568"/>
         <w:rPr>
           <w:b/>
           <w:sz w:val="20"/>
         </w:rPr>
       </w:pPr>
       <w:r>
-        <w:rPr/>
         <w:br w:type="column"/>
       </w:r>
       <w:r>
@@ -4681,7 +4514,7 @@
           <w:spacing w:val="-12"/>
           <w:sz w:val="20"/>
         </w:rPr>
-        <w:t> </w:t>
+        <w:t xml:space="preserve"> </w:t>
       </w:r>
       <w:r>
         <w:rPr>
@@ -4696,9 +4529,8 @@
     </w:p>
     <w:p>
       <w:pPr>
-        <w:spacing w:line="201" w:lineRule="auto" w:before="14"/>
-        <w:ind w:left="567" w:right="0" w:firstLine="0"/>
-        <w:jc w:val="left"/>
+        <w:spacing w:before="14" w:line="201" w:lineRule="auto"/>
+        <w:ind w:left="567"/>
         <w:rPr>
           <w:b/>
           <w:sz w:val="9"/>
@@ -4721,7 +4553,7 @@
           <w:spacing w:val="-2"/>
           <w:sz w:val="9"/>
         </w:rPr>
-        <w:t> </w:t>
+        <w:t xml:space="preserve"> </w:t>
       </w:r>
       <w:r>
         <w:rPr>
@@ -4740,7 +4572,7 @@
           <w:spacing w:val="-3"/>
           <w:sz w:val="9"/>
         </w:rPr>
-        <w:t> </w:t>
+        <w:t xml:space="preserve"> </w:t>
       </w:r>
       <w:r>
         <w:rPr>
@@ -4759,7 +4591,7 @@
           <w:spacing w:val="-3"/>
           <w:sz w:val="9"/>
         </w:rPr>
-        <w:t> </w:t>
+        <w:t xml:space="preserve"> </w:t>
       </w:r>
       <w:r>
         <w:rPr>
@@ -4778,7 +4610,7 @@
           <w:spacing w:val="-2"/>
           <w:sz w:val="9"/>
         </w:rPr>
-        <w:t> </w:t>
+        <w:t xml:space="preserve"> </w:t>
       </w:r>
       <w:r>
         <w:rPr>
@@ -4797,7 +4629,7 @@
           <w:spacing w:val="-2"/>
           <w:sz w:val="9"/>
         </w:rPr>
-        <w:t> </w:t>
+        <w:t xml:space="preserve"> </w:t>
       </w:r>
       <w:r>
         <w:rPr>
@@ -4816,7 +4648,7 @@
           <w:spacing w:val="-2"/>
           <w:sz w:val="9"/>
         </w:rPr>
-        <w:t> </w:t>
+        <w:t xml:space="preserve"> </w:t>
       </w:r>
       <w:r>
         <w:rPr>
@@ -4835,7 +4667,7 @@
           <w:spacing w:val="-3"/>
           <w:sz w:val="9"/>
         </w:rPr>
-        <w:t> </w:t>
+        <w:t xml:space="preserve"> </w:t>
       </w:r>
       <w:r>
         <w:rPr>
@@ -4854,7 +4686,7 @@
           <w:spacing w:val="-3"/>
           <w:sz w:val="9"/>
         </w:rPr>
-        <w:t> </w:t>
+        <w:t xml:space="preserve"> </w:t>
       </w:r>
       <w:r>
         <w:rPr>
@@ -4873,7 +4705,7 @@
           <w:spacing w:val="40"/>
           <w:sz w:val="9"/>
         </w:rPr>
-        <w:t> </w:t>
+        <w:t xml:space="preserve"> </w:t>
       </w:r>
       <w:r>
         <w:rPr>
@@ -4892,7 +4724,7 @@
           <w:w w:val="75"/>
           <w:sz w:val="9"/>
         </w:rPr>
-        <w:t> </w:t>
+        <w:t xml:space="preserve"> </w:t>
       </w:r>
       <w:r>
         <w:rPr>
@@ -4910,7 +4742,7 @@
           <w:spacing w:val="-7"/>
           <w:sz w:val="9"/>
         </w:rPr>
-        <w:t> </w:t>
+        <w:t xml:space="preserve"> </w:t>
       </w:r>
       <w:r>
         <w:rPr>
@@ -4929,7 +4761,7 @@
           <w:w w:val="75"/>
           <w:sz w:val="9"/>
         </w:rPr>
-        <w:t> </w:t>
+        <w:t xml:space="preserve"> </w:t>
       </w:r>
       <w:r>
         <w:rPr>
@@ -4948,7 +4780,7 @@
           <w:w w:val="75"/>
           <w:sz w:val="9"/>
         </w:rPr>
-        <w:t> </w:t>
+        <w:t xml:space="preserve"> </w:t>
       </w:r>
       <w:r>
         <w:rPr>
@@ -4963,15 +4795,13 @@
     <w:p>
       <w:pPr>
         <w:spacing w:before="36"/>
-        <w:ind w:left="289" w:right="0" w:firstLine="0"/>
-        <w:jc w:val="left"/>
+        <w:ind w:left="289"/>
         <w:rPr>
           <w:b/>
           <w:sz w:val="16"/>
         </w:rPr>
       </w:pPr>
       <w:r>
-        <w:rPr/>
         <w:br w:type="column"/>
       </w:r>
       <w:r>
@@ -4980,7 +4810,7 @@
           <w:color w:val="28201A"/>
           <w:w w:val="65"/>
           <w:sz w:val="16"/>
-          <w:shd w:fill="D47320" w:color="auto" w:val="clear"/>
+          <w:shd w:val="clear" w:color="auto" w:fill="D47320"/>
         </w:rPr>
         <w:t>R$</w:t>
       </w:r>
@@ -4990,9 +4820,9 @@
           <w:color w:val="28201A"/>
           <w:spacing w:val="-7"/>
           <w:sz w:val="16"/>
-          <w:shd w:fill="D47320" w:color="auto" w:val="clear"/>
-        </w:rPr>
-        <w:t> </w:t>
+          <w:shd w:val="clear" w:color="auto" w:fill="D47320"/>
+        </w:rPr>
+        <w:t xml:space="preserve"> </w:t>
       </w:r>
       <w:r>
         <w:rPr>
@@ -5001,18 +4831,17 @@
           <w:spacing w:val="-4"/>
           <w:w w:val="80"/>
           <w:sz w:val="16"/>
-          <w:shd w:fill="D47320" w:color="auto" w:val="clear"/>
+          <w:shd w:val="clear" w:color="auto" w:fill="D47320"/>
         </w:rPr>
         <w:t>25,00</w:t>
       </w:r>
     </w:p>
     <w:p>
       <w:pPr>
-        <w:pStyle w:val="Heading1"/>
+        <w:pStyle w:val="Ttulo1"/>
         <w:spacing w:before="6"/>
       </w:pPr>
       <w:r>
-        <w:rPr/>
         <w:br w:type="column"/>
       </w:r>
       <w:r>
@@ -5025,13 +4854,12 @@
     </w:p>
     <w:p>
       <w:pPr>
-        <w:pStyle w:val="Heading1"/>
-        <w:spacing w:after="0"/>
+        <w:pStyle w:val="Ttulo1"/>
         <w:sectPr>
           <w:type w:val="continuous"/>
           <w:pgSz w:w="10800" w:h="7680" w:orient="landscape"/>
-          <w:pgMar w:top="0" w:bottom="0" w:left="0" w:right="0"/>
-          <w:cols w:num="5" w:equalWidth="0">
+          <w:pgMar w:top="0" w:right="0" w:bottom="0" w:left="0" w:header="720" w:footer="720" w:gutter="0"/>
+          <w:cols w:num="5" w:space="720" w:equalWidth="0">
             <w:col w:w="2282" w:space="40"/>
             <w:col w:w="715" w:space="39"/>
             <w:col w:w="2601" w:space="39"/>
@@ -5043,9 +4871,8 @@
     </w:p>
     <w:p>
       <w:pPr>
-        <w:spacing w:line="204" w:lineRule="auto" w:before="68"/>
-        <w:ind w:left="768" w:right="38" w:firstLine="0"/>
-        <w:jc w:val="left"/>
+        <w:spacing w:before="68" w:line="204" w:lineRule="auto"/>
+        <w:ind w:left="768" w:right="38"/>
         <w:rPr>
           <w:b/>
           <w:sz w:val="8"/>
@@ -5067,7 +4894,7 @@
           <w:spacing w:val="-2"/>
           <w:sz w:val="8"/>
         </w:rPr>
-        <w:t> </w:t>
+        <w:t xml:space="preserve"> </w:t>
       </w:r>
       <w:r>
         <w:rPr>
@@ -5085,7 +4912,7 @@
           <w:spacing w:val="-4"/>
           <w:sz w:val="8"/>
         </w:rPr>
-        <w:t> </w:t>
+        <w:t xml:space="preserve"> </w:t>
       </w:r>
       <w:r>
         <w:rPr>
@@ -5103,7 +4930,7 @@
           <w:spacing w:val="-4"/>
           <w:sz w:val="8"/>
         </w:rPr>
-        <w:t> </w:t>
+        <w:t xml:space="preserve"> </w:t>
       </w:r>
       <w:r>
         <w:rPr>
@@ -5121,7 +4948,7 @@
           <w:spacing w:val="-2"/>
           <w:sz w:val="8"/>
         </w:rPr>
-        <w:t> </w:t>
+        <w:t xml:space="preserve"> </w:t>
       </w:r>
       <w:r>
         <w:rPr>
@@ -5139,7 +4966,7 @@
           <w:spacing w:val="-4"/>
           <w:sz w:val="8"/>
         </w:rPr>
-        <w:t> </w:t>
+        <w:t xml:space="preserve"> </w:t>
       </w:r>
       <w:r>
         <w:rPr>
@@ -5157,7 +4984,7 @@
           <w:spacing w:val="-2"/>
           <w:sz w:val="8"/>
         </w:rPr>
-        <w:t> </w:t>
+        <w:t xml:space="preserve"> </w:t>
       </w:r>
       <w:r>
         <w:rPr>
@@ -5175,7 +5002,7 @@
           <w:spacing w:val="-2"/>
           <w:sz w:val="8"/>
         </w:rPr>
-        <w:t> </w:t>
+        <w:t xml:space="preserve"> </w:t>
       </w:r>
       <w:r>
         <w:rPr>
@@ -5193,7 +5020,7 @@
           <w:spacing w:val="-2"/>
           <w:sz w:val="8"/>
         </w:rPr>
-        <w:t> </w:t>
+        <w:t xml:space="preserve"> </w:t>
       </w:r>
       <w:r>
         <w:rPr>
@@ -5211,7 +5038,7 @@
           <w:spacing w:val="40"/>
           <w:sz w:val="8"/>
         </w:rPr>
-        <w:t> </w:t>
+        <w:t xml:space="preserve"> </w:t>
       </w:r>
       <w:r>
         <w:rPr>
@@ -5229,7 +5056,7 @@
           <w:spacing w:val="-7"/>
           <w:sz w:val="8"/>
         </w:rPr>
-        <w:t> </w:t>
+        <w:t xml:space="preserve"> </w:t>
       </w:r>
       <w:r>
         <w:rPr>
@@ -5247,7 +5074,7 @@
           <w:spacing w:val="-7"/>
           <w:sz w:val="8"/>
         </w:rPr>
-        <w:t> </w:t>
+        <w:t xml:space="preserve"> </w:t>
       </w:r>
       <w:r>
         <w:rPr>
@@ -5265,7 +5092,7 @@
           <w:spacing w:val="-7"/>
           <w:sz w:val="8"/>
         </w:rPr>
-        <w:t> </w:t>
+        <w:t xml:space="preserve"> </w:t>
       </w:r>
       <w:r>
         <w:rPr>
@@ -5284,7 +5111,7 @@
           <w:w w:val="70"/>
           <w:sz w:val="8"/>
         </w:rPr>
-        <w:t> </w:t>
+        <w:t xml:space="preserve"> </w:t>
       </w:r>
       <w:r>
         <w:rPr>
@@ -5303,7 +5130,7 @@
           <w:w w:val="70"/>
           <w:sz w:val="8"/>
         </w:rPr>
-        <w:t> </w:t>
+        <w:t xml:space="preserve"> </w:t>
       </w:r>
       <w:r>
         <w:rPr>
@@ -5318,15 +5145,13 @@
     <w:p>
       <w:pPr>
         <w:spacing w:before="3"/>
-        <w:ind w:left="769" w:right="0" w:firstLine="0"/>
-        <w:jc w:val="left"/>
+        <w:ind w:left="769"/>
         <w:rPr>
           <w:b/>
           <w:sz w:val="20"/>
         </w:rPr>
       </w:pPr>
       <w:r>
-        <w:rPr/>
         <w:br w:type="column"/>
       </w:r>
       <w:r>
@@ -5342,23 +5167,23 @@
     </w:p>
     <w:p>
       <w:pPr>
-        <w:spacing w:line="196" w:lineRule="auto" w:before="22"/>
-        <w:ind w:left="768" w:right="982" w:firstLine="0"/>
-        <w:jc w:val="left"/>
-        <w:rPr>
-          <w:b/>
-          <w:sz w:val="11"/>
-        </w:rPr>
-      </w:pPr>
-      <w:r>
-        <w:rPr>
-          <w:b/>
+        <w:spacing w:before="22" w:line="196" w:lineRule="auto"/>
+        <w:ind w:left="768" w:right="982"/>
+        <w:rPr>
+          <w:b/>
+          <w:sz w:val="11"/>
+        </w:rPr>
+      </w:pPr>
+      <w:r>
+        <w:rPr>
+          <w:b/>
+          <w:noProof/>
           <w:sz w:val="11"/>
         </w:rPr>
         <mc:AlternateContent>
           <mc:Choice Requires="wps">
             <w:drawing>
-              <wp:anchor distT="0" distB="0" distL="0" distR="0" allowOverlap="1" layoutInCell="1" locked="0" behindDoc="0" simplePos="0" relativeHeight="15730176">
+              <wp:anchor distT="0" distB="0" distL="0" distR="0" simplePos="0" relativeHeight="15730176" behindDoc="0" locked="0" layoutInCell="1" allowOverlap="1" wp14:anchorId="1CF3AA33" wp14:editId="4AD53234">
                 <wp:simplePos x="0" y="0"/>
                 <wp:positionH relativeFrom="page">
                   <wp:posOffset>3830129</wp:posOffset>
@@ -5371,13 +5196,14 @@
                 <wp:wrapNone/>
                 <wp:docPr id="4" name="Textbox 4"/>
                 <wp:cNvGraphicFramePr>
-                  <a:graphicFrameLocks/>
+                  <a:graphicFrameLocks xmlns:a="http://schemas.openxmlformats.org/drawingml/2006/main"/>
                 </wp:cNvGraphicFramePr>
-                <a:graphic>
+                <a:graphic xmlns:a="http://schemas.openxmlformats.org/drawingml/2006/main">
                   <a:graphicData uri="http://schemas.microsoft.com/office/word/2010/wordprocessingShape">
                     <wps:wsp>
-                      <wps:cNvPr id="4" name="Textbox 4"/>
-                      <wps:cNvSpPr txBox="1"/>
+                      <wps:cNvSpPr txBox="1">
+                        <a:spLocks/>
+                      </wps:cNvSpPr>
                       <wps:spPr>
                         <a:xfrm>
                           <a:off x="0" y="0"/>
@@ -5394,9 +5220,7 @@
                         <w:txbxContent>
                           <w:p>
                             <w:pPr>
-                              <w:spacing w:line="181" w:lineRule="exact" w:before="0"/>
-                              <w:ind w:left="0" w:right="0" w:firstLine="0"/>
-                              <w:jc w:val="left"/>
+                              <w:spacing w:line="181" w:lineRule="exact"/>
                               <w:rPr>
                                 <w:b/>
                                 <w:color w:val="000000"/>
@@ -5420,7 +5244,7 @@
                                 <w:w w:val="70"/>
                                 <w:sz w:val="16"/>
                               </w:rPr>
-                              <w:t> </w:t>
+                              <w:t xml:space="preserve"> </w:t>
                             </w:r>
                             <w:r>
                               <w:rPr>
@@ -5446,14 +5270,12 @@
           </mc:Choice>
           <mc:Fallback>
             <w:pict>
-              <v:shape style="position:absolute;margin-left:301.585022pt;margin-top:11.792569pt;width:24.75pt;height:9.4pt;mso-position-horizontal-relative:page;mso-position-vertical-relative:paragraph;z-index:15730176" type="#_x0000_t202" id="docshape3" filled="true" fillcolor="#d47320" stroked="false">
+              <v:shape w14:anchorId="1CF3AA33" id="Textbox 4" o:spid="_x0000_s1028" type="#_x0000_t202" style="position:absolute;left:0;text-align:left;margin-left:301.6pt;margin-top:11.8pt;width:24.75pt;height:9.4pt;z-index:15730176;visibility:visible;mso-wrap-style:square;mso-wrap-distance-left:0;mso-wrap-distance-top:0;mso-wrap-distance-right:0;mso-wrap-distance-bottom:0;mso-position-horizontal:absolute;mso-position-horizontal-relative:page;mso-position-vertical:absolute;mso-position-vertical-relative:text;v-text-anchor:top" o:gfxdata="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" fillcolor="#d47320" stroked="f">
                 <v:textbox inset="0,0,0,0">
                   <w:txbxContent>
                     <w:p>
                       <w:pPr>
-                        <w:spacing w:line="181" w:lineRule="exact" w:before="0"/>
-                        <w:ind w:left="0" w:right="0" w:firstLine="0"/>
-                        <w:jc w:val="left"/>
+                        <w:spacing w:line="181" w:lineRule="exact"/>
                         <w:rPr>
                           <w:b/>
                           <w:color w:val="000000"/>
@@ -5477,7 +5299,7 @@
                           <w:w w:val="70"/>
                           <w:sz w:val="16"/>
                         </w:rPr>
-                        <w:t> </w:t>
+                        <w:t xml:space="preserve"> </w:t>
                       </w:r>
                       <w:r>
                         <w:rPr>
@@ -5492,8 +5314,7 @@
                     </w:p>
                   </w:txbxContent>
                 </v:textbox>
-                <v:fill type="solid"/>
-                <w10:wrap type="none"/>
+                <w10:wrap anchorx="page"/>
               </v:shape>
             </w:pict>
           </mc:Fallback>
@@ -5502,12 +5323,13 @@
       <w:r>
         <w:rPr>
           <w:b/>
+          <w:noProof/>
           <w:sz w:val="11"/>
         </w:rPr>
         <mc:AlternateContent>
           <mc:Choice Requires="wps">
             <w:drawing>
-              <wp:anchor distT="0" distB="0" distL="0" distR="0" allowOverlap="1" layoutInCell="1" locked="0" behindDoc="0" simplePos="0" relativeHeight="15730688">
+              <wp:anchor distT="0" distB="0" distL="0" distR="0" simplePos="0" relativeHeight="15730688" behindDoc="0" locked="0" layoutInCell="1" allowOverlap="1" wp14:anchorId="6FF3E043" wp14:editId="79EF4F57">
                 <wp:simplePos x="0" y="0"/>
                 <wp:positionH relativeFrom="page">
                   <wp:posOffset>3830129</wp:posOffset>
@@ -5520,13 +5342,14 @@
                 <wp:wrapNone/>
                 <wp:docPr id="5" name="Textbox 5"/>
                 <wp:cNvGraphicFramePr>
-                  <a:graphicFrameLocks/>
+                  <a:graphicFrameLocks xmlns:a="http://schemas.openxmlformats.org/drawingml/2006/main"/>
                 </wp:cNvGraphicFramePr>
-                <a:graphic>
+                <a:graphic xmlns:a="http://schemas.openxmlformats.org/drawingml/2006/main">
                   <a:graphicData uri="http://schemas.microsoft.com/office/word/2010/wordprocessingShape">
                     <wps:wsp>
-                      <wps:cNvPr id="5" name="Textbox 5"/>
-                      <wps:cNvSpPr txBox="1"/>
+                      <wps:cNvSpPr txBox="1">
+                        <a:spLocks/>
+                      </wps:cNvSpPr>
                       <wps:spPr>
                         <a:xfrm>
                           <a:off x="0" y="0"/>
@@ -5543,9 +5366,7 @@
                         <w:txbxContent>
                           <w:p>
                             <w:pPr>
-                              <w:spacing w:line="179" w:lineRule="exact" w:before="0"/>
-                              <w:ind w:left="0" w:right="0" w:firstLine="0"/>
-                              <w:jc w:val="left"/>
+                              <w:spacing w:line="179" w:lineRule="exact"/>
                               <w:rPr>
                                 <w:b/>
                                 <w:color w:val="000000"/>
@@ -5568,7 +5389,7 @@
                                 <w:spacing w:val="-6"/>
                                 <w:sz w:val="16"/>
                               </w:rPr>
-                              <w:t> </w:t>
+                              <w:t xml:space="preserve"> </w:t>
                             </w:r>
                             <w:r>
                               <w:rPr>
@@ -5594,14 +5415,12 @@
           </mc:Choice>
           <mc:Fallback>
             <w:pict>
-              <v:shape style="position:absolute;margin-left:301.585022pt;margin-top:-16.168167pt;width:24.25pt;height:9.3pt;mso-position-horizontal-relative:page;mso-position-vertical-relative:paragraph;z-index:15730688" type="#_x0000_t202" id="docshape4" filled="true" fillcolor="#d47320" stroked="false">
+              <v:shape w14:anchorId="6FF3E043" id="Textbox 5" o:spid="_x0000_s1029" type="#_x0000_t202" style="position:absolute;left:0;text-align:left;margin-left:301.6pt;margin-top:-16.15pt;width:24.25pt;height:9.3pt;z-index:15730688;visibility:visible;mso-wrap-style:square;mso-wrap-distance-left:0;mso-wrap-distance-top:0;mso-wrap-distance-right:0;mso-wrap-distance-bottom:0;mso-position-horizontal:absolute;mso-position-horizontal-relative:page;mso-position-vertical:absolute;mso-position-vertical-relative:text;v-text-anchor:top" o:gfxdata="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" fillcolor="#d47320" stroked="f">
                 <v:textbox inset="0,0,0,0">
                   <w:txbxContent>
                     <w:p>
                       <w:pPr>
-                        <w:spacing w:line="179" w:lineRule="exact" w:before="0"/>
-                        <w:ind w:left="0" w:right="0" w:firstLine="0"/>
-                        <w:jc w:val="left"/>
+                        <w:spacing w:line="179" w:lineRule="exact"/>
                         <w:rPr>
                           <w:b/>
                           <w:color w:val="000000"/>
@@ -5624,7 +5443,7 @@
                           <w:spacing w:val="-6"/>
                           <w:sz w:val="16"/>
                         </w:rPr>
-                        <w:t> </w:t>
+                        <w:t xml:space="preserve"> </w:t>
                       </w:r>
                       <w:r>
                         <w:rPr>
@@ -5639,8 +5458,7 @@
                     </w:p>
                   </w:txbxContent>
                 </v:textbox>
-                <v:fill type="solid"/>
-                <w10:wrap type="none"/>
+                <w10:wrap anchorx="page"/>
               </v:shape>
             </w:pict>
           </mc:Fallback>
@@ -5649,12 +5467,13 @@
       <w:r>
         <w:rPr>
           <w:b/>
+          <w:noProof/>
           <w:sz w:val="11"/>
         </w:rPr>
         <mc:AlternateContent>
           <mc:Choice Requires="wps">
             <w:drawing>
-              <wp:anchor distT="0" distB="0" distL="0" distR="0" allowOverlap="1" layoutInCell="1" locked="0" behindDoc="1" simplePos="0" relativeHeight="487428096">
+              <wp:anchor distT="0" distB="0" distL="0" distR="0" simplePos="0" relativeHeight="487428096" behindDoc="1" locked="0" layoutInCell="1" allowOverlap="1" wp14:anchorId="6CC3B71C" wp14:editId="2B54ACC7">
                 <wp:simplePos x="0" y="0"/>
                 <wp:positionH relativeFrom="page">
                   <wp:posOffset>1634848</wp:posOffset>
@@ -5667,13 +5486,14 @@
                 <wp:wrapNone/>
                 <wp:docPr id="6" name="Textbox 6"/>
                 <wp:cNvGraphicFramePr>
-                  <a:graphicFrameLocks/>
+                  <a:graphicFrameLocks xmlns:a="http://schemas.openxmlformats.org/drawingml/2006/main"/>
                 </wp:cNvGraphicFramePr>
-                <a:graphic>
+                <a:graphic xmlns:a="http://schemas.openxmlformats.org/drawingml/2006/main">
                   <a:graphicData uri="http://schemas.microsoft.com/office/word/2010/wordprocessingShape">
                     <wps:wsp>
-                      <wps:cNvPr id="6" name="Textbox 6"/>
-                      <wps:cNvSpPr txBox="1"/>
+                      <wps:cNvSpPr txBox="1">
+                        <a:spLocks/>
+                      </wps:cNvSpPr>
                       <wps:spPr>
                         <a:xfrm>
                           <a:off x="0" y="0"/>
@@ -5690,9 +5510,7 @@
                         <w:txbxContent>
                           <w:p>
                             <w:pPr>
-                              <w:spacing w:line="174" w:lineRule="exact" w:before="0"/>
-                              <w:ind w:left="0" w:right="0" w:firstLine="0"/>
-                              <w:jc w:val="left"/>
+                              <w:spacing w:line="174" w:lineRule="exact"/>
                               <w:rPr>
                                 <w:b/>
                                 <w:color w:val="000000"/>
@@ -5716,7 +5534,7 @@
                                 <w:spacing w:val="-12"/>
                                 <w:sz w:val="15"/>
                               </w:rPr>
-                              <w:t> </w:t>
+                              <w:t xml:space="preserve"> </w:t>
                             </w:r>
                             <w:r>
                               <w:rPr>
@@ -5742,14 +5560,12 @@
           </mc:Choice>
           <mc:Fallback>
             <w:pict>
-              <v:shape style="position:absolute;margin-left:128.728256pt;margin-top:-18.349558pt;width:23.1pt;height:8.75pt;mso-position-horizontal-relative:page;mso-position-vertical-relative:paragraph;z-index:-15888384" type="#_x0000_t202" id="docshape5" filled="true" fillcolor="#de7820" stroked="false">
+              <v:shape w14:anchorId="6CC3B71C" id="Textbox 6" o:spid="_x0000_s1030" type="#_x0000_t202" style="position:absolute;left:0;text-align:left;margin-left:128.75pt;margin-top:-18.35pt;width:23.1pt;height:8.75pt;z-index:-15888384;visibility:visible;mso-wrap-style:square;mso-wrap-distance-left:0;mso-wrap-distance-top:0;mso-wrap-distance-right:0;mso-wrap-distance-bottom:0;mso-position-horizontal:absolute;mso-position-horizontal-relative:page;mso-position-vertical:absolute;mso-position-vertical-relative:text;v-text-anchor:top" o:gfxdata="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" fillcolor="#de7820" stroked="f">
                 <v:textbox inset="0,0,0,0">
                   <w:txbxContent>
                     <w:p>
                       <w:pPr>
-                        <w:spacing w:line="174" w:lineRule="exact" w:before="0"/>
-                        <w:ind w:left="0" w:right="0" w:firstLine="0"/>
-                        <w:jc w:val="left"/>
+                        <w:spacing w:line="174" w:lineRule="exact"/>
                         <w:rPr>
                           <w:b/>
                           <w:color w:val="000000"/>
@@ -5773,7 +5589,7 @@
                           <w:spacing w:val="-12"/>
                           <w:sz w:val="15"/>
                         </w:rPr>
-                        <w:t> </w:t>
+                        <w:t xml:space="preserve"> </w:t>
                       </w:r>
                       <w:r>
                         <w:rPr>
@@ -5788,8 +5604,7 @@
                     </w:p>
                   </w:txbxContent>
                 </v:textbox>
-                <v:fill type="solid"/>
-                <w10:wrap type="none"/>
+                <w10:wrap anchorx="page"/>
               </v:shape>
             </w:pict>
           </mc:Fallback>
@@ -5812,7 +5627,7 @@
           <w:spacing w:val="-6"/>
           <w:sz w:val="11"/>
         </w:rPr>
-        <w:t> </w:t>
+        <w:t xml:space="preserve"> </w:t>
       </w:r>
       <w:r>
         <w:rPr>
@@ -5831,7 +5646,7 @@
           <w:spacing w:val="-6"/>
           <w:sz w:val="11"/>
         </w:rPr>
-        <w:t> </w:t>
+        <w:t xml:space="preserve"> </w:t>
       </w:r>
       <w:r>
         <w:rPr>
@@ -5850,7 +5665,7 @@
           <w:spacing w:val="-6"/>
           <w:sz w:val="11"/>
         </w:rPr>
-        <w:t> </w:t>
+        <w:t xml:space="preserve"> </w:t>
       </w:r>
       <w:r>
         <w:rPr>
@@ -5869,7 +5684,7 @@
           <w:spacing w:val="-6"/>
           <w:sz w:val="11"/>
         </w:rPr>
-        <w:t> </w:t>
+        <w:t xml:space="preserve"> </w:t>
       </w:r>
       <w:r>
         <w:rPr>
@@ -5888,7 +5703,7 @@
           <w:spacing w:val="40"/>
           <w:sz w:val="11"/>
         </w:rPr>
-        <w:t> </w:t>
+        <w:t xml:space="preserve"> </w:t>
       </w:r>
       <w:r>
         <w:rPr>
@@ -5902,9 +5717,8 @@
     </w:p>
     <w:p>
       <w:pPr>
-        <w:spacing w:line="249" w:lineRule="exact" w:before="24"/>
-        <w:ind w:left="769" w:right="0" w:firstLine="0"/>
-        <w:jc w:val="left"/>
+        <w:spacing w:before="24" w:line="249" w:lineRule="exact"/>
+        <w:ind w:left="769"/>
         <w:rPr>
           <w:b/>
           <w:sz w:val="21"/>
@@ -5926,7 +5740,7 @@
           <w:spacing w:val="-15"/>
           <w:sz w:val="21"/>
         </w:rPr>
-        <w:t> </w:t>
+        <w:t xml:space="preserve"> </w:t>
       </w:r>
       <w:r>
         <w:rPr>
@@ -5941,9 +5755,8 @@
     </w:p>
     <w:p>
       <w:pPr>
-        <w:spacing w:line="116" w:lineRule="exact" w:before="0"/>
-        <w:ind w:left="780" w:right="0" w:firstLine="0"/>
-        <w:jc w:val="left"/>
+        <w:spacing w:line="116" w:lineRule="exact"/>
+        <w:ind w:left="780"/>
         <w:rPr>
           <w:b/>
           <w:sz w:val="11"/>
@@ -5965,7 +5778,7 @@
           <w:spacing w:val="-3"/>
           <w:sz w:val="11"/>
         </w:rPr>
-        <w:t> </w:t>
+        <w:t xml:space="preserve"> </w:t>
       </w:r>
       <w:r>
         <w:rPr>
@@ -5983,7 +5796,7 @@
           <w:spacing w:val="-2"/>
           <w:sz w:val="11"/>
         </w:rPr>
-        <w:t> </w:t>
+        <w:t xml:space="preserve"> </w:t>
       </w:r>
       <w:r>
         <w:rPr>
@@ -6001,7 +5814,7 @@
           <w:spacing w:val="-2"/>
           <w:sz w:val="11"/>
         </w:rPr>
-        <w:t> </w:t>
+        <w:t xml:space="preserve"> </w:t>
       </w:r>
       <w:r>
         <w:rPr>
@@ -6019,7 +5832,7 @@
           <w:spacing w:val="-2"/>
           <w:sz w:val="11"/>
         </w:rPr>
-        <w:t> </w:t>
+        <w:t xml:space="preserve"> </w:t>
       </w:r>
       <w:r>
         <w:rPr>
@@ -6037,7 +5850,7 @@
           <w:spacing w:val="-2"/>
           <w:sz w:val="11"/>
         </w:rPr>
-        <w:t> </w:t>
+        <w:t xml:space="preserve"> </w:t>
       </w:r>
       <w:r>
         <w:rPr>
@@ -6055,7 +5868,7 @@
           <w:spacing w:val="-2"/>
           <w:sz w:val="11"/>
         </w:rPr>
-        <w:t> </w:t>
+        <w:t xml:space="preserve"> </w:t>
       </w:r>
       <w:r>
         <w:rPr>
@@ -6073,7 +5886,7 @@
           <w:spacing w:val="-2"/>
           <w:sz w:val="11"/>
         </w:rPr>
-        <w:t> </w:t>
+        <w:t xml:space="preserve"> </w:t>
       </w:r>
       <w:r>
         <w:rPr>
@@ -6091,7 +5904,7 @@
           <w:spacing w:val="-3"/>
           <w:sz w:val="11"/>
         </w:rPr>
-        <w:t> </w:t>
+        <w:t xml:space="preserve"> </w:t>
       </w:r>
       <w:r>
         <w:rPr>
@@ -6106,9 +5919,8 @@
     </w:p>
     <w:p>
       <w:pPr>
-        <w:spacing w:line="121" w:lineRule="exact" w:before="0"/>
-        <w:ind w:left="780" w:right="0" w:firstLine="0"/>
-        <w:jc w:val="left"/>
+        <w:spacing w:line="121" w:lineRule="exact"/>
+        <w:ind w:left="780"/>
         <w:rPr>
           <w:b/>
           <w:sz w:val="11"/>
@@ -6130,7 +5942,7 @@
           <w:spacing w:val="4"/>
           <w:sz w:val="11"/>
         </w:rPr>
-        <w:t> </w:t>
+        <w:t xml:space="preserve"> </w:t>
       </w:r>
       <w:r>
         <w:rPr>
@@ -6148,7 +5960,7 @@
           <w:spacing w:val="5"/>
           <w:sz w:val="11"/>
         </w:rPr>
-        <w:t> </w:t>
+        <w:t xml:space="preserve"> </w:t>
       </w:r>
       <w:r>
         <w:rPr>
@@ -6166,7 +5978,7 @@
           <w:spacing w:val="4"/>
           <w:sz w:val="11"/>
         </w:rPr>
-        <w:t> </w:t>
+        <w:t xml:space="preserve"> </w:t>
       </w:r>
       <w:r>
         <w:rPr>
@@ -6184,7 +5996,7 @@
           <w:spacing w:val="5"/>
           <w:sz w:val="11"/>
         </w:rPr>
-        <w:t> </w:t>
+        <w:t xml:space="preserve"> </w:t>
       </w:r>
       <w:r>
         <w:rPr>
@@ -6202,7 +6014,7 @@
           <w:spacing w:val="4"/>
           <w:sz w:val="11"/>
         </w:rPr>
-        <w:t> </w:t>
+        <w:t xml:space="preserve"> </w:t>
       </w:r>
       <w:r>
         <w:rPr>
@@ -6220,7 +6032,7 @@
           <w:spacing w:val="5"/>
           <w:sz w:val="11"/>
         </w:rPr>
-        <w:t> </w:t>
+        <w:t xml:space="preserve"> </w:t>
       </w:r>
       <w:r>
         <w:rPr>
@@ -6238,7 +6050,7 @@
           <w:spacing w:val="4"/>
           <w:sz w:val="11"/>
         </w:rPr>
-        <w:t> </w:t>
+        <w:t xml:space="preserve"> </w:t>
       </w:r>
       <w:r>
         <w:rPr>
@@ -6256,7 +6068,7 @@
           <w:spacing w:val="5"/>
           <w:sz w:val="11"/>
         </w:rPr>
-        <w:t> </w:t>
+        <w:t xml:space="preserve"> </w:t>
       </w:r>
       <w:r>
         <w:rPr>
@@ -6272,11 +6084,10 @@
     <w:p>
       <w:pPr>
         <w:tabs>
-          <w:tab w:pos="3156" w:val="left" w:leader="none"/>
+          <w:tab w:val="left" w:pos="3156"/>
         </w:tabs>
-        <w:spacing w:line="238" w:lineRule="exact" w:before="60"/>
-        <w:ind w:left="780" w:right="0" w:firstLine="0"/>
-        <w:jc w:val="left"/>
+        <w:spacing w:before="60" w:line="238" w:lineRule="exact"/>
+        <w:ind w:left="780"/>
         <w:rPr>
           <w:b/>
           <w:position w:val="1"/>
@@ -6317,7 +6128,7 @@
           <w:w w:val="60"/>
           <w:position w:val="1"/>
           <w:sz w:val="17"/>
-          <w:shd w:fill="D47320" w:color="auto" w:val="clear"/>
+          <w:shd w:val="clear" w:color="auto" w:fill="D47320"/>
         </w:rPr>
         <w:t>R$</w:t>
       </w:r>
@@ -6328,9 +6139,9 @@
           <w:spacing w:val="-6"/>
           <w:position w:val="1"/>
           <w:sz w:val="17"/>
-          <w:shd w:fill="D47320" w:color="auto" w:val="clear"/>
-        </w:rPr>
-        <w:t> </w:t>
+          <w:shd w:val="clear" w:color="auto" w:fill="D47320"/>
+        </w:rPr>
+        <w:t xml:space="preserve"> </w:t>
       </w:r>
       <w:r>
         <w:rPr>
@@ -6340,16 +6151,15 @@
           <w:w w:val="75"/>
           <w:position w:val="1"/>
           <w:sz w:val="17"/>
-          <w:shd w:fill="D47320" w:color="auto" w:val="clear"/>
+          <w:shd w:val="clear" w:color="auto" w:fill="D47320"/>
         </w:rPr>
         <w:t>24,00</w:t>
       </w:r>
     </w:p>
     <w:p>
       <w:pPr>
-        <w:spacing w:line="108" w:lineRule="exact" w:before="0"/>
-        <w:ind w:left="780" w:right="0" w:firstLine="0"/>
-        <w:jc w:val="left"/>
+        <w:spacing w:line="108" w:lineRule="exact"/>
+        <w:ind w:left="780"/>
         <w:rPr>
           <w:b/>
           <w:sz w:val="11"/>
@@ -6372,7 +6182,7 @@
           <w:spacing w:val="-6"/>
           <w:sz w:val="11"/>
         </w:rPr>
-        <w:t> </w:t>
+        <w:t xml:space="preserve"> </w:t>
       </w:r>
       <w:r>
         <w:rPr>
@@ -6391,7 +6201,7 @@
           <w:spacing w:val="-6"/>
           <w:sz w:val="11"/>
         </w:rPr>
-        <w:t> </w:t>
+        <w:t xml:space="preserve"> </w:t>
       </w:r>
       <w:r>
         <w:rPr>
@@ -6410,7 +6220,7 @@
           <w:spacing w:val="-6"/>
           <w:sz w:val="11"/>
         </w:rPr>
-        <w:t> </w:t>
+        <w:t xml:space="preserve"> </w:t>
       </w:r>
       <w:r>
         <w:rPr>
@@ -6429,7 +6239,7 @@
           <w:spacing w:val="-6"/>
           <w:sz w:val="11"/>
         </w:rPr>
-        <w:t> </w:t>
+        <w:t xml:space="preserve"> </w:t>
       </w:r>
       <w:r>
         <w:rPr>
@@ -6448,7 +6258,7 @@
           <w:spacing w:val="-6"/>
           <w:sz w:val="11"/>
         </w:rPr>
-        <w:t> </w:t>
+        <w:t xml:space="preserve"> </w:t>
       </w:r>
       <w:r>
         <w:rPr>
@@ -6467,7 +6277,7 @@
           <w:spacing w:val="-6"/>
           <w:sz w:val="11"/>
         </w:rPr>
-        <w:t> </w:t>
+        <w:t xml:space="preserve"> </w:t>
       </w:r>
       <w:r>
         <w:rPr>
@@ -6486,7 +6296,7 @@
           <w:spacing w:val="-6"/>
           <w:sz w:val="11"/>
         </w:rPr>
-        <w:t> </w:t>
+        <w:t xml:space="preserve"> </w:t>
       </w:r>
       <w:r>
         <w:rPr>
@@ -6505,7 +6315,7 @@
           <w:spacing w:val="-6"/>
           <w:sz w:val="11"/>
         </w:rPr>
-        <w:t> </w:t>
+        <w:t xml:space="preserve"> </w:t>
       </w:r>
       <w:r>
         <w:rPr>
@@ -6524,7 +6334,7 @@
           <w:spacing w:val="-6"/>
           <w:sz w:val="11"/>
         </w:rPr>
-        <w:t> </w:t>
+        <w:t xml:space="preserve"> </w:t>
       </w:r>
       <w:r>
         <w:rPr>
@@ -6543,7 +6353,7 @@
           <w:spacing w:val="40"/>
           <w:sz w:val="11"/>
         </w:rPr>
-        <w:t> </w:t>
+        <w:t xml:space="preserve"> </w:t>
       </w:r>
       <w:r>
         <w:rPr>
@@ -6562,7 +6372,7 @@
           <w:spacing w:val="-7"/>
           <w:sz w:val="11"/>
         </w:rPr>
-        <w:t> </w:t>
+        <w:t xml:space="preserve"> </w:t>
       </w:r>
       <w:r>
         <w:rPr>
@@ -6581,7 +6391,7 @@
           <w:spacing w:val="-7"/>
           <w:sz w:val="11"/>
         </w:rPr>
-        <w:t> </w:t>
+        <w:t xml:space="preserve"> </w:t>
       </w:r>
       <w:r>
         <w:rPr>
@@ -6600,7 +6410,7 @@
           <w:spacing w:val="-7"/>
           <w:sz w:val="11"/>
         </w:rPr>
-        <w:t> </w:t>
+        <w:t xml:space="preserve"> </w:t>
       </w:r>
       <w:r>
         <w:rPr>
@@ -6619,7 +6429,7 @@
           <w:spacing w:val="-7"/>
           <w:sz w:val="11"/>
         </w:rPr>
-        <w:t> </w:t>
+        <w:t xml:space="preserve"> </w:t>
       </w:r>
       <w:r>
         <w:rPr>
@@ -6634,12 +6444,11 @@
     </w:p>
     <w:p>
       <w:pPr>
-        <w:pStyle w:val="Heading1"/>
+        <w:pStyle w:val="Ttulo1"/>
         <w:spacing w:line="635" w:lineRule="exact"/>
         <w:ind w:left="1264"/>
       </w:pPr>
       <w:r>
-        <w:rPr/>
         <w:br w:type="column"/>
       </w:r>
       <w:r>
@@ -6652,23 +6461,21 @@
     </w:p>
     <w:p>
       <w:pPr>
-        <w:spacing w:line="182" w:lineRule="auto" w:before="50"/>
-        <w:ind w:left="768" w:right="682" w:firstLine="0"/>
-        <w:jc w:val="left"/>
-        <w:rPr>
-          <w:rFonts w:ascii="Trebuchet MS" w:hAnsi="Trebuchet MS"/>
-          <w:sz w:val="22"/>
-        </w:rPr>
-      </w:pPr>
-      <w:r>
-        <w:rPr>
-          <w:rFonts w:ascii="Trebuchet MS" w:hAnsi="Trebuchet MS"/>
-          <w:sz w:val="22"/>
+        <w:spacing w:before="50" w:line="182" w:lineRule="auto"/>
+        <w:ind w:left="768" w:right="682"/>
+        <w:rPr>
+          <w:rFonts w:ascii="Trebuchet MS" w:hAnsi="Trebuchet MS"/>
+        </w:rPr>
+      </w:pPr>
+      <w:r>
+        <w:rPr>
+          <w:rFonts w:ascii="Trebuchet MS" w:hAnsi="Trebuchet MS"/>
+          <w:noProof/>
         </w:rPr>
         <mc:AlternateContent>
           <mc:Choice Requires="wps">
             <w:drawing>
-              <wp:anchor distT="0" distB="0" distL="0" distR="0" allowOverlap="1" layoutInCell="1" locked="0" behindDoc="1" simplePos="0" relativeHeight="487429632">
+              <wp:anchor distT="0" distB="0" distL="0" distR="0" simplePos="0" relativeHeight="487429632" behindDoc="1" locked="0" layoutInCell="1" allowOverlap="1" wp14:anchorId="6A750EA7" wp14:editId="27C01DFF">
                 <wp:simplePos x="0" y="0"/>
                 <wp:positionH relativeFrom="page">
                   <wp:posOffset>4725167</wp:posOffset>
@@ -6681,13 +6488,14 @@
                 <wp:wrapNone/>
                 <wp:docPr id="7" name="Textbox 7"/>
                 <wp:cNvGraphicFramePr>
-                  <a:graphicFrameLocks/>
+                  <a:graphicFrameLocks xmlns:a="http://schemas.openxmlformats.org/drawingml/2006/main"/>
                 </wp:cNvGraphicFramePr>
-                <a:graphic>
+                <a:graphic xmlns:a="http://schemas.openxmlformats.org/drawingml/2006/main">
                   <a:graphicData uri="http://schemas.microsoft.com/office/word/2010/wordprocessingShape">
                     <wps:wsp>
-                      <wps:cNvPr id="7" name="Textbox 7"/>
-                      <wps:cNvSpPr txBox="1"/>
+                      <wps:cNvSpPr txBox="1">
+                        <a:spLocks/>
+                      </wps:cNvSpPr>
                       <wps:spPr>
                         <a:xfrm>
                           <a:off x="0" y="0"/>
@@ -6702,8 +6510,7 @@
                           <w:p>
                             <w:pPr>
                               <w:spacing w:before="19"/>
-                              <w:ind w:left="20" w:right="0" w:firstLine="0"/>
-                              <w:jc w:val="left"/>
+                              <w:ind w:left="20"/>
                               <w:rPr>
                                 <w:rFonts w:ascii="Trebuchet MS"/>
                                 <w:b/>
@@ -6723,7 +6530,7 @@
                           </w:p>
                         </w:txbxContent>
                       </wps:txbx>
-                      <wps:bodyPr wrap="square" lIns="0" tIns="0" rIns="0" bIns="0" rtlCol="0" vert="vert270">
+                      <wps:bodyPr vert="vert270" wrap="square" lIns="0" tIns="0" rIns="0" bIns="0" rtlCol="0">
                         <a:noAutofit/>
                       </wps:bodyPr>
                     </wps:wsp>
@@ -6734,14 +6541,13 @@
           </mc:Choice>
           <mc:Fallback>
             <w:pict>
-              <v:shape style="position:absolute;margin-left:372.060455pt;margin-top:-52.187187pt;width:26.2pt;height:51.95pt;mso-position-horizontal-relative:page;mso-position-vertical-relative:paragraph;z-index:-15886848" type="#_x0000_t202" id="docshape6" filled="false" stroked="false">
-                <v:textbox inset="0,0,0,0" style="layout-flow:vertical;mso-layout-flow-alt:bottom-to-top">
+              <v:shape w14:anchorId="6A750EA7" id="Textbox 7" o:spid="_x0000_s1031" type="#_x0000_t202" style="position:absolute;left:0;text-align:left;margin-left:372.05pt;margin-top:-52.2pt;width:26.2pt;height:51.95pt;z-index:-15886848;visibility:visible;mso-wrap-style:square;mso-wrap-distance-left:0;mso-wrap-distance-top:0;mso-wrap-distance-right:0;mso-wrap-distance-bottom:0;mso-position-horizontal:absolute;mso-position-horizontal-relative:page;mso-position-vertical:absolute;mso-position-vertical-relative:text;v-text-anchor:top" o:gfxdata="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" filled="f" stroked="f">
+                <v:textbox style="layout-flow:vertical;mso-layout-flow-alt:bottom-to-top" inset="0,0,0,0">
                   <w:txbxContent>
                     <w:p>
                       <w:pPr>
                         <w:spacing w:before="19"/>
-                        <w:ind w:left="20" w:right="0" w:firstLine="0"/>
-                        <w:jc w:val="left"/>
+                        <w:ind w:left="20"/>
                         <w:rPr>
                           <w:rFonts w:ascii="Trebuchet MS"/>
                           <w:b/>
@@ -6761,7 +6567,7 @@
                     </w:p>
                   </w:txbxContent>
                 </v:textbox>
-                <w10:wrap type="none"/>
+                <w10:wrap anchorx="page"/>
               </v:shape>
             </w:pict>
           </mc:Fallback>
@@ -6772,16 +6578,14 @@
           <w:rFonts w:ascii="Trebuchet MS" w:hAnsi="Trebuchet MS"/>
           <w:color w:val="DAD5CC"/>
           <w:w w:val="75"/>
-          <w:sz w:val="22"/>
-        </w:rPr>
-        <w:t>NA COMPRA DE QUALQUER </w:t>
+        </w:rPr>
+        <w:t xml:space="preserve">NA COMPRA DE QUALQUER </w:t>
       </w:r>
       <w:r>
         <w:rPr>
           <w:rFonts w:ascii="Trebuchet MS" w:hAnsi="Trebuchet MS"/>
           <w:color w:val="DAD5CC"/>
           <w:w w:val="70"/>
-          <w:sz w:val="22"/>
         </w:rPr>
         <w:t>SANDUÍCHE</w:t>
       </w:r>
@@ -6789,16 +6593,14 @@
         <w:rPr>
           <w:rFonts w:ascii="Trebuchet MS" w:hAnsi="Trebuchet MS"/>
           <w:color w:val="DAD5CC"/>
-          <w:sz w:val="22"/>
-        </w:rPr>
-        <w:t> </w:t>
+        </w:rPr>
+        <w:t xml:space="preserve"> </w:t>
       </w:r>
       <w:r>
         <w:rPr>
           <w:rFonts w:ascii="Trebuchet MS" w:hAnsi="Trebuchet MS"/>
           <w:color w:val="DAD5CC"/>
           <w:w w:val="70"/>
-          <w:sz w:val="22"/>
         </w:rPr>
         <w:t>COM</w:t>
       </w:r>
@@ -6806,16 +6608,14 @@
         <w:rPr>
           <w:rFonts w:ascii="Trebuchet MS" w:hAnsi="Trebuchet MS"/>
           <w:color w:val="DAD5CC"/>
-          <w:sz w:val="22"/>
-        </w:rPr>
-        <w:t> </w:t>
+        </w:rPr>
+        <w:t xml:space="preserve"> </w:t>
       </w:r>
       <w:r>
         <w:rPr>
           <w:rFonts w:ascii="Trebuchet MS" w:hAnsi="Trebuchet MS"/>
           <w:color w:val="DAD5CC"/>
           <w:w w:val="70"/>
-          <w:sz w:val="22"/>
         </w:rPr>
         <w:t>MAIS</w:t>
       </w:r>
@@ -6823,16 +6623,14 @@
         <w:rPr>
           <w:rFonts w:ascii="Trebuchet MS" w:hAnsi="Trebuchet MS"/>
           <w:color w:val="DAD5CC"/>
-          <w:sz w:val="22"/>
-        </w:rPr>
-        <w:t> </w:t>
+        </w:rPr>
+        <w:t xml:space="preserve"> </w:t>
       </w:r>
       <w:r>
         <w:rPr>
           <w:rFonts w:ascii="Trebuchet MS" w:hAnsi="Trebuchet MS"/>
           <w:color w:val="DAD5CC"/>
           <w:w w:val="70"/>
-          <w:sz w:val="22"/>
         </w:rPr>
         <w:t>14,00</w:t>
       </w:r>
@@ -6840,25 +6638,22 @@
         <w:rPr>
           <w:rFonts w:ascii="Trebuchet MS" w:hAnsi="Trebuchet MS"/>
           <w:color w:val="DAD5CC"/>
-          <w:sz w:val="22"/>
-        </w:rPr>
-        <w:t> </w:t>
+        </w:rPr>
+        <w:t xml:space="preserve"> </w:t>
       </w:r>
       <w:r>
         <w:rPr>
           <w:rFonts w:ascii="Trebuchet MS" w:hAnsi="Trebuchet MS"/>
           <w:color w:val="DAD5CC"/>
           <w:w w:val="70"/>
-          <w:sz w:val="22"/>
-        </w:rPr>
-        <w:t>SEU </w:t>
+        </w:rPr>
+        <w:t xml:space="preserve">SEU </w:t>
       </w:r>
       <w:r>
         <w:rPr>
           <w:rFonts w:ascii="Trebuchet MS" w:hAnsi="Trebuchet MS"/>
           <w:color w:val="DAD5CC"/>
           <w:w w:val="65"/>
-          <w:sz w:val="22"/>
         </w:rPr>
         <w:t>PEDIDO</w:t>
       </w:r>
@@ -6866,16 +6661,14 @@
         <w:rPr>
           <w:rFonts w:ascii="Trebuchet MS" w:hAnsi="Trebuchet MS"/>
           <w:color w:val="DAD5CC"/>
-          <w:sz w:val="22"/>
-        </w:rPr>
-        <w:t> </w:t>
+        </w:rPr>
+        <w:t xml:space="preserve"> </w:t>
       </w:r>
       <w:r>
         <w:rPr>
           <w:rFonts w:ascii="Trebuchet MS" w:hAnsi="Trebuchet MS"/>
           <w:color w:val="DAD5CC"/>
           <w:w w:val="65"/>
-          <w:sz w:val="22"/>
         </w:rPr>
         <w:t>VIRA</w:t>
       </w:r>
@@ -6883,16 +6676,14 @@
         <w:rPr>
           <w:rFonts w:ascii="Trebuchet MS" w:hAnsi="Trebuchet MS"/>
           <w:color w:val="DAD5CC"/>
-          <w:sz w:val="22"/>
-        </w:rPr>
-        <w:t> </w:t>
+        </w:rPr>
+        <w:t xml:space="preserve"> </w:t>
       </w:r>
       <w:r>
         <w:rPr>
           <w:rFonts w:ascii="Trebuchet MS" w:hAnsi="Trebuchet MS"/>
           <w:color w:val="DAD5CC"/>
           <w:w w:val="65"/>
-          <w:sz w:val="22"/>
         </w:rPr>
         <w:t>COMBO</w:t>
       </w:r>
@@ -6900,16 +6691,14 @@
         <w:rPr>
           <w:rFonts w:ascii="Trebuchet MS" w:hAnsi="Trebuchet MS"/>
           <w:color w:val="DAD5CC"/>
-          <w:sz w:val="22"/>
-        </w:rPr>
-        <w:t> </w:t>
+        </w:rPr>
+        <w:t xml:space="preserve"> </w:t>
       </w:r>
       <w:r>
         <w:rPr>
           <w:rFonts w:ascii="Trebuchet MS" w:hAnsi="Trebuchet MS"/>
           <w:color w:val="DAD5CC"/>
           <w:w w:val="65"/>
-          <w:sz w:val="22"/>
         </w:rPr>
         <w:t>BATATA</w:t>
       </w:r>
@@ -6918,16 +6707,14 @@
           <w:rFonts w:ascii="Trebuchet MS" w:hAnsi="Trebuchet MS"/>
           <w:color w:val="DAD5CC"/>
           <w:spacing w:val="40"/>
-          <w:sz w:val="22"/>
-        </w:rPr>
-        <w:t> </w:t>
+        </w:rPr>
+        <w:t xml:space="preserve"> </w:t>
       </w:r>
       <w:r>
         <w:rPr>
           <w:rFonts w:ascii="Trebuchet MS" w:hAnsi="Trebuchet MS"/>
           <w:color w:val="DAD5CC"/>
           <w:w w:val="65"/>
-          <w:sz w:val="22"/>
         </w:rPr>
         <w:t>P</w:t>
       </w:r>
@@ -6935,16 +6722,14 @@
         <w:rPr>
           <w:rFonts w:ascii="Trebuchet MS" w:hAnsi="Trebuchet MS"/>
           <w:color w:val="DAD5CC"/>
-          <w:sz w:val="22"/>
-        </w:rPr>
-        <w:t> </w:t>
+        </w:rPr>
+        <w:t xml:space="preserve"> </w:t>
       </w:r>
       <w:r>
         <w:rPr>
           <w:rFonts w:ascii="Trebuchet MS" w:hAnsi="Trebuchet MS"/>
           <w:color w:val="DAD5CC"/>
           <w:w w:val="65"/>
-          <w:sz w:val="22"/>
         </w:rPr>
         <w:t>+ BEBIDA(SUCO</w:t>
       </w:r>
@@ -6952,16 +6737,14 @@
         <w:rPr>
           <w:rFonts w:ascii="Trebuchet MS" w:hAnsi="Trebuchet MS"/>
           <w:color w:val="DAD5CC"/>
-          <w:sz w:val="22"/>
-        </w:rPr>
-        <w:t> </w:t>
+        </w:rPr>
+        <w:t xml:space="preserve"> </w:t>
       </w:r>
       <w:r>
         <w:rPr>
           <w:rFonts w:ascii="Trebuchet MS" w:hAnsi="Trebuchet MS"/>
           <w:color w:val="DAD5CC"/>
           <w:w w:val="65"/>
-          <w:sz w:val="22"/>
         </w:rPr>
         <w:t>OU</w:t>
       </w:r>
@@ -6969,33 +6752,29 @@
         <w:rPr>
           <w:rFonts w:ascii="Trebuchet MS" w:hAnsi="Trebuchet MS"/>
           <w:color w:val="DAD5CC"/>
-          <w:sz w:val="22"/>
-        </w:rPr>
-        <w:t> </w:t>
+        </w:rPr>
+        <w:t xml:space="preserve"> </w:t>
       </w:r>
       <w:r>
         <w:rPr>
           <w:rFonts w:ascii="Trebuchet MS" w:hAnsi="Trebuchet MS"/>
           <w:color w:val="DAD5CC"/>
           <w:w w:val="65"/>
-          <w:sz w:val="22"/>
         </w:rPr>
         <w:t>REFRIGERANTE</w:t>
       </w:r>
     </w:p>
     <w:p>
       <w:pPr>
-        <w:spacing w:after="0" w:line="182" w:lineRule="auto"/>
-        <w:jc w:val="left"/>
-        <w:rPr>
-          <w:rFonts w:ascii="Trebuchet MS" w:hAnsi="Trebuchet MS"/>
-          <w:sz w:val="22"/>
+        <w:spacing w:line="182" w:lineRule="auto"/>
+        <w:rPr>
+          <w:rFonts w:ascii="Trebuchet MS" w:hAnsi="Trebuchet MS"/>
         </w:rPr>
         <w:sectPr>
           <w:type w:val="continuous"/>
           <w:pgSz w:w="10800" w:h="7680" w:orient="landscape"/>
-          <w:pgMar w:top="0" w:bottom="0" w:left="0" w:right="0"/>
-          <w:cols w:num="3" w:equalWidth="0">
+          <w:pgMar w:top="0" w:right="0" w:bottom="0" w:left="0" w:header="720" w:footer="720" w:gutter="0"/>
+          <w:cols w:num="3" w:space="720" w:equalWidth="0">
             <w:col w:w="2616" w:space="259"/>
             <w:col w:w="3716" w:space="47"/>
             <w:col w:w="4162"/>
@@ -7005,8 +6784,7 @@
     </w:p>
     <w:p>
       <w:pPr>
-        <w:spacing w:line="241" w:lineRule="exact" w:before="56"/>
-        <w:ind w:left="0" w:right="0" w:firstLine="0"/>
+        <w:spacing w:before="56" w:line="241" w:lineRule="exact"/>
         <w:jc w:val="right"/>
         <w:rPr>
           <w:b/>
@@ -7029,7 +6807,7 @@
           <w:spacing w:val="-18"/>
           <w:sz w:val="20"/>
         </w:rPr>
-        <w:t> </w:t>
+        <w:t xml:space="preserve"> </w:t>
       </w:r>
       <w:r>
         <w:rPr>
@@ -7047,7 +6825,7 @@
           <w:spacing w:val="-18"/>
           <w:sz w:val="20"/>
         </w:rPr>
-        <w:t> </w:t>
+        <w:t xml:space="preserve"> </w:t>
       </w:r>
       <w:r>
         <w:rPr>
@@ -7065,7 +6843,7 @@
           <w:spacing w:val="-18"/>
           <w:sz w:val="20"/>
         </w:rPr>
-        <w:t> </w:t>
+        <w:t xml:space="preserve"> </w:t>
       </w:r>
       <w:r>
         <w:rPr>
@@ -7081,15 +6859,13 @@
     <w:p>
       <w:pPr>
         <w:spacing w:before="68"/>
-        <w:ind w:left="663" w:right="0" w:firstLine="0"/>
-        <w:jc w:val="left"/>
+        <w:ind w:left="663"/>
         <w:rPr>
           <w:b/>
           <w:sz w:val="18"/>
         </w:rPr>
       </w:pPr>
       <w:r>
-        <w:rPr/>
         <w:br w:type="column"/>
       </w:r>
       <w:r>
@@ -7098,7 +6874,7 @@
           <w:color w:val="28201A"/>
           <w:w w:val="65"/>
           <w:sz w:val="18"/>
-          <w:shd w:fill="D47320" w:color="auto" w:val="clear"/>
+          <w:shd w:val="clear" w:color="auto" w:fill="D47320"/>
         </w:rPr>
         <w:t>R$</w:t>
       </w:r>
@@ -7109,9 +6885,9 @@
           <w:spacing w:val="-1"/>
           <w:w w:val="70"/>
           <w:sz w:val="18"/>
-          <w:shd w:fill="D47320" w:color="auto" w:val="clear"/>
-        </w:rPr>
-        <w:t> </w:t>
+          <w:shd w:val="clear" w:color="auto" w:fill="D47320"/>
+        </w:rPr>
+        <w:t xml:space="preserve"> </w:t>
       </w:r>
       <w:r>
         <w:rPr>
@@ -7120,19 +6896,18 @@
           <w:spacing w:val="-5"/>
           <w:w w:val="70"/>
           <w:sz w:val="18"/>
-          <w:shd w:fill="D47320" w:color="auto" w:val="clear"/>
+          <w:shd w:val="clear" w:color="auto" w:fill="D47320"/>
         </w:rPr>
         <w:t>32,00</w:t>
       </w:r>
     </w:p>
     <w:p>
       <w:pPr>
-        <w:pStyle w:val="Heading9"/>
+        <w:pStyle w:val="Ttulo9"/>
         <w:spacing w:line="172" w:lineRule="exact"/>
         <w:ind w:left="805"/>
       </w:pPr>
       <w:r>
-        <w:rPr/>
         <w:br w:type="column"/>
       </w:r>
       <w:r>
@@ -7146,13 +6921,13 @@
     </w:p>
     <w:p>
       <w:pPr>
-        <w:pStyle w:val="Heading9"/>
-        <w:spacing w:after="0" w:line="172" w:lineRule="exact"/>
+        <w:pStyle w:val="Ttulo9"/>
+        <w:spacing w:line="172" w:lineRule="exact"/>
         <w:sectPr>
           <w:type w:val="continuous"/>
           <w:pgSz w:w="10800" w:h="7680" w:orient="landscape"/>
-          <w:pgMar w:top="0" w:bottom="0" w:left="0" w:right="0"/>
-          <w:cols w:num="3" w:equalWidth="0">
+          <w:pgMar w:top="0" w:right="0" w:bottom="0" w:left="0" w:header="720" w:footer="720" w:gutter="0"/>
+          <w:cols w:num="3" w:space="720" w:equalWidth="0">
             <w:col w:w="5309" w:space="40"/>
             <w:col w:w="1212" w:space="39"/>
             <w:col w:w="4200"/>
@@ -7162,21 +6937,19 @@
     </w:p>
     <w:p>
       <w:pPr>
-        <w:spacing w:line="232" w:lineRule="auto" w:before="4"/>
-        <w:ind w:left="3655" w:right="4145" w:firstLine="0"/>
-        <w:jc w:val="left"/>
-        <w:rPr>
-          <w:b/>
-          <w:sz w:val="11"/>
-        </w:rPr>
-      </w:pPr>
-      <w:r>
-        <w:rPr>
-          <w:b/>
+        <w:rPr>
+          <w:b/>
+          <w:sz w:val="11"/>
+        </w:rPr>
+      </w:pPr>
+      <w:r>
+        <w:rPr>
+          <w:b/>
+          <w:noProof/>
           <w:sz w:val="11"/>
         </w:rPr>
         <w:drawing>
-          <wp:anchor distT="0" distB="0" distL="0" distR="0" allowOverlap="1" layoutInCell="1" locked="0" behindDoc="1" simplePos="0" relativeHeight="487425536">
+          <wp:anchor distT="0" distB="0" distL="0" distR="0" simplePos="0" relativeHeight="487425536" behindDoc="1" locked="0" layoutInCell="1" allowOverlap="1" wp14:anchorId="104B86BF" wp14:editId="3C7D0F53">
             <wp:simplePos x="0" y="0"/>
             <wp:positionH relativeFrom="page">
               <wp:posOffset>0</wp:posOffset>
@@ -7189,17 +6962,17 @@
             <wp:wrapNone/>
             <wp:docPr id="8" name="Image 8"/>
             <wp:cNvGraphicFramePr>
-              <a:graphicFrameLocks/>
+              <a:graphicFrameLocks xmlns:a="http://schemas.openxmlformats.org/drawingml/2006/main"/>
             </wp:cNvGraphicFramePr>
-            <a:graphic>
+            <a:graphic xmlns:a="http://schemas.openxmlformats.org/drawingml/2006/main">
               <a:graphicData uri="http://schemas.openxmlformats.org/drawingml/2006/picture">
-                <pic:pic>
+                <pic:pic xmlns:pic="http://schemas.openxmlformats.org/drawingml/2006/picture">
                   <pic:nvPicPr>
                     <pic:cNvPr id="8" name="Image 8"/>
                     <pic:cNvPicPr/>
                   </pic:nvPicPr>
                   <pic:blipFill>
-                    <a:blip r:embed="rId6" cstate="print"/>
+                    <a:blip r:embed="rId5" cstate="print"/>
                     <a:stretch>
                       <a:fillRect/>
                     </a:stretch>
@@ -7235,7 +7008,7 @@
           <w:spacing w:val="-11"/>
           <w:sz w:val="11"/>
         </w:rPr>
-        <w:t> </w:t>
+        <w:t xml:space="preserve"> </w:t>
       </w:r>
       <w:r>
         <w:rPr>
@@ -7253,7 +7026,7 @@
           <w:spacing w:val="-10"/>
           <w:sz w:val="11"/>
         </w:rPr>
-        <w:t> </w:t>
+        <w:t xml:space="preserve"> </w:t>
       </w:r>
       <w:r>
         <w:rPr>
@@ -7271,7 +7044,7 @@
           <w:spacing w:val="-11"/>
           <w:sz w:val="11"/>
         </w:rPr>
-        <w:t> </w:t>
+        <w:t xml:space="preserve"> </w:t>
       </w:r>
       <w:r>
         <w:rPr>
@@ -7289,7 +7062,7 @@
           <w:spacing w:val="-10"/>
           <w:sz w:val="11"/>
         </w:rPr>
-        <w:t> </w:t>
+        <w:t xml:space="preserve"> </w:t>
       </w:r>
       <w:r>
         <w:rPr>
@@ -7307,7 +7080,7 @@
           <w:spacing w:val="-11"/>
           <w:sz w:val="11"/>
         </w:rPr>
-        <w:t> </w:t>
+        <w:t xml:space="preserve"> </w:t>
       </w:r>
       <w:r>
         <w:rPr>
@@ -7325,7 +7098,7 @@
           <w:spacing w:val="-10"/>
           <w:sz w:val="11"/>
         </w:rPr>
-        <w:t> </w:t>
+        <w:t xml:space="preserve"> </w:t>
       </w:r>
       <w:r>
         <w:rPr>
@@ -7343,7 +7116,7 @@
           <w:spacing w:val="-11"/>
           <w:sz w:val="11"/>
         </w:rPr>
-        <w:t> </w:t>
+        <w:t xml:space="preserve"> </w:t>
       </w:r>
       <w:r>
         <w:rPr>
@@ -7361,7 +7134,7 @@
           <w:spacing w:val="-10"/>
           <w:sz w:val="11"/>
         </w:rPr>
-        <w:t> </w:t>
+        <w:t xml:space="preserve"> </w:t>
       </w:r>
       <w:r>
         <w:rPr>
@@ -7379,7 +7152,7 @@
           <w:spacing w:val="-11"/>
           <w:sz w:val="11"/>
         </w:rPr>
-        <w:t> </w:t>
+        <w:t xml:space="preserve"> </w:t>
       </w:r>
       <w:r>
         <w:rPr>
@@ -7397,7 +7170,7 @@
           <w:spacing w:val="-10"/>
           <w:sz w:val="11"/>
         </w:rPr>
-        <w:t> </w:t>
+        <w:t xml:space="preserve"> </w:t>
       </w:r>
       <w:r>
         <w:rPr>
@@ -7415,7 +7188,7 @@
           <w:spacing w:val="40"/>
           <w:sz w:val="11"/>
         </w:rPr>
-        <w:t> </w:t>
+        <w:t xml:space="preserve"> </w:t>
       </w:r>
       <w:r>
         <w:rPr>
@@ -7434,7 +7207,7 @@
           <w:spacing w:val="-5"/>
           <w:sz w:val="11"/>
         </w:rPr>
-        <w:t> </w:t>
+        <w:t xml:space="preserve"> </w:t>
       </w:r>
       <w:r>
         <w:rPr>
@@ -7453,7 +7226,7 @@
           <w:spacing w:val="-4"/>
           <w:sz w:val="11"/>
         </w:rPr>
-        <w:t> </w:t>
+        <w:t xml:space="preserve"> </w:t>
       </w:r>
       <w:r>
         <w:rPr>
@@ -7472,7 +7245,7 @@
           <w:spacing w:val="-5"/>
           <w:sz w:val="11"/>
         </w:rPr>
-        <w:t> </w:t>
+        <w:t xml:space="preserve"> </w:t>
       </w:r>
       <w:r>
         <w:rPr>
@@ -7491,7 +7264,7 @@
           <w:spacing w:val="-4"/>
           <w:sz w:val="11"/>
         </w:rPr>
-        <w:t> </w:t>
+        <w:t xml:space="preserve"> </w:t>
       </w:r>
       <w:r>
         <w:rPr>
@@ -7510,7 +7283,7 @@
           <w:spacing w:val="-4"/>
           <w:sz w:val="11"/>
         </w:rPr>
-        <w:t> </w:t>
+        <w:t xml:space="preserve"> </w:t>
       </w:r>
       <w:r>
         <w:rPr>
@@ -7529,7 +7302,7 @@
           <w:spacing w:val="-4"/>
           <w:sz w:val="11"/>
         </w:rPr>
-        <w:t> </w:t>
+        <w:t xml:space="preserve"> </w:t>
       </w:r>
       <w:r>
         <w:rPr>
@@ -7548,7 +7321,7 @@
           <w:spacing w:val="-5"/>
           <w:sz w:val="11"/>
         </w:rPr>
-        <w:t> </w:t>
+        <w:t xml:space="preserve"> </w:t>
       </w:r>
       <w:r>
         <w:rPr>
@@ -7567,7 +7340,7 @@
           <w:spacing w:val="-5"/>
           <w:sz w:val="11"/>
         </w:rPr>
-        <w:t> </w:t>
+        <w:t xml:space="preserve"> </w:t>
       </w:r>
       <w:r>
         <w:rPr>
@@ -7582,7 +7355,7 @@
     </w:p>
     <w:p>
       <w:pPr>
-        <w:pStyle w:val="BodyText"/>
+        <w:pStyle w:val="Corpodetexto"/>
         <w:spacing w:before="130"/>
         <w:rPr>
           <w:sz w:val="11"/>
@@ -7592,12 +7365,10 @@
     <w:p>
       <w:pPr>
         <w:tabs>
-          <w:tab w:pos="5668" w:val="left" w:leader="none"/>
-          <w:tab w:pos="7558" w:val="left" w:leader="none"/>
+          <w:tab w:val="left" w:pos="5668"/>
+          <w:tab w:val="left" w:pos="7558"/>
         </w:tabs>
-        <w:spacing w:before="0"/>
-        <w:ind w:left="5348" w:right="0" w:firstLine="0"/>
-        <w:jc w:val="left"/>
+        <w:ind w:left="5348"/>
         <w:rPr>
           <w:b/>
           <w:sz w:val="23"/>
@@ -7606,10 +7377,11 @@
       <w:r>
         <w:rPr>
           <w:b/>
+          <w:noProof/>
           <w:sz w:val="23"/>
         </w:rPr>
         <w:drawing>
-          <wp:anchor distT="0" distB="0" distL="0" distR="0" allowOverlap="1" layoutInCell="1" locked="0" behindDoc="0" simplePos="0" relativeHeight="15729152">
+          <wp:anchor distT="0" distB="0" distL="0" distR="0" simplePos="0" relativeHeight="15729152" behindDoc="0" locked="0" layoutInCell="1" allowOverlap="1" wp14:anchorId="24C1B700" wp14:editId="3696384B">
             <wp:simplePos x="0" y="0"/>
             <wp:positionH relativeFrom="page">
               <wp:posOffset>3090338</wp:posOffset>
@@ -7622,17 +7394,17 @@
             <wp:wrapNone/>
             <wp:docPr id="9" name="Image 9"/>
             <wp:cNvGraphicFramePr>
-              <a:graphicFrameLocks/>
+              <a:graphicFrameLocks xmlns:a="http://schemas.openxmlformats.org/drawingml/2006/main"/>
             </wp:cNvGraphicFramePr>
-            <a:graphic>
+            <a:graphic xmlns:a="http://schemas.openxmlformats.org/drawingml/2006/main">
               <a:graphicData uri="http://schemas.openxmlformats.org/drawingml/2006/picture">
-                <pic:pic>
+                <pic:pic xmlns:pic="http://schemas.openxmlformats.org/drawingml/2006/picture">
                   <pic:nvPicPr>
                     <pic:cNvPr id="9" name="Image 9"/>
                     <pic:cNvPicPr/>
                   </pic:nvPicPr>
                   <pic:blipFill>
-                    <a:blip r:embed="rId7" cstate="print"/>
+                    <a:blip r:embed="rId6" cstate="print"/>
                     <a:stretch>
                       <a:fillRect/>
                     </a:stretch>
@@ -7657,7 +7429,7 @@
           <w:rFonts w:ascii="Times New Roman"/>
           <w:color w:val="FFFEFF"/>
           <w:sz w:val="23"/>
-          <w:shd w:fill="DE7820" w:color="auto" w:val="clear"/>
+          <w:shd w:val="clear" w:color="auto" w:fill="DE7820"/>
         </w:rPr>
         <w:tab/>
       </w:r>
@@ -7668,7 +7440,7 @@
           <w:spacing w:val="-2"/>
           <w:w w:val="75"/>
           <w:sz w:val="23"/>
-          <w:shd w:fill="DE7820" w:color="auto" w:val="clear"/>
+          <w:shd w:val="clear" w:color="auto" w:fill="DE7820"/>
         </w:rPr>
         <w:t>BUIUSANDUICHES</w:t>
       </w:r>
@@ -7677,15 +7449,13 @@
           <w:b/>
           <w:color w:val="FFFEFF"/>
           <w:sz w:val="23"/>
-          <w:shd w:fill="DE7820" w:color="auto" w:val="clear"/>
+          <w:shd w:val="clear" w:color="auto" w:fill="DE7820"/>
         </w:rPr>
         <w:tab/>
       </w:r>
     </w:p>
     <w:p>
       <w:pPr>
-        <w:spacing w:after="0"/>
-        <w:jc w:val="left"/>
         <w:rPr>
           <w:b/>
           <w:sz w:val="23"/>
@@ -7693,199 +7463,85 @@
         <w:sectPr>
           <w:type w:val="continuous"/>
           <w:pgSz w:w="10800" w:h="7680" w:orient="landscape"/>
-          <w:pgMar w:top="0" w:bottom="0" w:left="0" w:right="0"/>
+          <w:pgMar w:top="0" w:right="0" w:bottom="0" w:left="0" w:header="720" w:footer="720" w:gutter="0"/>
+          <w:cols w:space="720"/>
         </w:sectPr>
       </w:pPr>
     </w:p>
     <w:p>
       <w:pPr>
-        <w:pStyle w:val="Heading4"/>
-      </w:pPr>
-      <w:bookmarkStart w:name="TRADICIONAL" w:id="24"/>
+        <w:pStyle w:val="Ttulo4"/>
+      </w:pPr>
+      <w:bookmarkStart w:id="22" w:name="TRADICIONAL"/>
+      <w:bookmarkStart w:id="23" w:name="R$_7,50"/>
+      <w:bookmarkStart w:id="24" w:name="ESPECIAL"/>
+      <w:bookmarkStart w:id="25" w:name="R$_17,00"/>
+      <w:bookmarkStart w:id="26" w:name="SERTANEJO"/>
+      <w:bookmarkStart w:id="27" w:name="DE_CORAÇÃO"/>
+      <w:bookmarkStart w:id="28" w:name="DE_CAMARÃO"/>
+      <w:bookmarkStart w:id="29" w:name="R$_20,00"/>
+      <w:bookmarkStart w:id="30" w:name="DE_BACON"/>
+      <w:bookmarkStart w:id="31" w:name="SANDUICHE_DE_FRANGO"/>
+      <w:bookmarkStart w:id="32" w:name="R$_10,00"/>
+      <w:bookmarkStart w:id="33" w:name="R$_15,00"/>
+      <w:bookmarkStart w:id="34" w:name="R$_22,00"/>
+      <w:bookmarkStart w:id="35" w:name="R$_50,00"/>
+      <w:bookmarkStart w:id="36" w:name="PASTEL_ESPECIAL"/>
+      <w:bookmarkStart w:id="37" w:name="R$_18,00"/>
+      <w:bookmarkStart w:id="38" w:name="SUCOS"/>
+      <w:bookmarkStart w:id="39" w:name="OUTRAS_BEBIDAS"/>
+      <w:bookmarkStart w:id="40" w:name="AÇAÍ_E_CUPUAÇU"/>
+      <w:bookmarkStart w:id="41" w:name="400_ML_R$_20,00_500_ML_R$_22,00"/>
+      <w:bookmarkStart w:id="42" w:name="GUARANÁ_DO_AMAZONAS"/>
+      <w:bookmarkStart w:id="43" w:name="400ML_=_R$_9,00"/>
+      <w:bookmarkStart w:id="44" w:name="MILK_SHAKES"/>
+      <w:bookmarkEnd w:id="22"/>
+      <w:bookmarkEnd w:id="23"/>
       <w:bookmarkEnd w:id="24"/>
-      <w:r>
-        <w:rPr>
-          <w:b w:val="0"/>
-        </w:rPr>
-      </w:r>
-      <w:bookmarkStart w:name="R$ 7,50" w:id="25"/>
       <w:bookmarkEnd w:id="25"/>
-      <w:r>
-        <w:rPr>
-          <w:b w:val="0"/>
-        </w:rPr>
-      </w:r>
-      <w:bookmarkStart w:name="ESPECIAL" w:id="26"/>
       <w:bookmarkEnd w:id="26"/>
-      <w:r>
-        <w:rPr>
-          <w:b w:val="0"/>
-        </w:rPr>
-      </w:r>
-      <w:bookmarkStart w:name="R$ 17,00" w:id="27"/>
       <w:bookmarkEnd w:id="27"/>
-      <w:r>
-        <w:rPr>
-          <w:b w:val="0"/>
-        </w:rPr>
-      </w:r>
-      <w:bookmarkStart w:name="SERTANEJO" w:id="28"/>
       <w:bookmarkEnd w:id="28"/>
-      <w:r>
-        <w:rPr>
-          <w:b w:val="0"/>
-        </w:rPr>
-      </w:r>
-      <w:bookmarkStart w:name="DE CORAÇÃO" w:id="29"/>
       <w:bookmarkEnd w:id="29"/>
-      <w:r>
-        <w:rPr>
-          <w:b w:val="0"/>
-        </w:rPr>
-      </w:r>
-      <w:bookmarkStart w:name="DE CAMARÃO" w:id="30"/>
       <w:bookmarkEnd w:id="30"/>
-      <w:r>
-        <w:rPr>
-          <w:b w:val="0"/>
-        </w:rPr>
-      </w:r>
-      <w:bookmarkStart w:name="R$ 20,00" w:id="31"/>
       <w:bookmarkEnd w:id="31"/>
-      <w:r>
-        <w:rPr>
-          <w:b w:val="0"/>
-        </w:rPr>
-      </w:r>
-      <w:bookmarkStart w:name="DE BACON" w:id="32"/>
       <w:bookmarkEnd w:id="32"/>
-      <w:r>
-        <w:rPr>
-          <w:b w:val="0"/>
-        </w:rPr>
-      </w:r>
-      <w:bookmarkStart w:name="SANDUICHE DE FRANGO" w:id="33"/>
       <w:bookmarkEnd w:id="33"/>
-      <w:r>
-        <w:rPr>
-          <w:b w:val="0"/>
-        </w:rPr>
-      </w:r>
-      <w:bookmarkStart w:name="R$ 10,00" w:id="34"/>
       <w:bookmarkEnd w:id="34"/>
-      <w:r>
-        <w:rPr>
-          <w:b w:val="0"/>
-        </w:rPr>
-      </w:r>
-      <w:bookmarkStart w:name="R$ 15,00" w:id="35"/>
       <w:bookmarkEnd w:id="35"/>
-      <w:r>
-        <w:rPr>
-          <w:b w:val="0"/>
-        </w:rPr>
-      </w:r>
-      <w:bookmarkStart w:name="R$ 22,00" w:id="36"/>
       <w:bookmarkEnd w:id="36"/>
-      <w:r>
-        <w:rPr>
-          <w:b w:val="0"/>
-        </w:rPr>
-      </w:r>
-      <w:bookmarkStart w:name="R$ 50,00" w:id="37"/>
       <w:bookmarkEnd w:id="37"/>
-      <w:r>
-        <w:rPr>
-          <w:b w:val="0"/>
-        </w:rPr>
-      </w:r>
-      <w:bookmarkStart w:name="PASTEL ESPECIAL" w:id="38"/>
       <w:bookmarkEnd w:id="38"/>
-      <w:r>
-        <w:rPr>
-          <w:b w:val="0"/>
-        </w:rPr>
-      </w:r>
-      <w:bookmarkStart w:name="R$ 18,00" w:id="39"/>
       <w:bookmarkEnd w:id="39"/>
-      <w:r>
-        <w:rPr>
-          <w:b w:val="0"/>
-        </w:rPr>
-      </w:r>
-      <w:bookmarkStart w:name="SUCOS" w:id="40"/>
       <w:bookmarkEnd w:id="40"/>
-      <w:r>
-        <w:rPr>
-          <w:b w:val="0"/>
-        </w:rPr>
-      </w:r>
-      <w:bookmarkStart w:name="OUTRAS BEBIDAS" w:id="41"/>
       <w:bookmarkEnd w:id="41"/>
-      <w:r>
-        <w:rPr>
-          <w:b w:val="0"/>
-        </w:rPr>
-      </w:r>
-      <w:bookmarkStart w:name="AÇAÍ E CUPUAÇU" w:id="42"/>
       <w:bookmarkEnd w:id="42"/>
-      <w:r>
-        <w:rPr>
-          <w:b w:val="0"/>
-        </w:rPr>
-      </w:r>
-      <w:bookmarkStart w:name="400 ML R$ 20,00 500 ML R$ 22,00" w:id="43"/>
       <w:bookmarkEnd w:id="43"/>
-      <w:r>
-        <w:rPr>
-          <w:b w:val="0"/>
-        </w:rPr>
-      </w:r>
-      <w:bookmarkStart w:name="GUARANÁ DO AMAZONAS" w:id="44"/>
       <w:bookmarkEnd w:id="44"/>
       <w:r>
         <w:rPr>
-          <w:b w:val="0"/>
-        </w:rPr>
-      </w:r>
-      <w:bookmarkStart w:name="400ML = R$ 9,00" w:id="45"/>
-      <w:bookmarkEnd w:id="45"/>
-      <w:r>
-        <w:rPr>
-          <w:b w:val="0"/>
-        </w:rPr>
-      </w:r>
-      <w:bookmarkStart w:name="MILK SHAKES" w:id="46"/>
-      <w:bookmarkEnd w:id="46"/>
-      <w:r>
-        <w:rPr>
-          <w:b w:val="0"/>
-        </w:rPr>
-      </w:r>
-      <w:r>
-        <w:rPr>
           <w:color w:val="B86737"/>
           <w:spacing w:val="-2"/>
           <w:w w:val="110"/>
         </w:rPr>
+        <w:lastRenderedPageBreak/>
         <w:t>SUCOS</w:t>
       </w:r>
     </w:p>
     <w:p>
       <w:pPr>
-        <w:pStyle w:val="Heading4"/>
-        <w:spacing w:after="0"/>
+        <w:pStyle w:val="Ttulo4"/>
         <w:sectPr>
           <w:pgSz w:w="10800" w:h="7680" w:orient="landscape"/>
-          <w:pgMar w:top="300" w:bottom="280" w:left="0" w:right="0"/>
+          <w:pgMar w:top="300" w:right="0" w:bottom="280" w:left="0" w:header="720" w:footer="720" w:gutter="0"/>
+          <w:cols w:space="720"/>
         </w:sectPr>
       </w:pPr>
     </w:p>
     <w:p>
       <w:pPr>
-        <w:spacing w:line="156" w:lineRule="exact" w:before="19"/>
-        <w:ind w:left="477" w:right="0" w:firstLine="0"/>
-        <w:jc w:val="left"/>
+        <w:spacing w:before="19" w:line="156" w:lineRule="exact"/>
+        <w:ind w:left="477"/>
         <w:rPr>
           <w:rFonts w:ascii="Trebuchet MS"/>
           <w:sz w:val="23"/>
@@ -7904,12 +7560,11 @@
     </w:p>
     <w:p>
       <w:pPr>
-        <w:pStyle w:val="Heading9"/>
-        <w:spacing w:line="123" w:lineRule="exact" w:before="51"/>
+        <w:pStyle w:val="Ttulo9"/>
+        <w:spacing w:before="51" w:line="123" w:lineRule="exact"/>
         <w:ind w:left="477"/>
       </w:pPr>
       <w:r>
-        <w:rPr/>
         <w:br w:type="column"/>
       </w:r>
       <w:r>
@@ -7925,7 +7580,7 @@
           <w:spacing w:val="-10"/>
           <w:w w:val="70"/>
         </w:rPr>
-        <w:t> </w:t>
+        <w:t xml:space="preserve"> </w:t>
       </w:r>
       <w:r>
         <w:rPr>
@@ -7938,16 +7593,14 @@
     </w:p>
     <w:p>
       <w:pPr>
-        <w:spacing w:line="160" w:lineRule="exact" w:before="14"/>
-        <w:ind w:left="477" w:right="0" w:firstLine="0"/>
-        <w:jc w:val="left"/>
+        <w:spacing w:before="14" w:line="160" w:lineRule="exact"/>
+        <w:ind w:left="477"/>
         <w:rPr>
           <w:rFonts w:ascii="Trebuchet MS"/>
           <w:sz w:val="15"/>
         </w:rPr>
       </w:pPr>
       <w:r>
-        <w:rPr/>
         <w:br w:type="column"/>
       </w:r>
       <w:r>
@@ -7963,16 +7616,14 @@
     </w:p>
     <w:p>
       <w:pPr>
-        <w:spacing w:line="165" w:lineRule="exact" w:before="9"/>
-        <w:ind w:left="122" w:right="0" w:firstLine="0"/>
-        <w:jc w:val="left"/>
+        <w:spacing w:before="9" w:line="165" w:lineRule="exact"/>
+        <w:ind w:left="122"/>
         <w:rPr>
           <w:rFonts w:ascii="Trebuchet MS" w:hAnsi="Trebuchet MS"/>
           <w:sz w:val="16"/>
         </w:rPr>
       </w:pPr>
       <w:r>
-        <w:rPr/>
         <w:br w:type="column"/>
       </w:r>
       <w:r>
@@ -7987,16 +7638,14 @@
     </w:p>
     <w:p>
       <w:pPr>
-        <w:spacing w:line="155" w:lineRule="exact" w:before="19"/>
-        <w:ind w:left="127" w:right="0" w:firstLine="0"/>
-        <w:jc w:val="left"/>
+        <w:spacing w:before="19" w:line="155" w:lineRule="exact"/>
+        <w:ind w:left="127"/>
         <w:rPr>
           <w:rFonts w:ascii="Trebuchet MS" w:hAnsi="Trebuchet MS"/>
           <w:sz w:val="15"/>
         </w:rPr>
       </w:pPr>
       <w:r>
-        <w:rPr/>
         <w:br w:type="column"/>
       </w:r>
       <w:r>
@@ -8012,8 +7661,7 @@
     </w:p>
     <w:p>
       <w:pPr>
-        <w:spacing w:after="0" w:line="155" w:lineRule="exact"/>
-        <w:jc w:val="left"/>
+        <w:spacing w:line="155" w:lineRule="exact"/>
         <w:rPr>
           <w:rFonts w:ascii="Trebuchet MS" w:hAnsi="Trebuchet MS"/>
           <w:sz w:val="15"/>
@@ -8021,8 +7669,8 @@
         <w:sectPr>
           <w:type w:val="continuous"/>
           <w:pgSz w:w="10800" w:h="7680" w:orient="landscape"/>
-          <w:pgMar w:top="0" w:bottom="0" w:left="0" w:right="0"/>
-          <w:cols w:num="5" w:equalWidth="0">
+          <w:pgMar w:top="0" w:right="0" w:bottom="0" w:left="0" w:header="720" w:footer="720" w:gutter="0"/>
+          <w:cols w:num="5" w:space="720" w:equalWidth="0">
             <w:col w:w="1509" w:space="665"/>
             <w:col w:w="1025" w:space="4076"/>
             <w:col w:w="1075" w:space="39"/>
@@ -8034,9 +7682,8 @@
     </w:p>
     <w:p>
       <w:pPr>
-        <w:spacing w:line="123" w:lineRule="exact" w:before="76"/>
-        <w:ind w:left="466" w:right="0" w:firstLine="0"/>
-        <w:jc w:val="left"/>
+        <w:spacing w:before="76" w:line="123" w:lineRule="exact"/>
+        <w:ind w:left="466"/>
         <w:rPr>
           <w:b/>
           <w:sz w:val="12"/>
@@ -8058,7 +7705,7 @@
           <w:spacing w:val="16"/>
           <w:sz w:val="12"/>
         </w:rPr>
-        <w:t> </w:t>
+        <w:t xml:space="preserve"> </w:t>
       </w:r>
       <w:r>
         <w:rPr>
@@ -8076,7 +7723,7 @@
           <w:spacing w:val="17"/>
           <w:sz w:val="12"/>
         </w:rPr>
-        <w:t> </w:t>
+        <w:t xml:space="preserve"> </w:t>
       </w:r>
       <w:r>
         <w:rPr>
@@ -8094,7 +7741,7 @@
           <w:spacing w:val="17"/>
           <w:sz w:val="12"/>
         </w:rPr>
-        <w:t> </w:t>
+        <w:t xml:space="preserve"> </w:t>
       </w:r>
       <w:r>
         <w:rPr>
@@ -8112,7 +7759,7 @@
           <w:spacing w:val="17"/>
           <w:sz w:val="12"/>
         </w:rPr>
-        <w:t> </w:t>
+        <w:t xml:space="preserve"> </w:t>
       </w:r>
       <w:r>
         <w:rPr>
@@ -8130,7 +7777,7 @@
           <w:spacing w:val="16"/>
           <w:sz w:val="12"/>
         </w:rPr>
-        <w:t> </w:t>
+        <w:t xml:space="preserve"> </w:t>
       </w:r>
       <w:r>
         <w:rPr>
@@ -8148,7 +7795,7 @@
           <w:spacing w:val="17"/>
           <w:sz w:val="12"/>
         </w:rPr>
-        <w:t> </w:t>
+        <w:t xml:space="preserve"> </w:t>
       </w:r>
       <w:r>
         <w:rPr>
@@ -8166,7 +7813,7 @@
           <w:spacing w:val="17"/>
           <w:sz w:val="12"/>
         </w:rPr>
-        <w:t> </w:t>
+        <w:t xml:space="preserve"> </w:t>
       </w:r>
       <w:r>
         <w:rPr>
@@ -8181,9 +7828,8 @@
     </w:p>
     <w:p>
       <w:pPr>
-        <w:spacing w:line="106" w:lineRule="exact" w:before="0"/>
-        <w:ind w:left="466" w:right="0" w:firstLine="0"/>
-        <w:jc w:val="left"/>
+        <w:spacing w:line="106" w:lineRule="exact"/>
+        <w:ind w:left="466"/>
         <w:rPr>
           <w:b/>
           <w:sz w:val="11"/>
@@ -8205,7 +7851,7 @@
           <w:spacing w:val="17"/>
           <w:sz w:val="11"/>
         </w:rPr>
-        <w:t> </w:t>
+        <w:t xml:space="preserve"> </w:t>
       </w:r>
       <w:r>
         <w:rPr>
@@ -8223,7 +7869,7 @@
           <w:spacing w:val="17"/>
           <w:sz w:val="11"/>
         </w:rPr>
-        <w:t> </w:t>
+        <w:t xml:space="preserve"> </w:t>
       </w:r>
       <w:r>
         <w:rPr>
@@ -8241,7 +7887,7 @@
           <w:spacing w:val="17"/>
           <w:sz w:val="11"/>
         </w:rPr>
-        <w:t> </w:t>
+        <w:t xml:space="preserve"> </w:t>
       </w:r>
       <w:r>
         <w:rPr>
@@ -8259,7 +7905,7 @@
           <w:spacing w:val="17"/>
           <w:sz w:val="11"/>
         </w:rPr>
-        <w:t> </w:t>
+        <w:t xml:space="preserve"> </w:t>
       </w:r>
       <w:r>
         <w:rPr>
@@ -8277,7 +7923,7 @@
           <w:spacing w:val="17"/>
           <w:sz w:val="11"/>
         </w:rPr>
-        <w:t> </w:t>
+        <w:t xml:space="preserve"> </w:t>
       </w:r>
       <w:r>
         <w:rPr>
@@ -8295,7 +7941,7 @@
           <w:spacing w:val="18"/>
           <w:sz w:val="11"/>
         </w:rPr>
-        <w:t> </w:t>
+        <w:t xml:space="preserve"> </w:t>
       </w:r>
       <w:r>
         <w:rPr>
@@ -8313,7 +7959,7 @@
           <w:spacing w:val="17"/>
           <w:sz w:val="11"/>
         </w:rPr>
-        <w:t> </w:t>
+        <w:t xml:space="preserve"> </w:t>
       </w:r>
       <w:r>
         <w:rPr>
@@ -8328,16 +7974,14 @@
     </w:p>
     <w:p>
       <w:pPr>
-        <w:spacing w:line="195" w:lineRule="exact" w:before="1"/>
-        <w:ind w:left="469" w:right="0" w:firstLine="0"/>
-        <w:jc w:val="left"/>
+        <w:spacing w:before="1" w:line="195" w:lineRule="exact"/>
+        <w:ind w:left="469"/>
         <w:rPr>
           <w:rFonts w:ascii="Trebuchet MS"/>
           <w:sz w:val="17"/>
         </w:rPr>
       </w:pPr>
       <w:r>
-        <w:rPr/>
         <w:br w:type="column"/>
       </w:r>
       <w:r>
@@ -8353,9 +7997,8 @@
     </w:p>
     <w:p>
       <w:pPr>
-        <w:spacing w:line="109" w:lineRule="exact" w:before="0"/>
-        <w:ind w:left="466" w:right="0" w:firstLine="0"/>
-        <w:jc w:val="left"/>
+        <w:spacing w:line="109" w:lineRule="exact"/>
+        <w:ind w:left="466"/>
         <w:rPr>
           <w:rFonts w:ascii="Trebuchet MS"/>
           <w:sz w:val="15"/>
@@ -8374,16 +8017,14 @@
     </w:p>
     <w:p>
       <w:pPr>
-        <w:spacing w:line="178" w:lineRule="exact" w:before="1"/>
-        <w:ind w:left="155" w:right="0" w:firstLine="0"/>
-        <w:jc w:val="left"/>
+        <w:spacing w:before="1" w:line="178" w:lineRule="exact"/>
+        <w:ind w:left="155"/>
         <w:rPr>
           <w:rFonts w:ascii="Trebuchet MS"/>
           <w:sz w:val="16"/>
         </w:rPr>
       </w:pPr>
       <w:r>
-        <w:rPr/>
         <w:br w:type="column"/>
       </w:r>
       <w:r>
@@ -8399,9 +8040,8 @@
     </w:p>
     <w:p>
       <w:pPr>
-        <w:spacing w:line="126" w:lineRule="exact" w:before="0"/>
-        <w:ind w:left="176" w:right="0" w:firstLine="0"/>
-        <w:jc w:val="left"/>
+        <w:spacing w:line="126" w:lineRule="exact"/>
+        <w:ind w:left="176"/>
         <w:rPr>
           <w:rFonts w:ascii="Trebuchet MS"/>
           <w:sz w:val="15"/>
@@ -8419,16 +8059,14 @@
     </w:p>
     <w:p>
       <w:pPr>
-        <w:spacing w:line="225" w:lineRule="auto" w:before="0"/>
+        <w:spacing w:line="225" w:lineRule="auto"/>
         <w:ind w:left="167" w:right="551" w:hanging="4"/>
-        <w:jc w:val="left"/>
         <w:rPr>
           <w:rFonts w:ascii="Trebuchet MS"/>
           <w:sz w:val="15"/>
         </w:rPr>
       </w:pPr>
       <w:r>
-        <w:rPr/>
         <w:br w:type="column"/>
       </w:r>
       <w:r>
@@ -8439,7 +8077,7 @@
           <w:w w:val="110"/>
           <w:sz w:val="15"/>
         </w:rPr>
-        <w:t>M6R6CUJ6 </w:t>
+        <w:t xml:space="preserve">M6R6CUJ6 </w:t>
       </w:r>
       <w:r>
         <w:rPr>
@@ -8454,8 +8092,7 @@
     </w:p>
     <w:p>
       <w:pPr>
-        <w:spacing w:after="0" w:line="225" w:lineRule="auto"/>
-        <w:jc w:val="left"/>
+        <w:spacing w:line="225" w:lineRule="auto"/>
         <w:rPr>
           <w:rFonts w:ascii="Trebuchet MS"/>
           <w:sz w:val="15"/>
@@ -8463,8 +8100,8 @@
         <w:sectPr>
           <w:type w:val="continuous"/>
           <w:pgSz w:w="10800" w:h="7680" w:orient="landscape"/>
-          <w:pgMar w:top="0" w:bottom="0" w:left="0" w:right="0"/>
-          <w:cols w:num="4" w:equalWidth="0">
+          <w:pgMar w:top="0" w:right="0" w:bottom="0" w:left="0" w:header="720" w:footer="720" w:gutter="0"/>
+          <w:cols w:num="4" w:space="720" w:equalWidth="0">
             <w:col w:w="3296" w:space="3973"/>
             <w:col w:w="1058" w:space="39"/>
             <w:col w:w="926" w:space="40"/>
@@ -8475,9 +8112,8 @@
     </w:p>
     <w:p>
       <w:pPr>
-        <w:spacing w:line="136" w:lineRule="exact" w:before="0"/>
-        <w:ind w:left="479" w:right="0" w:firstLine="0"/>
-        <w:jc w:val="left"/>
+        <w:spacing w:line="136" w:lineRule="exact"/>
+        <w:ind w:left="479"/>
         <w:rPr>
           <w:rFonts w:ascii="Trebuchet MS"/>
           <w:sz w:val="24"/>
@@ -8496,12 +8132,11 @@
     </w:p>
     <w:p>
       <w:pPr>
-        <w:pStyle w:val="Heading9"/>
+        <w:pStyle w:val="Ttulo9"/>
         <w:spacing w:line="136" w:lineRule="exact"/>
         <w:ind w:left="479"/>
       </w:pPr>
       <w:r>
-        <w:rPr/>
         <w:br w:type="column"/>
       </w:r>
       <w:r>
@@ -8517,7 +8152,7 @@
           <w:spacing w:val="-11"/>
           <w:w w:val="70"/>
         </w:rPr>
-        <w:t> </w:t>
+        <w:t xml:space="preserve"> </w:t>
       </w:r>
       <w:r>
         <w:rPr>
@@ -8530,16 +8165,14 @@
     </w:p>
     <w:p>
       <w:pPr>
-        <w:spacing w:line="90" w:lineRule="exact" w:before="46"/>
-        <w:ind w:left="479" w:right="0" w:firstLine="0"/>
-        <w:jc w:val="left"/>
+        <w:spacing w:before="46" w:line="90" w:lineRule="exact"/>
+        <w:ind w:left="479"/>
         <w:rPr>
           <w:rFonts w:ascii="Trebuchet MS" w:hAnsi="Trebuchet MS"/>
           <w:sz w:val="15"/>
         </w:rPr>
       </w:pPr>
       <w:r>
-        <w:rPr/>
         <w:br w:type="column"/>
       </w:r>
       <w:r>
@@ -8554,16 +8187,14 @@
     </w:p>
     <w:p>
       <w:pPr>
-        <w:spacing w:line="135" w:lineRule="exact" w:before="1"/>
-        <w:ind w:left="84" w:right="0" w:firstLine="0"/>
-        <w:jc w:val="left"/>
+        <w:spacing w:before="1" w:line="135" w:lineRule="exact"/>
+        <w:ind w:left="84"/>
         <w:rPr>
           <w:rFonts w:ascii="Trebuchet MS"/>
           <w:sz w:val="16"/>
         </w:rPr>
       </w:pPr>
       <w:r>
-        <w:rPr/>
         <w:br w:type="column"/>
       </w:r>
       <w:r>
@@ -8579,16 +8210,14 @@
     </w:p>
     <w:p>
       <w:pPr>
-        <w:spacing w:line="136" w:lineRule="exact" w:before="0"/>
-        <w:ind w:left="479" w:right="0" w:firstLine="0"/>
-        <w:jc w:val="left"/>
+        <w:spacing w:line="136" w:lineRule="exact"/>
+        <w:ind w:left="479"/>
         <w:rPr>
           <w:rFonts w:ascii="Trebuchet MS" w:hAnsi="Trebuchet MS"/>
           <w:sz w:val="15"/>
         </w:rPr>
       </w:pPr>
       <w:r>
-        <w:rPr/>
         <w:br w:type="column"/>
       </w:r>
       <w:r>
@@ -8604,8 +8233,7 @@
     </w:p>
     <w:p>
       <w:pPr>
-        <w:spacing w:after="0" w:line="136" w:lineRule="exact"/>
-        <w:jc w:val="left"/>
+        <w:spacing w:line="136" w:lineRule="exact"/>
         <w:rPr>
           <w:rFonts w:ascii="Trebuchet MS" w:hAnsi="Trebuchet MS"/>
           <w:sz w:val="15"/>
@@ -8613,8 +8241,8 @@
         <w:sectPr>
           <w:type w:val="continuous"/>
           <w:pgSz w:w="10800" w:h="7680" w:orient="landscape"/>
-          <w:pgMar w:top="0" w:bottom="0" w:left="0" w:right="0"/>
-          <w:cols w:num="5" w:equalWidth="0">
+          <w:pgMar w:top="0" w:right="0" w:bottom="0" w:left="0" w:header="720" w:footer="720" w:gutter="0"/>
+          <w:cols w:num="5" w:space="720" w:equalWidth="0">
             <w:col w:w="1237" w:space="939"/>
             <w:col w:w="1095" w:space="3981"/>
             <w:col w:w="1160" w:space="40"/>
@@ -8626,8 +8254,8 @@
     </w:p>
     <w:p>
       <w:pPr>
-        <w:pStyle w:val="BodyText"/>
-        <w:spacing w:line="111" w:lineRule="exact" w:before="69"/>
+        <w:pStyle w:val="Corpodetexto"/>
+        <w:spacing w:before="69" w:line="111" w:lineRule="exact"/>
         <w:ind w:left="478"/>
       </w:pPr>
       <w:r>
@@ -8642,7 +8270,7 @@
           <w:color w:val="C8B498"/>
           <w:spacing w:val="-1"/>
         </w:rPr>
-        <w:t> </w:t>
+        <w:t xml:space="preserve"> </w:t>
       </w:r>
       <w:r>
         <w:rPr>
@@ -8656,7 +8284,7 @@
           <w:color w:val="C8B498"/>
           <w:spacing w:val="-1"/>
         </w:rPr>
-        <w:t> </w:t>
+        <w:t xml:space="preserve"> </w:t>
       </w:r>
       <w:r>
         <w:rPr>
@@ -8669,7 +8297,7 @@
         <w:rPr>
           <w:color w:val="C8B498"/>
         </w:rPr>
-        <w:t> </w:t>
+        <w:t xml:space="preserve"> </w:t>
       </w:r>
       <w:r>
         <w:rPr>
@@ -8683,7 +8311,7 @@
           <w:color w:val="C8B498"/>
           <w:spacing w:val="-1"/>
         </w:rPr>
-        <w:t> </w:t>
+        <w:t xml:space="preserve"> </w:t>
       </w:r>
       <w:r>
         <w:rPr>
@@ -8696,7 +8324,7 @@
         <w:rPr>
           <w:color w:val="C8B498"/>
         </w:rPr>
-        <w:t> </w:t>
+        <w:t xml:space="preserve"> </w:t>
       </w:r>
       <w:r>
         <w:rPr>
@@ -8710,7 +8338,7 @@
           <w:color w:val="C8B498"/>
           <w:spacing w:val="-1"/>
         </w:rPr>
-        <w:t> </w:t>
+        <w:t xml:space="preserve"> </w:t>
       </w:r>
       <w:r>
         <w:rPr>
@@ -8724,7 +8352,7 @@
           <w:color w:val="C8B498"/>
           <w:spacing w:val="-1"/>
         </w:rPr>
-        <w:t> </w:t>
+        <w:t xml:space="preserve"> </w:t>
       </w:r>
       <w:r>
         <w:rPr>
@@ -8737,7 +8365,7 @@
         <w:rPr>
           <w:color w:val="C8B498"/>
         </w:rPr>
-        <w:t> </w:t>
+        <w:t xml:space="preserve"> </w:t>
       </w:r>
       <w:r>
         <w:rPr>
@@ -8751,7 +8379,7 @@
           <w:color w:val="C8B498"/>
           <w:spacing w:val="-1"/>
         </w:rPr>
-        <w:t> </w:t>
+        <w:t xml:space="preserve"> </w:t>
       </w:r>
       <w:r>
         <w:rPr>
@@ -8764,9 +8392,8 @@
     </w:p>
     <w:p>
       <w:pPr>
-        <w:spacing w:line="118" w:lineRule="exact" w:before="0"/>
-        <w:ind w:left="478" w:right="0" w:firstLine="0"/>
-        <w:jc w:val="left"/>
+        <w:spacing w:line="118" w:lineRule="exact"/>
+        <w:ind w:left="478"/>
         <w:rPr>
           <w:b/>
           <w:sz w:val="11"/>
@@ -8788,7 +8415,7 @@
           <w:spacing w:val="27"/>
           <w:sz w:val="11"/>
         </w:rPr>
-        <w:t> </w:t>
+        <w:t xml:space="preserve"> </w:t>
       </w:r>
       <w:r>
         <w:rPr>
@@ -8806,7 +8433,7 @@
           <w:spacing w:val="27"/>
           <w:sz w:val="11"/>
         </w:rPr>
-        <w:t> </w:t>
+        <w:t xml:space="preserve"> </w:t>
       </w:r>
       <w:r>
         <w:rPr>
@@ -8824,7 +8451,7 @@
           <w:spacing w:val="27"/>
           <w:sz w:val="11"/>
         </w:rPr>
-        <w:t> </w:t>
+        <w:t xml:space="preserve"> </w:t>
       </w:r>
       <w:r>
         <w:rPr>
@@ -8842,7 +8469,7 @@
           <w:spacing w:val="27"/>
           <w:sz w:val="11"/>
         </w:rPr>
-        <w:t> </w:t>
+        <w:t xml:space="preserve"> </w:t>
       </w:r>
       <w:r>
         <w:rPr>
@@ -8860,7 +8487,7 @@
           <w:spacing w:val="27"/>
           <w:sz w:val="11"/>
         </w:rPr>
-        <w:t> </w:t>
+        <w:t xml:space="preserve"> </w:t>
       </w:r>
       <w:r>
         <w:rPr>
@@ -8878,7 +8505,7 @@
           <w:spacing w:val="27"/>
           <w:sz w:val="11"/>
         </w:rPr>
-        <w:t> </w:t>
+        <w:t xml:space="preserve"> </w:t>
       </w:r>
       <w:r>
         <w:rPr>
@@ -8896,7 +8523,7 @@
           <w:spacing w:val="27"/>
           <w:sz w:val="11"/>
         </w:rPr>
-        <w:t> </w:t>
+        <w:t xml:space="preserve"> </w:t>
       </w:r>
       <w:r>
         <w:rPr>
@@ -8912,15 +8539,13 @@
     <w:p>
       <w:pPr>
         <w:spacing w:before="89"/>
-        <w:ind w:left="478" w:right="0" w:firstLine="0"/>
-        <w:jc w:val="left"/>
+        <w:ind w:left="478"/>
         <w:rPr>
           <w:rFonts w:ascii="Trebuchet MS"/>
           <w:sz w:val="15"/>
         </w:rPr>
       </w:pPr>
       <w:r>
-        <w:rPr/>
         <w:br w:type="column"/>
       </w:r>
       <w:r>
@@ -8937,15 +8562,13 @@
     <w:p>
       <w:pPr>
         <w:spacing w:before="32"/>
-        <w:ind w:left="158" w:right="0" w:firstLine="0"/>
-        <w:jc w:val="left"/>
+        <w:ind w:left="158"/>
         <w:rPr>
           <w:rFonts w:ascii="Trebuchet MS"/>
           <w:sz w:val="16"/>
         </w:rPr>
       </w:pPr>
       <w:r>
-        <w:rPr/>
         <w:br w:type="column"/>
       </w:r>
       <w:r>
@@ -8961,16 +8584,14 @@
     </w:p>
     <w:p>
       <w:pPr>
-        <w:spacing w:line="189" w:lineRule="auto" w:before="23"/>
+        <w:spacing w:before="23" w:line="189" w:lineRule="auto"/>
         <w:ind w:left="478" w:right="670" w:firstLine="7"/>
-        <w:jc w:val="left"/>
         <w:rPr>
           <w:rFonts w:ascii="Trebuchet MS" w:hAnsi="Trebuchet MS"/>
           <w:sz w:val="15"/>
         </w:rPr>
       </w:pPr>
       <w:r>
-        <w:rPr/>
         <w:br w:type="column"/>
       </w:r>
       <w:r>
@@ -8986,8 +8607,7 @@
     </w:p>
     <w:p>
       <w:pPr>
-        <w:spacing w:after="0" w:line="189" w:lineRule="auto"/>
-        <w:jc w:val="left"/>
+        <w:spacing w:line="189" w:lineRule="auto"/>
         <w:rPr>
           <w:rFonts w:ascii="Trebuchet MS" w:hAnsi="Trebuchet MS"/>
           <w:sz w:val="15"/>
@@ -8995,8 +8615,8 @@
         <w:sectPr>
           <w:type w:val="continuous"/>
           <w:pgSz w:w="10800" w:h="7680" w:orient="landscape"/>
-          <w:pgMar w:top="0" w:bottom="0" w:left="0" w:right="0"/>
-          <w:cols w:num="4" w:equalWidth="0">
+          <w:pgMar w:top="0" w:right="0" w:bottom="0" w:left="0" w:header="720" w:footer="720" w:gutter="0"/>
+          <w:cols w:num="4" w:space="720" w:equalWidth="0">
             <w:col w:w="3457" w:space="3796"/>
             <w:col w:w="1081" w:space="40"/>
             <w:col w:w="557" w:space="82"/>
@@ -9008,14 +8628,12 @@
     <w:p>
       <w:pPr>
         <w:tabs>
-          <w:tab w:pos="2655" w:val="left" w:leader="none"/>
+          <w:tab w:val="left" w:pos="2655"/>
         </w:tabs>
-        <w:spacing w:line="209" w:lineRule="exact" w:before="0"/>
-        <w:ind w:left="479" w:right="0" w:firstLine="0"/>
-        <w:jc w:val="left"/>
+        <w:spacing w:line="209" w:lineRule="exact"/>
+        <w:ind w:left="479"/>
         <w:rPr>
           <w:rFonts w:ascii="Trebuchet MS"/>
-          <w:sz w:val="22"/>
         </w:rPr>
       </w:pPr>
       <w:r>
@@ -9043,7 +8661,6 @@
           <w:rFonts w:ascii="Trebuchet MS"/>
           <w:color w:val="C8B498"/>
           <w:w w:val="70"/>
-          <w:sz w:val="22"/>
         </w:rPr>
         <w:t>R3</w:t>
       </w:r>
@@ -9053,9 +8670,8 @@
           <w:color w:val="C8B498"/>
           <w:spacing w:val="-10"/>
           <w:w w:val="70"/>
-          <w:sz w:val="22"/>
-        </w:rPr>
-        <w:t> </w:t>
+        </w:rPr>
+        <w:t xml:space="preserve"> </w:t>
       </w:r>
       <w:r>
         <w:rPr>
@@ -9063,14 +8679,13 @@
           <w:color w:val="C8B498"/>
           <w:spacing w:val="-2"/>
           <w:w w:val="70"/>
-          <w:sz w:val="22"/>
         </w:rPr>
         <w:t>17,00</w:t>
       </w:r>
     </w:p>
     <w:p>
       <w:pPr>
-        <w:pStyle w:val="BodyText"/>
+        <w:pStyle w:val="Corpodetexto"/>
         <w:spacing w:line="79" w:lineRule="exact"/>
         <w:ind w:left="471"/>
       </w:pPr>
@@ -9086,7 +8701,7 @@
           <w:color w:val="C8B498"/>
           <w:spacing w:val="11"/>
         </w:rPr>
-        <w:t> </w:t>
+        <w:t xml:space="preserve"> </w:t>
       </w:r>
       <w:r>
         <w:rPr>
@@ -9100,7 +8715,7 @@
           <w:color w:val="C8B498"/>
           <w:spacing w:val="12"/>
         </w:rPr>
-        <w:t> </w:t>
+        <w:t xml:space="preserve"> </w:t>
       </w:r>
       <w:r>
         <w:rPr>
@@ -9114,7 +8729,7 @@
           <w:color w:val="C8B498"/>
           <w:spacing w:val="11"/>
         </w:rPr>
-        <w:t> </w:t>
+        <w:t xml:space="preserve"> </w:t>
       </w:r>
       <w:r>
         <w:rPr>
@@ -9128,7 +8743,7 @@
           <w:color w:val="C8B498"/>
           <w:spacing w:val="12"/>
         </w:rPr>
-        <w:t> </w:t>
+        <w:t xml:space="preserve"> </w:t>
       </w:r>
       <w:r>
         <w:rPr>
@@ -9142,7 +8757,7 @@
           <w:color w:val="C8B498"/>
           <w:spacing w:val="11"/>
         </w:rPr>
-        <w:t> </w:t>
+        <w:t xml:space="preserve"> </w:t>
       </w:r>
       <w:r>
         <w:rPr>
@@ -9156,7 +8771,7 @@
           <w:color w:val="C8B498"/>
           <w:spacing w:val="12"/>
         </w:rPr>
-        <w:t> </w:t>
+        <w:t xml:space="preserve"> </w:t>
       </w:r>
       <w:r>
         <w:rPr>
@@ -9170,7 +8785,7 @@
           <w:color w:val="C8B498"/>
           <w:spacing w:val="12"/>
         </w:rPr>
-        <w:t> </w:t>
+        <w:t xml:space="preserve"> </w:t>
       </w:r>
       <w:r>
         <w:rPr>
@@ -9184,7 +8799,7 @@
           <w:color w:val="C8B498"/>
           <w:spacing w:val="11"/>
         </w:rPr>
-        <w:t> </w:t>
+        <w:t xml:space="preserve"> </w:t>
       </w:r>
       <w:r>
         <w:rPr>
@@ -9198,7 +8813,7 @@
           <w:color w:val="C8B498"/>
           <w:spacing w:val="12"/>
         </w:rPr>
-        <w:t> </w:t>
+        <w:t xml:space="preserve"> </w:t>
       </w:r>
       <w:r>
         <w:rPr>
@@ -9212,7 +8827,7 @@
           <w:color w:val="C8B498"/>
           <w:spacing w:val="11"/>
         </w:rPr>
-        <w:t> </w:t>
+        <w:t xml:space="preserve"> </w:t>
       </w:r>
       <w:r>
         <w:rPr>
@@ -9225,7 +8840,7 @@
     </w:p>
     <w:p>
       <w:pPr>
-        <w:pStyle w:val="BodyText"/>
+        <w:pStyle w:val="Corpodetexto"/>
         <w:spacing w:line="75" w:lineRule="exact"/>
         <w:ind w:left="471"/>
       </w:pPr>
@@ -9242,7 +8857,7 @@
           <w:color w:val="C8B498"/>
           <w:spacing w:val="10"/>
         </w:rPr>
-        <w:t> </w:t>
+        <w:t xml:space="preserve"> </w:t>
       </w:r>
       <w:r>
         <w:rPr>
@@ -9257,7 +8872,7 @@
           <w:color w:val="C8B498"/>
           <w:spacing w:val="10"/>
         </w:rPr>
-        <w:t> </w:t>
+        <w:t xml:space="preserve"> </w:t>
       </w:r>
       <w:r>
         <w:rPr>
@@ -9272,7 +8887,7 @@
           <w:color w:val="C8B498"/>
           <w:spacing w:val="10"/>
         </w:rPr>
-        <w:t> </w:t>
+        <w:t xml:space="preserve"> </w:t>
       </w:r>
       <w:r>
         <w:rPr>
@@ -9287,7 +8902,7 @@
           <w:color w:val="C8B498"/>
           <w:spacing w:val="10"/>
         </w:rPr>
-        <w:t> </w:t>
+        <w:t xml:space="preserve"> </w:t>
       </w:r>
       <w:r>
         <w:rPr>
@@ -9302,7 +8917,7 @@
           <w:color w:val="C8B498"/>
           <w:spacing w:val="10"/>
         </w:rPr>
-        <w:t> </w:t>
+        <w:t xml:space="preserve"> </w:t>
       </w:r>
       <w:r>
         <w:rPr>
@@ -9317,7 +8932,7 @@
           <w:color w:val="C8B498"/>
           <w:spacing w:val="10"/>
         </w:rPr>
-        <w:t> </w:t>
+        <w:t xml:space="preserve"> </w:t>
       </w:r>
       <w:r>
         <w:rPr>
@@ -9331,15 +8946,13 @@
     <w:p>
       <w:pPr>
         <w:tabs>
-          <w:tab w:pos="2656" w:val="left" w:leader="none"/>
+          <w:tab w:val="left" w:pos="2656"/>
         </w:tabs>
-        <w:spacing w:line="264" w:lineRule="exact" w:before="0"/>
-        <w:ind w:left="485" w:right="0" w:firstLine="0"/>
-        <w:jc w:val="left"/>
+        <w:spacing w:line="264" w:lineRule="exact"/>
+        <w:ind w:left="485"/>
         <w:rPr>
           <w:rFonts w:ascii="Trebuchet MS" w:hAnsi="Trebuchet MS"/>
           <w:position w:val="-1"/>
-          <w:sz w:val="22"/>
         </w:rPr>
       </w:pPr>
       <w:r>
@@ -9359,7 +8972,7 @@
           <w:w w:val="65"/>
           <w:sz w:val="25"/>
         </w:rPr>
-        <w:t> </w:t>
+        <w:t xml:space="preserve"> </w:t>
       </w:r>
       <w:r>
         <w:rPr>
@@ -9385,7 +8998,6 @@
           <w:color w:val="C8B498"/>
           <w:w w:val="65"/>
           <w:position w:val="-1"/>
-          <w:sz w:val="22"/>
         </w:rPr>
         <w:t>R3</w:t>
       </w:r>
@@ -9395,9 +9007,8 @@
           <w:color w:val="C8B498"/>
           <w:spacing w:val="-14"/>
           <w:position w:val="-1"/>
-          <w:sz w:val="22"/>
-        </w:rPr>
-        <w:t> </w:t>
+        </w:rPr>
+        <w:t xml:space="preserve"> </w:t>
       </w:r>
       <w:r>
         <w:rPr>
@@ -9406,16 +9017,14 @@
           <w:spacing w:val="-2"/>
           <w:w w:val="75"/>
           <w:position w:val="-1"/>
-          <w:sz w:val="22"/>
         </w:rPr>
         <w:t>17,00</w:t>
       </w:r>
     </w:p>
     <w:p>
       <w:pPr>
-        <w:spacing w:line="101" w:lineRule="exact" w:before="0"/>
-        <w:ind w:left="471" w:right="0" w:firstLine="0"/>
-        <w:jc w:val="left"/>
+        <w:spacing w:line="101" w:lineRule="exact"/>
+        <w:ind w:left="471"/>
         <w:rPr>
           <w:b/>
           <w:sz w:val="11"/>
@@ -9437,7 +9046,7 @@
           <w:spacing w:val="14"/>
           <w:sz w:val="11"/>
         </w:rPr>
-        <w:t> </w:t>
+        <w:t xml:space="preserve"> </w:t>
       </w:r>
       <w:r>
         <w:rPr>
@@ -9455,7 +9064,7 @@
           <w:spacing w:val="15"/>
           <w:sz w:val="11"/>
         </w:rPr>
-        <w:t> </w:t>
+        <w:t xml:space="preserve"> </w:t>
       </w:r>
       <w:r>
         <w:rPr>
@@ -9473,7 +9082,7 @@
           <w:spacing w:val="15"/>
           <w:sz w:val="11"/>
         </w:rPr>
-        <w:t> </w:t>
+        <w:t xml:space="preserve"> </w:t>
       </w:r>
       <w:r>
         <w:rPr>
@@ -9491,7 +9100,7 @@
           <w:spacing w:val="15"/>
           <w:sz w:val="11"/>
         </w:rPr>
-        <w:t> </w:t>
+        <w:t xml:space="preserve"> </w:t>
       </w:r>
       <w:r>
         <w:rPr>
@@ -9509,7 +9118,7 @@
           <w:spacing w:val="15"/>
           <w:sz w:val="11"/>
         </w:rPr>
-        <w:t> </w:t>
+        <w:t xml:space="preserve"> </w:t>
       </w:r>
       <w:r>
         <w:rPr>
@@ -9527,7 +9136,7 @@
           <w:spacing w:val="15"/>
           <w:sz w:val="11"/>
         </w:rPr>
-        <w:t> </w:t>
+        <w:t xml:space="preserve"> </w:t>
       </w:r>
       <w:r>
         <w:rPr>
@@ -9545,7 +9154,7 @@
           <w:spacing w:val="15"/>
           <w:sz w:val="11"/>
         </w:rPr>
-        <w:t> </w:t>
+        <w:t xml:space="preserve"> </w:t>
       </w:r>
       <w:r>
         <w:rPr>
@@ -9563,7 +9172,7 @@
           <w:spacing w:val="15"/>
           <w:sz w:val="11"/>
         </w:rPr>
-        <w:t> </w:t>
+        <w:t xml:space="preserve"> </w:t>
       </w:r>
       <w:r>
         <w:rPr>
@@ -9578,16 +9187,18 @@
     </w:p>
     <w:p>
       <w:pPr>
-        <w:pStyle w:val="BodyText"/>
+        <w:pStyle w:val="Corpodetexto"/>
         <w:spacing w:line="102" w:lineRule="exact"/>
         <w:ind w:left="471"/>
       </w:pPr>
       <w:r>
-        <w:rPr/>
+        <w:rPr>
+          <w:noProof/>
+        </w:rPr>
         <mc:AlternateContent>
           <mc:Choice Requires="wps">
             <w:drawing>
-              <wp:anchor distT="0" distB="0" distL="0" distR="0" allowOverlap="1" layoutInCell="1" locked="0" behindDoc="1" simplePos="0" relativeHeight="487431168">
+              <wp:anchor distT="0" distB="0" distL="0" distR="0" simplePos="0" relativeHeight="487431168" behindDoc="1" locked="0" layoutInCell="1" allowOverlap="1" wp14:anchorId="3BFA5F0D" wp14:editId="0F1D4C58">
                 <wp:simplePos x="0" y="0"/>
                 <wp:positionH relativeFrom="page">
                   <wp:posOffset>304439</wp:posOffset>
@@ -9600,13 +9211,14 @@
                 <wp:wrapNone/>
                 <wp:docPr id="10" name="Textbox 10"/>
                 <wp:cNvGraphicFramePr>
-                  <a:graphicFrameLocks/>
+                  <a:graphicFrameLocks xmlns:a="http://schemas.openxmlformats.org/drawingml/2006/main"/>
                 </wp:cNvGraphicFramePr>
-                <a:graphic>
+                <a:graphic xmlns:a="http://schemas.openxmlformats.org/drawingml/2006/main">
                   <a:graphicData uri="http://schemas.microsoft.com/office/word/2010/wordprocessingShape">
                     <wps:wsp>
-                      <wps:cNvPr id="10" name="Textbox 10"/>
-                      <wps:cNvSpPr txBox="1"/>
+                      <wps:cNvSpPr txBox="1">
+                        <a:spLocks/>
+                      </wps:cNvSpPr>
                       <wps:spPr>
                         <a:xfrm>
                           <a:off x="0" y="0"/>
@@ -9621,11 +9233,9 @@
                           <w:p>
                             <w:pPr>
                               <w:tabs>
-                                <w:tab w:pos="2168" w:val="left" w:leader="none"/>
+                                <w:tab w:val="left" w:pos="2168"/>
                               </w:tabs>
-                              <w:spacing w:line="255" w:lineRule="exact" w:before="0"/>
-                              <w:ind w:left="0" w:right="0" w:firstLine="0"/>
-                              <w:jc w:val="left"/>
+                              <w:spacing w:line="255" w:lineRule="exact"/>
                               <w:rPr>
                                 <w:rFonts w:ascii="Trebuchet MS" w:hAnsi="Trebuchet MS"/>
                                 <w:position w:val="-1"/>
@@ -9649,7 +9259,7 @@
                                 <w:w w:val="80"/>
                                 <w:sz w:val="24"/>
                               </w:rPr>
-                              <w:t> </w:t>
+                              <w:t xml:space="preserve"> </w:t>
                             </w:r>
                             <w:r>
                               <w:rPr>
@@ -9688,18 +9298,7 @@
                                 <w:position w:val="-1"/>
                                 <w:sz w:val="23"/>
                               </w:rPr>
-                              <w:t> </w:t>
-                            </w:r>
-                            <w:r>
-                              <w:rPr>
-                                <w:rFonts w:ascii="Trebuchet MS" w:hAnsi="Trebuchet MS"/>
-                                <w:color w:val="C8B498"/>
-                                <w:spacing w:val="-16"/>
-                                <w:w w:val="70"/>
-                                <w:position w:val="-1"/>
-                                <w:sz w:val="23"/>
-                              </w:rPr>
-                              <w:t>20,00</w:t>
+                              <w:t xml:space="preserve"> 20,00</w:t>
                             </w:r>
                           </w:p>
                         </w:txbxContent>
@@ -9715,17 +9314,15 @@
           </mc:Choice>
           <mc:Fallback>
             <w:pict>
-              <v:shape style="position:absolute;margin-left:23.971609pt;margin-top:3.655774pt;width:135.7pt;height:13.2pt;mso-position-horizontal-relative:page;mso-position-vertical-relative:paragraph;z-index:-15885312" type="#_x0000_t202" id="docshape7" filled="false" stroked="false">
+              <v:shape w14:anchorId="3BFA5F0D" id="Textbox 10" o:spid="_x0000_s1032" type="#_x0000_t202" style="position:absolute;left:0;text-align:left;margin-left:23.95pt;margin-top:3.65pt;width:135.7pt;height:13.2pt;z-index:-15885312;visibility:visible;mso-wrap-style:square;mso-wrap-distance-left:0;mso-wrap-distance-top:0;mso-wrap-distance-right:0;mso-wrap-distance-bottom:0;mso-position-horizontal:absolute;mso-position-horizontal-relative:page;mso-position-vertical:absolute;mso-position-vertical-relative:text;v-text-anchor:top" o:gfxdata="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" filled="f" stroked="f">
                 <v:textbox inset="0,0,0,0">
                   <w:txbxContent>
                     <w:p>
                       <w:pPr>
                         <w:tabs>
-                          <w:tab w:pos="2168" w:val="left" w:leader="none"/>
+                          <w:tab w:val="left" w:pos="2168"/>
                         </w:tabs>
-                        <w:spacing w:line="255" w:lineRule="exact" w:before="0"/>
-                        <w:ind w:left="0" w:right="0" w:firstLine="0"/>
-                        <w:jc w:val="left"/>
+                        <w:spacing w:line="255" w:lineRule="exact"/>
                         <w:rPr>
                           <w:rFonts w:ascii="Trebuchet MS" w:hAnsi="Trebuchet MS"/>
                           <w:position w:val="-1"/>
@@ -9749,7 +9346,7 @@
                           <w:w w:val="80"/>
                           <w:sz w:val="24"/>
                         </w:rPr>
-                        <w:t> </w:t>
+                        <w:t xml:space="preserve"> </w:t>
                       </w:r>
                       <w:r>
                         <w:rPr>
@@ -9788,23 +9385,12 @@
                           <w:position w:val="-1"/>
                           <w:sz w:val="23"/>
                         </w:rPr>
-                        <w:t> </w:t>
-                      </w:r>
-                      <w:r>
-                        <w:rPr>
-                          <w:rFonts w:ascii="Trebuchet MS" w:hAnsi="Trebuchet MS"/>
-                          <w:color w:val="C8B498"/>
-                          <w:spacing w:val="-16"/>
-                          <w:w w:val="70"/>
-                          <w:position w:val="-1"/>
-                          <w:sz w:val="23"/>
-                        </w:rPr>
-                        <w:t>20,00</w:t>
+                        <w:t xml:space="preserve"> 20,00</w:t>
                       </w:r>
                     </w:p>
                   </w:txbxContent>
                 </v:textbox>
-                <w10:wrap type="none"/>
+                <w10:wrap anchorx="page"/>
               </v:shape>
             </w:pict>
           </mc:Fallback>
@@ -9822,7 +9408,7 @@
           <w:color w:val="C8B498"/>
           <w:spacing w:val="-7"/>
         </w:rPr>
-        <w:t> </w:t>
+        <w:t xml:space="preserve"> </w:t>
       </w:r>
       <w:r>
         <w:rPr>
@@ -9836,7 +9422,7 @@
           <w:color w:val="C8B498"/>
           <w:spacing w:val="-6"/>
         </w:rPr>
-        <w:t> </w:t>
+        <w:t xml:space="preserve"> </w:t>
       </w:r>
       <w:r>
         <w:rPr>
@@ -9850,7 +9436,7 @@
           <w:color w:val="C8B498"/>
           <w:spacing w:val="-6"/>
         </w:rPr>
-        <w:t> </w:t>
+        <w:t xml:space="preserve"> </w:t>
       </w:r>
       <w:r>
         <w:rPr>
@@ -9864,7 +9450,7 @@
           <w:color w:val="C8B498"/>
           <w:spacing w:val="-6"/>
         </w:rPr>
-        <w:t> </w:t>
+        <w:t xml:space="preserve"> </w:t>
       </w:r>
       <w:r>
         <w:rPr>
@@ -9878,7 +9464,7 @@
           <w:color w:val="C8B498"/>
           <w:spacing w:val="-7"/>
         </w:rPr>
-        <w:t> </w:t>
+        <w:t xml:space="preserve"> </w:t>
       </w:r>
       <w:r>
         <w:rPr>
@@ -9892,7 +9478,7 @@
           <w:color w:val="C8B498"/>
           <w:spacing w:val="-6"/>
         </w:rPr>
-        <w:t> </w:t>
+        <w:t xml:space="preserve"> </w:t>
       </w:r>
       <w:r>
         <w:rPr>
@@ -9905,15 +9491,14 @@
     </w:p>
     <w:p>
       <w:pPr>
-        <w:pStyle w:val="BodyText"/>
+        <w:pStyle w:val="Corpodetexto"/>
         <w:spacing w:before="29"/>
       </w:pPr>
     </w:p>
     <w:p>
       <w:pPr>
-        <w:spacing w:line="110" w:lineRule="exact" w:before="0"/>
-        <w:ind w:left="466" w:right="0" w:firstLine="0"/>
-        <w:jc w:val="left"/>
+        <w:spacing w:line="110" w:lineRule="exact"/>
+        <w:ind w:left="466"/>
         <w:rPr>
           <w:b/>
           <w:sz w:val="11"/>
@@ -9935,7 +9520,7 @@
           <w:spacing w:val="15"/>
           <w:sz w:val="11"/>
         </w:rPr>
-        <w:t> </w:t>
+        <w:t xml:space="preserve"> </w:t>
       </w:r>
       <w:r>
         <w:rPr>
@@ -9953,7 +9538,7 @@
           <w:spacing w:val="16"/>
           <w:sz w:val="11"/>
         </w:rPr>
-        <w:t> </w:t>
+        <w:t xml:space="preserve"> </w:t>
       </w:r>
       <w:r>
         <w:rPr>
@@ -9971,7 +9556,7 @@
           <w:spacing w:val="16"/>
           <w:sz w:val="11"/>
         </w:rPr>
-        <w:t> </w:t>
+        <w:t xml:space="preserve"> </w:t>
       </w:r>
       <w:r>
         <w:rPr>
@@ -9989,7 +9574,7 @@
           <w:spacing w:val="16"/>
           <w:sz w:val="11"/>
         </w:rPr>
-        <w:t> </w:t>
+        <w:t xml:space="preserve"> </w:t>
       </w:r>
       <w:r>
         <w:rPr>
@@ -10007,7 +9592,7 @@
           <w:spacing w:val="16"/>
           <w:sz w:val="11"/>
         </w:rPr>
-        <w:t> </w:t>
+        <w:t xml:space="preserve"> </w:t>
       </w:r>
       <w:r>
         <w:rPr>
@@ -10025,7 +9610,7 @@
           <w:spacing w:val="15"/>
           <w:sz w:val="11"/>
         </w:rPr>
-        <w:t> </w:t>
+        <w:t xml:space="preserve"> </w:t>
       </w:r>
       <w:r>
         <w:rPr>
@@ -10043,7 +9628,7 @@
           <w:spacing w:val="16"/>
           <w:sz w:val="11"/>
         </w:rPr>
-        <w:t> </w:t>
+        <w:t xml:space="preserve"> </w:t>
       </w:r>
       <w:r>
         <w:rPr>
@@ -10061,7 +9646,7 @@
           <w:spacing w:val="16"/>
           <w:sz w:val="11"/>
         </w:rPr>
-        <w:t> </w:t>
+        <w:t xml:space="preserve"> </w:t>
       </w:r>
       <w:r>
         <w:rPr>
@@ -10077,7 +9662,7 @@
     <w:p>
       <w:pPr>
         <w:spacing w:before="43"/>
-        <w:ind w:left="562" w:right="1010" w:firstLine="0"/>
+        <w:ind w:left="562" w:right="1010"/>
         <w:jc w:val="both"/>
         <w:rPr>
           <w:rFonts w:ascii="Trebuchet MS" w:hAnsi="Trebuchet MS"/>
@@ -10086,7 +9671,6 @@
         </w:rPr>
       </w:pPr>
       <w:r>
-        <w:rPr/>
         <w:br w:type="column"/>
       </w:r>
       <w:r>
@@ -10096,7 +9680,7 @@
           <w:color w:val="FFFEFF"/>
           <w:sz w:val="18"/>
         </w:rPr>
-        <w:t>NA ÁGUA R$ 6,00 AO LEIľE R$ 8,00 </w:t>
+        <w:t xml:space="preserve">NA ÁGUA R$ 6,00 AO LEIľE R$ 8,00 </w:t>
       </w:r>
       <w:r>
         <w:rPr>
@@ -10115,7 +9699,7 @@
           <w:spacing w:val="12"/>
           <w:sz w:val="18"/>
         </w:rPr>
-        <w:t> </w:t>
+        <w:t xml:space="preserve"> </w:t>
       </w:r>
       <w:r>
         <w:rPr>
@@ -10134,7 +9718,7 @@
           <w:spacing w:val="13"/>
           <w:sz w:val="18"/>
         </w:rPr>
-        <w:t> </w:t>
+        <w:t xml:space="preserve"> </w:t>
       </w:r>
       <w:r>
         <w:rPr>
@@ -10153,7 +9737,7 @@
           <w:spacing w:val="12"/>
           <w:sz w:val="18"/>
         </w:rPr>
-        <w:t> </w:t>
+        <w:t xml:space="preserve"> </w:t>
       </w:r>
       <w:r>
         <w:rPr>
@@ -10168,7 +9752,7 @@
     </w:p>
     <w:p>
       <w:pPr>
-        <w:pStyle w:val="BodyText"/>
+        <w:pStyle w:val="Corpodetexto"/>
         <w:spacing w:before="22"/>
         <w:ind w:right="440"/>
         <w:jc w:val="center"/>
@@ -10189,7 +9773,7 @@
           <w:color w:val="D5C6AE"/>
           <w:spacing w:val="13"/>
         </w:rPr>
-        <w:t> </w:t>
+        <w:t xml:space="preserve"> </w:t>
       </w:r>
       <w:r>
         <w:rPr>
@@ -10204,7 +9788,7 @@
           <w:color w:val="D5C6AE"/>
           <w:spacing w:val="13"/>
         </w:rPr>
-        <w:t> </w:t>
+        <w:t xml:space="preserve"> </w:t>
       </w:r>
       <w:r>
         <w:rPr>
@@ -10219,7 +9803,7 @@
           <w:color w:val="D5C6AE"/>
           <w:spacing w:val="13"/>
         </w:rPr>
-        <w:t> </w:t>
+        <w:t xml:space="preserve"> </w:t>
       </w:r>
       <w:r>
         <w:rPr>
@@ -10234,7 +9818,7 @@
           <w:color w:val="D5C6AE"/>
           <w:spacing w:val="13"/>
         </w:rPr>
-        <w:t> </w:t>
+        <w:t xml:space="preserve"> </w:t>
       </w:r>
       <w:r>
         <w:rPr>
@@ -10247,8 +9831,8 @@
     </w:p>
     <w:p>
       <w:pPr>
-        <w:spacing w:line="228" w:lineRule="exact" w:before="55"/>
-        <w:ind w:left="40" w:right="440" w:firstLine="0"/>
+        <w:spacing w:before="55" w:line="228" w:lineRule="exact"/>
+        <w:ind w:left="40" w:right="440"/>
         <w:jc w:val="center"/>
         <w:rPr>
           <w:b/>
@@ -10271,7 +9855,7 @@
           <w:spacing w:val="-12"/>
           <w:sz w:val="21"/>
         </w:rPr>
-        <w:t> </w:t>
+        <w:t xml:space="preserve"> </w:t>
       </w:r>
       <w:r>
         <w:rPr>
@@ -10286,7 +9870,7 @@
     </w:p>
     <w:p>
       <w:pPr>
-        <w:spacing w:after="0" w:line="228" w:lineRule="exact"/>
+        <w:spacing w:line="228" w:lineRule="exact"/>
         <w:jc w:val="center"/>
         <w:rPr>
           <w:b/>
@@ -10295,8 +9879,8 @@
         <w:sectPr>
           <w:type w:val="continuous"/>
           <w:pgSz w:w="10800" w:h="7680" w:orient="landscape"/>
-          <w:pgMar w:top="0" w:bottom="0" w:left="0" w:right="0"/>
-          <w:cols w:num="2" w:equalWidth="0">
+          <w:pgMar w:top="0" w:right="0" w:bottom="0" w:left="0" w:header="720" w:footer="720" w:gutter="0"/>
+          <w:cols w:num="2" w:space="720" w:equalWidth="0">
             <w:col w:w="3462" w:space="4230"/>
             <w:col w:w="3108"/>
           </w:cols>
@@ -10305,9 +9889,8 @@
     </w:p>
     <w:p>
       <w:pPr>
-        <w:spacing w:line="116" w:lineRule="exact" w:before="1"/>
-        <w:ind w:left="466" w:right="0" w:firstLine="0"/>
-        <w:jc w:val="left"/>
+        <w:spacing w:before="1" w:line="116" w:lineRule="exact"/>
+        <w:ind w:left="466"/>
         <w:rPr>
           <w:b/>
           <w:sz w:val="11"/>
@@ -10329,7 +9912,7 @@
           <w:spacing w:val="14"/>
           <w:sz w:val="11"/>
         </w:rPr>
-        <w:t> </w:t>
+        <w:t xml:space="preserve"> </w:t>
       </w:r>
       <w:r>
         <w:rPr>
@@ -10347,7 +9930,7 @@
           <w:spacing w:val="15"/>
           <w:sz w:val="11"/>
         </w:rPr>
-        <w:t> </w:t>
+        <w:t xml:space="preserve"> </w:t>
       </w:r>
       <w:r>
         <w:rPr>
@@ -10365,7 +9948,7 @@
           <w:spacing w:val="15"/>
           <w:sz w:val="11"/>
         </w:rPr>
-        <w:t> </w:t>
+        <w:t xml:space="preserve"> </w:t>
       </w:r>
       <w:r>
         <w:rPr>
@@ -10383,7 +9966,7 @@
           <w:spacing w:val="15"/>
           <w:sz w:val="11"/>
         </w:rPr>
-        <w:t> </w:t>
+        <w:t xml:space="preserve"> </w:t>
       </w:r>
       <w:r>
         <w:rPr>
@@ -10401,7 +9984,7 @@
           <w:spacing w:val="15"/>
           <w:sz w:val="11"/>
         </w:rPr>
-        <w:t> </w:t>
+        <w:t xml:space="preserve"> </w:t>
       </w:r>
       <w:r>
         <w:rPr>
@@ -10416,17 +9999,19 @@
     </w:p>
     <w:p>
       <w:pPr>
-        <w:pStyle w:val="Heading9"/>
+        <w:pStyle w:val="Ttulo9"/>
         <w:spacing w:line="211" w:lineRule="exact"/>
         <w:ind w:right="118"/>
         <w:jc w:val="right"/>
       </w:pPr>
       <w:r>
-        <w:rPr/>
+        <w:rPr>
+          <w:noProof/>
+        </w:rPr>
         <mc:AlternateContent>
           <mc:Choice Requires="wps">
             <w:drawing>
-              <wp:anchor distT="0" distB="0" distL="0" distR="0" allowOverlap="1" layoutInCell="1" locked="0" behindDoc="1" simplePos="0" relativeHeight="487431680">
+              <wp:anchor distT="0" distB="0" distL="0" distR="0" simplePos="0" relativeHeight="487431680" behindDoc="1" locked="0" layoutInCell="1" allowOverlap="1" wp14:anchorId="72067E8B" wp14:editId="7E318BA2">
                 <wp:simplePos x="0" y="0"/>
                 <wp:positionH relativeFrom="page">
                   <wp:posOffset>283697</wp:posOffset>
@@ -10439,13 +10024,14 @@
                 <wp:wrapNone/>
                 <wp:docPr id="11" name="Textbox 11"/>
                 <wp:cNvGraphicFramePr>
-                  <a:graphicFrameLocks/>
+                  <a:graphicFrameLocks xmlns:a="http://schemas.openxmlformats.org/drawingml/2006/main"/>
                 </wp:cNvGraphicFramePr>
-                <a:graphic>
+                <a:graphic xmlns:a="http://schemas.openxmlformats.org/drawingml/2006/main">
                   <a:graphicData uri="http://schemas.microsoft.com/office/word/2010/wordprocessingShape">
                     <wps:wsp>
-                      <wps:cNvPr id="11" name="Textbox 11"/>
-                      <wps:cNvSpPr txBox="1"/>
+                      <wps:cNvSpPr txBox="1">
+                        <a:spLocks/>
+                      </wps:cNvSpPr>
                       <wps:spPr>
                         <a:xfrm>
                           <a:off x="0" y="0"/>
@@ -10459,9 +10045,7 @@
                         <w:txbxContent>
                           <w:p>
                             <w:pPr>
-                              <w:spacing w:line="244" w:lineRule="exact" w:before="0"/>
-                              <w:ind w:left="0" w:right="0" w:firstLine="0"/>
-                              <w:jc w:val="left"/>
+                              <w:spacing w:line="244" w:lineRule="exact"/>
                               <w:rPr>
                                 <w:rFonts w:ascii="Trebuchet MS"/>
                                 <w:sz w:val="25"/>
@@ -10484,7 +10068,7 @@
                                 <w:w w:val="65"/>
                                 <w:sz w:val="25"/>
                               </w:rPr>
-                              <w:t> </w:t>
+                              <w:t xml:space="preserve"> </w:t>
                             </w:r>
                             <w:r>
                               <w:rPr>
@@ -10510,14 +10094,12 @@
           </mc:Choice>
           <mc:Fallback>
             <w:pict>
-              <v:shape style="position:absolute;margin-left:22.338411pt;margin-top:.244844pt;width:36.35pt;height:12.6pt;mso-position-horizontal-relative:page;mso-position-vertical-relative:paragraph;z-index:-15884800" type="#_x0000_t202" id="docshape8" filled="false" stroked="false">
+              <v:shape w14:anchorId="72067E8B" id="Textbox 11" o:spid="_x0000_s1033" type="#_x0000_t202" style="position:absolute;left:0;text-align:left;margin-left:22.35pt;margin-top:.25pt;width:36.35pt;height:12.6pt;z-index:-15884800;visibility:visible;mso-wrap-style:square;mso-wrap-distance-left:0;mso-wrap-distance-top:0;mso-wrap-distance-right:0;mso-wrap-distance-bottom:0;mso-position-horizontal:absolute;mso-position-horizontal-relative:page;mso-position-vertical:absolute;mso-position-vertical-relative:text;v-text-anchor:top" o:gfxdata="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" filled="f" stroked="f">
                 <v:textbox inset="0,0,0,0">
                   <w:txbxContent>
                     <w:p>
                       <w:pPr>
-                        <w:spacing w:line="244" w:lineRule="exact" w:before="0"/>
-                        <w:ind w:left="0" w:right="0" w:firstLine="0"/>
-                        <w:jc w:val="left"/>
+                        <w:spacing w:line="244" w:lineRule="exact"/>
                         <w:rPr>
                           <w:rFonts w:ascii="Trebuchet MS"/>
                           <w:sz w:val="25"/>
@@ -10540,7 +10122,7 @@
                           <w:w w:val="65"/>
                           <w:sz w:val="25"/>
                         </w:rPr>
-                        <w:t> </w:t>
+                        <w:t xml:space="preserve"> </w:t>
                       </w:r>
                       <w:r>
                         <w:rPr>
@@ -10555,7 +10137,7 @@
                     </w:p>
                   </w:txbxContent>
                 </v:textbox>
-                <w10:wrap type="none"/>
+                <w10:wrap anchorx="page"/>
               </v:shape>
             </w:pict>
           </mc:Fallback>
@@ -10574,7 +10156,7 @@
           <w:spacing w:val="-10"/>
           <w:w w:val="70"/>
         </w:rPr>
-        <w:t> </w:t>
+        <w:t xml:space="preserve"> </w:t>
       </w:r>
       <w:r>
         <w:rPr>
@@ -10587,9 +10169,8 @@
     </w:p>
     <w:p>
       <w:pPr>
-        <w:spacing w:line="175" w:lineRule="auto" w:before="2"/>
-        <w:ind w:left="455" w:right="0" w:firstLine="0"/>
-        <w:jc w:val="left"/>
+        <w:spacing w:before="2" w:line="175" w:lineRule="auto"/>
+        <w:ind w:left="455"/>
         <w:rPr>
           <w:b/>
           <w:sz w:val="11"/>
@@ -10610,7 +10191,7 @@
           <w:color w:val="C8B498"/>
           <w:sz w:val="11"/>
         </w:rPr>
-        <w:t> </w:t>
+        <w:t xml:space="preserve"> </w:t>
       </w:r>
       <w:r>
         <w:rPr>
@@ -10627,7 +10208,7 @@
           <w:color w:val="C8B498"/>
           <w:sz w:val="11"/>
         </w:rPr>
-        <w:t> </w:t>
+        <w:t xml:space="preserve"> </w:t>
       </w:r>
       <w:r>
         <w:rPr>
@@ -10644,7 +10225,7 @@
           <w:color w:val="C8B498"/>
           <w:sz w:val="11"/>
         </w:rPr>
-        <w:t> </w:t>
+        <w:t xml:space="preserve"> </w:t>
       </w:r>
       <w:r>
         <w:rPr>
@@ -10661,7 +10242,7 @@
           <w:color w:val="C8B498"/>
           <w:sz w:val="11"/>
         </w:rPr>
-        <w:t> </w:t>
+        <w:t xml:space="preserve"> </w:t>
       </w:r>
       <w:r>
         <w:rPr>
@@ -10678,7 +10259,7 @@
           <w:color w:val="C8B498"/>
           <w:sz w:val="11"/>
         </w:rPr>
-        <w:t> </w:t>
+        <w:t xml:space="preserve"> </w:t>
       </w:r>
       <w:r>
         <w:rPr>
@@ -10695,7 +10276,7 @@
           <w:color w:val="C8B498"/>
           <w:sz w:val="11"/>
         </w:rPr>
-        <w:t> </w:t>
+        <w:t xml:space="preserve"> </w:t>
       </w:r>
       <w:r>
         <w:rPr>
@@ -10712,7 +10293,7 @@
           <w:color w:val="C8B498"/>
           <w:sz w:val="11"/>
         </w:rPr>
-        <w:t> </w:t>
+        <w:t xml:space="preserve"> </w:t>
       </w:r>
       <w:r>
         <w:rPr>
@@ -10730,7 +10311,7 @@
           <w:spacing w:val="40"/>
           <w:sz w:val="11"/>
         </w:rPr>
-        <w:t> </w:t>
+        <w:t xml:space="preserve"> </w:t>
       </w:r>
       <w:r>
         <w:rPr>
@@ -10747,7 +10328,7 @@
           <w:color w:val="C8B498"/>
           <w:sz w:val="11"/>
         </w:rPr>
-        <w:t> </w:t>
+        <w:t xml:space="preserve"> </w:t>
       </w:r>
       <w:r>
         <w:rPr>
@@ -10764,7 +10345,7 @@
           <w:color w:val="C8B498"/>
           <w:sz w:val="11"/>
         </w:rPr>
-        <w:t> </w:t>
+        <w:t xml:space="preserve"> </w:t>
       </w:r>
       <w:r>
         <w:rPr>
@@ -10781,7 +10362,7 @@
           <w:color w:val="C8B498"/>
           <w:sz w:val="11"/>
         </w:rPr>
-        <w:t> </w:t>
+        <w:t xml:space="preserve"> </w:t>
       </w:r>
       <w:r>
         <w:rPr>
@@ -10798,7 +10379,7 @@
           <w:color w:val="C8B498"/>
           <w:sz w:val="11"/>
         </w:rPr>
-        <w:t> </w:t>
+        <w:t xml:space="preserve"> </w:t>
       </w:r>
       <w:r>
         <w:rPr>
@@ -10815,7 +10396,7 @@
           <w:color w:val="C8B498"/>
           <w:sz w:val="11"/>
         </w:rPr>
-        <w:t> </w:t>
+        <w:t xml:space="preserve"> </w:t>
       </w:r>
       <w:r>
         <w:rPr>
@@ -10832,7 +10413,7 @@
           <w:color w:val="C8B498"/>
           <w:sz w:val="11"/>
         </w:rPr>
-        <w:t> </w:t>
+        <w:t xml:space="preserve"> </w:t>
       </w:r>
       <w:r>
         <w:rPr>
@@ -10846,16 +10427,14 @@
     </w:p>
     <w:p>
       <w:pPr>
-        <w:spacing w:line="190" w:lineRule="atLeast" w:before="10"/>
-        <w:ind w:left="455" w:right="0" w:firstLine="0"/>
-        <w:jc w:val="left"/>
+        <w:spacing w:before="10" w:line="190" w:lineRule="atLeast"/>
+        <w:ind w:left="455"/>
         <w:rPr>
           <w:rFonts w:ascii="Trebuchet MS" w:hAnsi="Trebuchet MS"/>
           <w:sz w:val="14"/>
         </w:rPr>
       </w:pPr>
       <w:r>
-        <w:rPr/>
         <w:br w:type="column"/>
       </w:r>
       <w:r>
@@ -10875,7 +10454,7 @@
           <w:w w:val="120"/>
           <w:sz w:val="14"/>
         </w:rPr>
-        <w:t> </w:t>
+        <w:t xml:space="preserve"> </w:t>
       </w:r>
       <w:r>
         <w:rPr>
@@ -10894,7 +10473,7 @@
           <w:w w:val="130"/>
           <w:sz w:val="14"/>
         </w:rPr>
-        <w:t> </w:t>
+        <w:t xml:space="preserve"> </w:t>
       </w:r>
       <w:r>
         <w:rPr>
@@ -10913,7 +10492,7 @@
           <w:w w:val="120"/>
           <w:sz w:val="14"/>
         </w:rPr>
-        <w:t> </w:t>
+        <w:t xml:space="preserve"> </w:t>
       </w:r>
       <w:r>
         <w:rPr>
@@ -10922,7 +10501,7 @@
           <w:w w:val="110"/>
           <w:sz w:val="14"/>
         </w:rPr>
-        <w:t>7,00 </w:t>
+        <w:t xml:space="preserve">7,00 </w:t>
       </w:r>
       <w:r>
         <w:rPr>
@@ -10941,7 +10520,7 @@
           <w:w w:val="120"/>
           <w:sz w:val="14"/>
         </w:rPr>
-        <w:t> </w:t>
+        <w:t xml:space="preserve"> </w:t>
       </w:r>
       <w:r>
         <w:rPr>
@@ -10960,7 +10539,7 @@
           <w:w w:val="120"/>
           <w:sz w:val="14"/>
         </w:rPr>
-        <w:t> </w:t>
+        <w:t xml:space="preserve"> </w:t>
       </w:r>
       <w:r>
         <w:rPr>
@@ -10979,7 +10558,7 @@
           <w:w w:val="120"/>
           <w:sz w:val="14"/>
         </w:rPr>
-        <w:t> </w:t>
+        <w:t xml:space="preserve"> </w:t>
       </w:r>
       <w:r>
         <w:rPr>
@@ -10988,7 +10567,7 @@
           <w:w w:val="110"/>
           <w:sz w:val="14"/>
         </w:rPr>
-        <w:t>5,00 </w:t>
+        <w:t xml:space="preserve">5,00 </w:t>
       </w:r>
       <w:r>
         <w:rPr>
@@ -11007,7 +10586,7 @@
           <w:w w:val="115"/>
           <w:sz w:val="14"/>
         </w:rPr>
-        <w:t> </w:t>
+        <w:t xml:space="preserve"> </w:t>
       </w:r>
       <w:r>
         <w:rPr>
@@ -11026,7 +10605,7 @@
           <w:w w:val="115"/>
           <w:sz w:val="14"/>
         </w:rPr>
-        <w:t> </w:t>
+        <w:t xml:space="preserve"> </w:t>
       </w:r>
       <w:r>
         <w:rPr>
@@ -11045,7 +10624,7 @@
           <w:w w:val="115"/>
           <w:sz w:val="14"/>
         </w:rPr>
-        <w:t> </w:t>
+        <w:t xml:space="preserve"> </w:t>
       </w:r>
       <w:r>
         <w:rPr>
@@ -11059,16 +10638,14 @@
     </w:p>
     <w:p>
       <w:pPr>
-        <w:spacing w:line="190" w:lineRule="atLeast" w:before="10"/>
-        <w:ind w:left="84" w:right="301" w:firstLine="0"/>
-        <w:jc w:val="left"/>
+        <w:spacing w:before="10" w:line="190" w:lineRule="atLeast"/>
+        <w:ind w:left="84" w:right="301"/>
         <w:rPr>
           <w:rFonts w:ascii="Trebuchet MS" w:hAnsi="Trebuchet MS"/>
           <w:sz w:val="14"/>
         </w:rPr>
       </w:pPr>
       <w:r>
-        <w:rPr/>
         <w:br w:type="column"/>
       </w:r>
       <w:r>
@@ -11088,7 +10665,7 @@
           <w:w w:val="105"/>
           <w:sz w:val="14"/>
         </w:rPr>
-        <w:t> </w:t>
+        <w:t xml:space="preserve"> </w:t>
       </w:r>
       <w:r>
         <w:rPr>
@@ -11097,7 +10674,7 @@
           <w:w w:val="105"/>
           <w:sz w:val="14"/>
         </w:rPr>
-        <w:t>R$ 13,00 </w:t>
+        <w:t xml:space="preserve">R$ 13,00 </w:t>
       </w:r>
       <w:r>
         <w:rPr>
@@ -11117,7 +10694,7 @@
           <w:w w:val="105"/>
           <w:sz w:val="14"/>
         </w:rPr>
-        <w:t> </w:t>
+        <w:t xml:space="preserve"> </w:t>
       </w:r>
       <w:r>
         <w:rPr>
@@ -11137,7 +10714,7 @@
           <w:w w:val="105"/>
           <w:sz w:val="14"/>
         </w:rPr>
-        <w:t> </w:t>
+        <w:t xml:space="preserve"> </w:t>
       </w:r>
       <w:r>
         <w:rPr>
@@ -11157,7 +10734,7 @@
           <w:w w:val="105"/>
           <w:sz w:val="14"/>
         </w:rPr>
-        <w:t> </w:t>
+        <w:t xml:space="preserve"> </w:t>
       </w:r>
       <w:r>
         <w:rPr>
@@ -11177,7 +10754,7 @@
           <w:w w:val="105"/>
           <w:sz w:val="14"/>
         </w:rPr>
-        <w:t> </w:t>
+        <w:t xml:space="preserve"> </w:t>
       </w:r>
       <w:r>
         <w:rPr>
@@ -11192,8 +10769,7 @@
     </w:p>
     <w:p>
       <w:pPr>
-        <w:spacing w:after="0" w:line="190" w:lineRule="atLeast"/>
-        <w:jc w:val="left"/>
+        <w:spacing w:line="190" w:lineRule="atLeast"/>
         <w:rPr>
           <w:rFonts w:ascii="Trebuchet MS" w:hAnsi="Trebuchet MS"/>
           <w:sz w:val="14"/>
@@ -11201,8 +10777,8 @@
         <w:sectPr>
           <w:type w:val="continuous"/>
           <w:pgSz w:w="10800" w:h="7680" w:orient="landscape"/>
-          <w:pgMar w:top="0" w:bottom="0" w:left="0" w:right="0"/>
-          <w:cols w:num="3" w:equalWidth="0">
+          <w:pgMar w:top="0" w:right="0" w:bottom="0" w:left="0" w:header="720" w:footer="720" w:gutter="0"/>
+          <w:cols w:num="3" w:space="720" w:equalWidth="0">
             <w:col w:w="3363" w:space="3803"/>
             <w:col w:w="1859" w:space="40"/>
             <w:col w:w="1735"/>
@@ -11213,14 +10789,12 @@
     <w:p>
       <w:pPr>
         <w:tabs>
-          <w:tab w:pos="2658" w:val="left" w:leader="none"/>
+          <w:tab w:val="left" w:pos="2658"/>
         </w:tabs>
-        <w:spacing w:line="172" w:lineRule="exact" w:before="0"/>
-        <w:ind w:left="448" w:right="0" w:firstLine="0"/>
-        <w:jc w:val="left"/>
+        <w:spacing w:line="172" w:lineRule="exact"/>
+        <w:ind w:left="448"/>
         <w:rPr>
           <w:rFonts w:ascii="Trebuchet MS"/>
-          <w:sz w:val="22"/>
         </w:rPr>
       </w:pPr>
       <w:r>
@@ -11241,7 +10815,7 @@
           <w:position w:val="1"/>
           <w:sz w:val="24"/>
         </w:rPr>
-        <w:t> </w:t>
+        <w:t xml:space="preserve"> </w:t>
       </w:r>
       <w:r>
         <w:rPr>
@@ -11261,7 +10835,7 @@
           <w:position w:val="1"/>
           <w:sz w:val="24"/>
         </w:rPr>
-        <w:t> </w:t>
+        <w:t xml:space="preserve"> </w:t>
       </w:r>
       <w:r>
         <w:rPr>
@@ -11288,7 +10862,6 @@
           <w:rFonts w:ascii="Trebuchet MS"/>
           <w:color w:val="C8B498"/>
           <w:w w:val="70"/>
-          <w:sz w:val="22"/>
         </w:rPr>
         <w:t>R3</w:t>
       </w:r>
@@ -11298,9 +10871,8 @@
           <w:color w:val="C8B498"/>
           <w:spacing w:val="-6"/>
           <w:w w:val="70"/>
-          <w:sz w:val="22"/>
-        </w:rPr>
-        <w:t> </w:t>
+        </w:rPr>
+        <w:t xml:space="preserve"> </w:t>
       </w:r>
       <w:r>
         <w:rPr>
@@ -11308,16 +10880,14 @@
           <w:color w:val="C8B498"/>
           <w:spacing w:val="-4"/>
           <w:w w:val="75"/>
-          <w:sz w:val="22"/>
         </w:rPr>
         <w:t>20,00</w:t>
       </w:r>
     </w:p>
     <w:p>
       <w:pPr>
-        <w:spacing w:line="35" w:lineRule="exact" w:before="0"/>
-        <w:ind w:left="471" w:right="0" w:firstLine="0"/>
-        <w:jc w:val="left"/>
+        <w:spacing w:line="35" w:lineRule="exact"/>
+        <w:ind w:left="471"/>
         <w:rPr>
           <w:b/>
           <w:sz w:val="11"/>
@@ -11339,7 +10909,7 @@
           <w:spacing w:val="16"/>
           <w:sz w:val="11"/>
         </w:rPr>
-        <w:t> </w:t>
+        <w:t xml:space="preserve"> </w:t>
       </w:r>
       <w:r>
         <w:rPr>
@@ -11357,7 +10927,7 @@
           <w:spacing w:val="17"/>
           <w:sz w:val="11"/>
         </w:rPr>
-        <w:t> </w:t>
+        <w:t xml:space="preserve"> </w:t>
       </w:r>
       <w:r>
         <w:rPr>
@@ -11375,7 +10945,7 @@
           <w:spacing w:val="16"/>
           <w:sz w:val="11"/>
         </w:rPr>
-        <w:t> </w:t>
+        <w:t xml:space="preserve"> </w:t>
       </w:r>
       <w:r>
         <w:rPr>
@@ -11393,7 +10963,7 @@
           <w:spacing w:val="17"/>
           <w:sz w:val="11"/>
         </w:rPr>
-        <w:t> </w:t>
+        <w:t xml:space="preserve"> </w:t>
       </w:r>
       <w:r>
         <w:rPr>
@@ -11411,7 +10981,7 @@
           <w:spacing w:val="16"/>
           <w:sz w:val="11"/>
         </w:rPr>
-        <w:t> </w:t>
+        <w:t xml:space="preserve"> </w:t>
       </w:r>
       <w:r>
         <w:rPr>
@@ -11429,7 +10999,7 @@
           <w:spacing w:val="17"/>
           <w:sz w:val="11"/>
         </w:rPr>
-        <w:t> </w:t>
+        <w:t xml:space="preserve"> </w:t>
       </w:r>
       <w:r>
         <w:rPr>
@@ -11447,7 +11017,7 @@
           <w:spacing w:val="16"/>
           <w:sz w:val="11"/>
         </w:rPr>
-        <w:t> </w:t>
+        <w:t xml:space="preserve"> </w:t>
       </w:r>
       <w:r>
         <w:rPr>
@@ -11462,9 +11032,8 @@
     </w:p>
     <w:p>
       <w:pPr>
-        <w:spacing w:line="187" w:lineRule="exact" w:before="20"/>
-        <w:ind w:left="444" w:right="0" w:firstLine="0"/>
-        <w:jc w:val="left"/>
+        <w:spacing w:before="20" w:line="187" w:lineRule="exact"/>
+        <w:ind w:left="444"/>
         <w:rPr>
           <w:rFonts w:ascii="Trebuchet MS" w:hAnsi="Trebuchet MS"/>
           <w:b/>
@@ -11472,7 +11041,6 @@
         </w:rPr>
       </w:pPr>
       <w:r>
-        <w:rPr/>
         <w:br w:type="column"/>
       </w:r>
       <w:r>
@@ -11484,21 +11052,41 @@
           <w:w w:val="110"/>
           <w:sz w:val="19"/>
         </w:rPr>
-        <w:t>PASľEL</w:t>
-      </w:r>
-    </w:p>
-    <w:p>
-      <w:pPr>
-        <w:spacing w:line="152" w:lineRule="exact" w:before="54"/>
-        <w:ind w:left="448" w:right="0" w:firstLine="0"/>
-        <w:jc w:val="left"/>
+        <w:t>PAS</w:t>
+      </w:r>
+      <w:r>
+        <w:rPr>
+          <w:rFonts w:ascii="Trebuchet MS" w:hAnsi="Trebuchet MS"/>
+          <w:b/>
+          <w:color w:val="D47320"/>
+          <w:spacing w:val="-2"/>
+          <w:w w:val="110"/>
+          <w:sz w:val="19"/>
+        </w:rPr>
+        <w:t>t</w:t>
+      </w:r>
+      <w:r>
+        <w:rPr>
+          <w:rFonts w:ascii="Trebuchet MS" w:hAnsi="Trebuchet MS"/>
+          <w:b/>
+          <w:color w:val="D47320"/>
+          <w:spacing w:val="-2"/>
+          <w:w w:val="110"/>
+          <w:sz w:val="19"/>
+        </w:rPr>
+        <w:t>EL</w:t>
+      </w:r>
+    </w:p>
+    <w:p>
+      <w:pPr>
+        <w:spacing w:before="54" w:line="152" w:lineRule="exact"/>
+        <w:ind w:left="448"/>
         <w:rPr>
           <w:rFonts w:ascii="Trebuchet MS" w:hAnsi="Trebuchet MS"/>
           <w:sz w:val="15"/>
         </w:rPr>
       </w:pPr>
       <w:r>
-        <w:rPr/>
         <w:br w:type="column"/>
       </w:r>
       <w:r>
@@ -11516,7 +11104,7 @@
           <w:spacing w:val="19"/>
           <w:sz w:val="15"/>
         </w:rPr>
-        <w:t> </w:t>
+        <w:t xml:space="preserve"> </w:t>
       </w:r>
       <w:r>
         <w:rPr>
@@ -11533,7 +11121,7 @@
           <w:spacing w:val="19"/>
           <w:sz w:val="15"/>
         </w:rPr>
-        <w:t> </w:t>
+        <w:t xml:space="preserve"> </w:t>
       </w:r>
       <w:r>
         <w:rPr>
@@ -11550,7 +11138,7 @@
           <w:spacing w:val="19"/>
           <w:sz w:val="15"/>
         </w:rPr>
-        <w:t> </w:t>
+        <w:t xml:space="preserve"> </w:t>
       </w:r>
       <w:r>
         <w:rPr>
@@ -11564,8 +11152,7 @@
     </w:p>
     <w:p>
       <w:pPr>
-        <w:spacing w:after="0" w:line="152" w:lineRule="exact"/>
-        <w:jc w:val="left"/>
+        <w:spacing w:line="152" w:lineRule="exact"/>
         <w:rPr>
           <w:rFonts w:ascii="Trebuchet MS" w:hAnsi="Trebuchet MS"/>
           <w:sz w:val="15"/>
@@ -11573,8 +11160,8 @@
         <w:sectPr>
           <w:type w:val="continuous"/>
           <w:pgSz w:w="10800" w:h="7680" w:orient="landscape"/>
-          <w:pgMar w:top="0" w:bottom="0" w:left="0" w:right="0"/>
-          <w:cols w:num="3" w:equalWidth="0">
+          <w:pgMar w:top="0" w:right="0" w:bottom="0" w:left="0" w:header="720" w:footer="720" w:gutter="0"/>
+          <w:cols w:num="3" w:space="720" w:equalWidth="0">
             <w:col w:w="3395" w:space="40"/>
             <w:col w:w="1131" w:space="2592"/>
             <w:col w:w="3642"/>
@@ -11585,12 +11172,11 @@
     <w:p>
       <w:pPr>
         <w:tabs>
-          <w:tab w:pos="3958" w:val="left" w:leader="none"/>
-          <w:tab w:pos="6389" w:val="left" w:leader="none"/>
+          <w:tab w:val="left" w:pos="3958"/>
+          <w:tab w:val="left" w:pos="6389"/>
         </w:tabs>
-        <w:spacing w:line="157" w:lineRule="exact" w:before="7"/>
-        <w:ind w:left="471" w:right="0" w:firstLine="0"/>
-        <w:jc w:val="left"/>
+        <w:spacing w:before="7" w:line="157" w:lineRule="exact"/>
+        <w:ind w:left="471"/>
         <w:rPr>
           <w:b/>
           <w:sz w:val="15"/>
@@ -11614,7 +11200,7 @@
           <w:position w:val="1"/>
           <w:sz w:val="11"/>
         </w:rPr>
-        <w:t> </w:t>
+        <w:t xml:space="preserve"> </w:t>
       </w:r>
       <w:r>
         <w:rPr>
@@ -11634,7 +11220,7 @@
           <w:position w:val="1"/>
           <w:sz w:val="11"/>
         </w:rPr>
-        <w:t> </w:t>
+        <w:t xml:space="preserve"> </w:t>
       </w:r>
       <w:r>
         <w:rPr>
@@ -11654,7 +11240,7 @@
           <w:position w:val="1"/>
           <w:sz w:val="11"/>
         </w:rPr>
-        <w:t> </w:t>
+        <w:t xml:space="preserve"> </w:t>
       </w:r>
       <w:r>
         <w:rPr>
@@ -11674,7 +11260,7 @@
           <w:position w:val="1"/>
           <w:sz w:val="11"/>
         </w:rPr>
-        <w:t> </w:t>
+        <w:t xml:space="preserve"> </w:t>
       </w:r>
       <w:r>
         <w:rPr>
@@ -11694,7 +11280,7 @@
           <w:position w:val="1"/>
           <w:sz w:val="11"/>
         </w:rPr>
-        <w:t> </w:t>
+        <w:t xml:space="preserve"> </w:t>
       </w:r>
       <w:r>
         <w:rPr>
@@ -11734,7 +11320,7 @@
           <w:position w:val="-4"/>
           <w:sz w:val="15"/>
         </w:rPr>
-        <w:t> </w:t>
+        <w:t xml:space="preserve"> </w:t>
       </w:r>
       <w:r>
         <w:rPr>
@@ -11772,7 +11358,7 @@
           <w:spacing w:val="-8"/>
           <w:sz w:val="15"/>
         </w:rPr>
-        <w:t> </w:t>
+        <w:t xml:space="preserve"> </w:t>
       </w:r>
       <w:r>
         <w:rPr>
@@ -11787,8 +11373,7 @@
     </w:p>
     <w:p>
       <w:pPr>
-        <w:spacing w:after="0" w:line="157" w:lineRule="exact"/>
-        <w:jc w:val="left"/>
+        <w:spacing w:line="157" w:lineRule="exact"/>
         <w:rPr>
           <w:b/>
           <w:sz w:val="15"/>
@@ -11796,14 +11381,14 @@
         <w:sectPr>
           <w:type w:val="continuous"/>
           <w:pgSz w:w="10800" w:h="7680" w:orient="landscape"/>
-          <w:pgMar w:top="0" w:bottom="0" w:left="0" w:right="0"/>
+          <w:pgMar w:top="0" w:right="0" w:bottom="0" w:left="0" w:header="720" w:footer="720" w:gutter="0"/>
+          <w:cols w:space="720"/>
         </w:sectPr>
       </w:pPr>
     </w:p>
     <w:p>
       <w:pPr>
-        <w:spacing w:line="163" w:lineRule="exact" w:before="55"/>
-        <w:ind w:left="0" w:right="0" w:firstLine="0"/>
+        <w:spacing w:before="55" w:line="163" w:lineRule="exact"/>
         <w:jc w:val="right"/>
         <w:rPr>
           <w:b/>
@@ -11826,7 +11411,7 @@
           <w:spacing w:val="4"/>
           <w:sz w:val="15"/>
         </w:rPr>
-        <w:t> </w:t>
+        <w:t xml:space="preserve"> </w:t>
       </w:r>
       <w:r>
         <w:rPr>
@@ -11841,8 +11426,8 @@
     </w:p>
     <w:p>
       <w:pPr>
-        <w:spacing w:line="117" w:lineRule="exact" w:before="0"/>
-        <w:ind w:left="0" w:right="70" w:firstLine="0"/>
+        <w:spacing w:line="117" w:lineRule="exact"/>
+        <w:ind w:right="70"/>
         <w:jc w:val="right"/>
         <w:rPr>
           <w:b/>
@@ -11865,7 +11450,7 @@
           <w:spacing w:val="-7"/>
           <w:sz w:val="15"/>
         </w:rPr>
-        <w:t> </w:t>
+        <w:t xml:space="preserve"> </w:t>
       </w:r>
       <w:r>
         <w:rPr>
@@ -11883,7 +11468,7 @@
           <w:spacing w:val="-7"/>
           <w:sz w:val="15"/>
         </w:rPr>
-        <w:t> </w:t>
+        <w:t xml:space="preserve"> </w:t>
       </w:r>
       <w:r>
         <w:rPr>
@@ -11898,16 +11483,14 @@
     </w:p>
     <w:p>
       <w:pPr>
-        <w:spacing w:line="180" w:lineRule="exact" w:before="4"/>
-        <w:ind w:left="1561" w:right="0" w:firstLine="0"/>
-        <w:jc w:val="left"/>
+        <w:spacing w:before="4" w:line="180" w:lineRule="exact"/>
+        <w:ind w:left="1561"/>
         <w:rPr>
           <w:b/>
           <w:sz w:val="16"/>
         </w:rPr>
       </w:pPr>
       <w:r>
-        <w:rPr/>
         <w:br w:type="column"/>
       </w:r>
       <w:r>
@@ -11927,7 +11510,7 @@
           <w:w w:val="75"/>
           <w:sz w:val="16"/>
         </w:rPr>
-        <w:t> </w:t>
+        <w:t xml:space="preserve"> </w:t>
       </w:r>
       <w:r>
         <w:rPr>
@@ -11942,9 +11525,8 @@
     </w:p>
     <w:p>
       <w:pPr>
-        <w:spacing w:line="151" w:lineRule="exact" w:before="0"/>
-        <w:ind w:left="1561" w:right="0" w:firstLine="0"/>
-        <w:jc w:val="left"/>
+        <w:spacing w:line="151" w:lineRule="exact"/>
+        <w:ind w:left="1561"/>
         <w:rPr>
           <w:b/>
           <w:sz w:val="16"/>
@@ -11967,7 +11549,7 @@
           <w:w w:val="75"/>
           <w:sz w:val="16"/>
         </w:rPr>
-        <w:t> </w:t>
+        <w:t xml:space="preserve"> </w:t>
       </w:r>
       <w:r>
         <w:rPr>
@@ -11982,8 +11564,7 @@
     </w:p>
     <w:p>
       <w:pPr>
-        <w:spacing w:after="0" w:line="151" w:lineRule="exact"/>
-        <w:jc w:val="left"/>
+        <w:spacing w:line="151" w:lineRule="exact"/>
         <w:rPr>
           <w:b/>
           <w:sz w:val="16"/>
@@ -11991,8 +11572,8 @@
         <w:sectPr>
           <w:type w:val="continuous"/>
           <w:pgSz w:w="10800" w:h="7680" w:orient="landscape"/>
-          <w:pgMar w:top="0" w:bottom="0" w:left="0" w:right="0"/>
-          <w:cols w:num="2" w:equalWidth="0">
+          <w:pgMar w:top="0" w:right="0" w:bottom="0" w:left="0" w:header="720" w:footer="720" w:gutter="0"/>
+          <w:cols w:num="2" w:space="720" w:equalWidth="0">
             <w:col w:w="4784" w:space="40"/>
             <w:col w:w="5976"/>
           </w:cols>
@@ -12002,10 +11583,10 @@
     <w:p>
       <w:pPr>
         <w:tabs>
-          <w:tab w:pos="2446" w:val="left" w:leader="none"/>
+          <w:tab w:val="left" w:pos="2446"/>
         </w:tabs>
-        <w:spacing w:line="164" w:lineRule="exact" w:before="5"/>
-        <w:ind w:left="8" w:right="0" w:firstLine="0"/>
+        <w:spacing w:before="5" w:line="164" w:lineRule="exact"/>
+        <w:ind w:left="8"/>
         <w:jc w:val="center"/>
         <w:rPr>
           <w:b/>
@@ -12049,7 +11630,7 @@
           <w:w w:val="75"/>
           <w:sz w:val="16"/>
         </w:rPr>
-        <w:t> </w:t>
+        <w:t xml:space="preserve"> </w:t>
       </w:r>
       <w:r>
         <w:rPr>
@@ -12064,7 +11645,7 @@
     </w:p>
     <w:p>
       <w:pPr>
-        <w:spacing w:after="0" w:line="164" w:lineRule="exact"/>
+        <w:spacing w:line="164" w:lineRule="exact"/>
         <w:jc w:val="center"/>
         <w:rPr>
           <w:b/>
@@ -12073,13 +11654,14 @@
         <w:sectPr>
           <w:type w:val="continuous"/>
           <w:pgSz w:w="10800" w:h="7680" w:orient="landscape"/>
-          <w:pgMar w:top="0" w:bottom="0" w:left="0" w:right="0"/>
+          <w:pgMar w:top="0" w:right="0" w:bottom="0" w:left="0" w:header="720" w:footer="720" w:gutter="0"/>
+          <w:cols w:space="720"/>
         </w:sectPr>
       </w:pPr>
     </w:p>
     <w:p>
       <w:pPr>
-        <w:pStyle w:val="BodyText"/>
+        <w:pStyle w:val="Corpodetexto"/>
         <w:spacing w:before="148"/>
         <w:rPr>
           <w:sz w:val="17"/>
@@ -12089,15 +11671,14 @@
     <w:p>
       <w:pPr>
         <w:tabs>
-          <w:tab w:pos="2620" w:val="left" w:leader="none"/>
+          <w:tab w:val="left" w:pos="2620"/>
         </w:tabs>
-        <w:spacing w:line="225" w:lineRule="auto" w:before="0"/>
+        <w:spacing w:line="225" w:lineRule="auto"/>
         <w:ind w:left="221" w:right="38" w:firstLine="15"/>
         <w:jc w:val="both"/>
         <w:rPr>
           <w:rFonts w:ascii="Trebuchet MS" w:hAnsi="Trebuchet MS"/>
           <w:position w:val="-2"/>
-          <w:sz w:val="22"/>
         </w:rPr>
       </w:pPr>
       <w:r>
@@ -12119,7 +11700,7 @@
           <w:position w:val="2"/>
           <w:sz w:val="19"/>
         </w:rPr>
-        <w:t> </w:t>
+        <w:t xml:space="preserve"> </w:t>
       </w:r>
       <w:r>
         <w:rPr>
@@ -12140,7 +11721,7 @@
           <w:position w:val="2"/>
           <w:sz w:val="19"/>
         </w:rPr>
-        <w:t> </w:t>
+        <w:t xml:space="preserve"> </w:t>
       </w:r>
       <w:r>
         <w:rPr>
@@ -12161,7 +11742,7 @@
           <w:position w:val="2"/>
           <w:sz w:val="19"/>
         </w:rPr>
-        <w:t> </w:t>
+        <w:t xml:space="preserve"> </w:t>
       </w:r>
       <w:r>
         <w:rPr>
@@ -12180,7 +11761,7 @@
           <w:w w:val="105"/>
           <w:sz w:val="23"/>
         </w:rPr>
-        <w:t> </w:t>
+        <w:t xml:space="preserve"> </w:t>
       </w:r>
       <w:r>
         <w:rPr>
@@ -12189,7 +11770,7 @@
           <w:w w:val="105"/>
           <w:sz w:val="23"/>
         </w:rPr>
-        <w:t>10,00 </w:t>
+        <w:t xml:space="preserve">10,00 </w:t>
       </w:r>
       <w:r>
         <w:rPr>
@@ -12198,7 +11779,7 @@
           <w:w w:val="120"/>
           <w:sz w:val="18"/>
         </w:rPr>
-        <w:t>B6ľ6ľ6 </w:t>
+        <w:t xml:space="preserve">B6ľ6ľ6 </w:t>
       </w:r>
       <w:r>
         <w:rPr>
@@ -12223,7 +11804,6 @@
           <w:color w:val="211B17"/>
           <w:spacing w:val="-2"/>
           <w:position w:val="-2"/>
-          <w:sz w:val="22"/>
         </w:rPr>
         <w:t>R$</w:t>
       </w:r>
@@ -12233,9 +11813,8 @@
           <w:color w:val="211B17"/>
           <w:spacing w:val="-15"/>
           <w:position w:val="-2"/>
-          <w:sz w:val="22"/>
-        </w:rPr>
-        <w:t> </w:t>
+        </w:rPr>
+        <w:t xml:space="preserve"> </w:t>
       </w:r>
       <w:r>
         <w:rPr>
@@ -12243,9 +11822,8 @@
           <w:color w:val="211B17"/>
           <w:spacing w:val="-2"/>
           <w:position w:val="-2"/>
-          <w:sz w:val="22"/>
-        </w:rPr>
-        <w:t>15,00 </w:t>
+        </w:rPr>
+        <w:t xml:space="preserve">15,00 </w:t>
       </w:r>
       <w:r>
         <w:rPr>
@@ -12264,7 +11842,7 @@
           <w:w w:val="120"/>
           <w:sz w:val="17"/>
         </w:rPr>
-        <w:t> </w:t>
+        <w:t xml:space="preserve"> </w:t>
       </w:r>
       <w:r>
         <w:rPr>
@@ -12283,7 +11861,7 @@
           <w:w w:val="105"/>
           <w:sz w:val="17"/>
         </w:rPr>
-        <w:t> </w:t>
+        <w:t xml:space="preserve"> </w:t>
       </w:r>
       <w:r>
         <w:rPr>
@@ -12302,7 +11880,7 @@
           <w:w w:val="105"/>
           <w:sz w:val="17"/>
         </w:rPr>
-        <w:t> </w:t>
+        <w:t xml:space="preserve"> </w:t>
       </w:r>
       <w:r>
         <w:rPr>
@@ -12321,7 +11899,7 @@
           <w:w w:val="105"/>
           <w:sz w:val="17"/>
         </w:rPr>
-        <w:t> </w:t>
+        <w:t xml:space="preserve"> </w:t>
       </w:r>
       <w:r>
         <w:rPr>
@@ -12340,7 +11918,7 @@
           <w:w w:val="105"/>
           <w:sz w:val="17"/>
         </w:rPr>
-        <w:t> </w:t>
+        <w:t xml:space="preserve"> </w:t>
       </w:r>
       <w:r>
         <w:rPr>
@@ -12348,7 +11926,6 @@
           <w:color w:val="211B17"/>
           <w:w w:val="105"/>
           <w:position w:val="-2"/>
-          <w:sz w:val="22"/>
         </w:rPr>
         <w:t>R$</w:t>
       </w:r>
@@ -12359,9 +11936,8 @@
           <w:spacing w:val="-15"/>
           <w:w w:val="105"/>
           <w:position w:val="-2"/>
-          <w:sz w:val="22"/>
-        </w:rPr>
-        <w:t> </w:t>
+        </w:rPr>
+        <w:t xml:space="preserve"> </w:t>
       </w:r>
       <w:r>
         <w:rPr>
@@ -12370,7 +11946,6 @@
           <w:spacing w:val="-2"/>
           <w:w w:val="105"/>
           <w:position w:val="-2"/>
-          <w:sz w:val="22"/>
         </w:rPr>
         <w:t>22,00</w:t>
       </w:r>
@@ -12378,15 +11953,14 @@
     <w:p>
       <w:pPr>
         <w:tabs>
-          <w:tab w:pos="2609" w:val="left" w:leader="none"/>
+          <w:tab w:val="left" w:pos="2609"/>
         </w:tabs>
-        <w:spacing w:line="130" w:lineRule="exact" w:before="0"/>
-        <w:ind w:left="234" w:right="0" w:firstLine="0"/>
+        <w:spacing w:line="130" w:lineRule="exact"/>
+        <w:ind w:left="234"/>
         <w:jc w:val="both"/>
         <w:rPr>
           <w:rFonts w:ascii="Trebuchet MS" w:hAnsi="Trebuchet MS"/>
           <w:position w:val="-5"/>
-          <w:sz w:val="22"/>
         </w:rPr>
       </w:pPr>
       <w:r>
@@ -12407,7 +11981,7 @@
           <w:w w:val="110"/>
           <w:sz w:val="20"/>
         </w:rPr>
-        <w:t> </w:t>
+        <w:t xml:space="preserve"> </w:t>
       </w:r>
       <w:r>
         <w:rPr>
@@ -12427,7 +12001,7 @@
           <w:w w:val="110"/>
           <w:sz w:val="20"/>
         </w:rPr>
-        <w:t> </w:t>
+        <w:t xml:space="preserve"> </w:t>
       </w:r>
       <w:r>
         <w:rPr>
@@ -12453,7 +12027,6 @@
           <w:color w:val="211B17"/>
           <w:w w:val="105"/>
           <w:position w:val="-5"/>
-          <w:sz w:val="22"/>
         </w:rPr>
         <w:t>R$</w:t>
       </w:r>
@@ -12464,9 +12037,8 @@
           <w:spacing w:val="-24"/>
           <w:w w:val="105"/>
           <w:position w:val="-5"/>
-          <w:sz w:val="22"/>
-        </w:rPr>
-        <w:t> </w:t>
+        </w:rPr>
+        <w:t xml:space="preserve"> </w:t>
       </w:r>
       <w:r>
         <w:rPr>
@@ -12475,23 +12047,20 @@
           <w:spacing w:val="-4"/>
           <w:w w:val="110"/>
           <w:position w:val="-5"/>
-          <w:sz w:val="22"/>
         </w:rPr>
         <w:t>50,00</w:t>
       </w:r>
     </w:p>
     <w:p>
       <w:pPr>
-        <w:spacing w:line="223" w:lineRule="auto" w:before="11"/>
+        <w:spacing w:before="11" w:line="223" w:lineRule="auto"/>
         <w:ind w:left="221" w:right="1153" w:firstLine="3"/>
-        <w:jc w:val="left"/>
         <w:rPr>
           <w:b/>
           <w:sz w:val="15"/>
         </w:rPr>
       </w:pPr>
       <w:r>
-        <w:rPr/>
         <w:br w:type="column"/>
       </w:r>
       <w:r>
@@ -12510,7 +12079,7 @@
           <w:color w:val="D0BA9A"/>
           <w:sz w:val="15"/>
         </w:rPr>
-        <w:t> </w:t>
+        <w:t xml:space="preserve"> </w:t>
       </w:r>
       <w:r>
         <w:rPr>
@@ -12525,9 +12094,8 @@
     </w:p>
     <w:p>
       <w:pPr>
-        <w:spacing w:line="232" w:lineRule="auto" w:before="0"/>
+        <w:spacing w:line="232" w:lineRule="auto"/>
         <w:ind w:left="233" w:right="38" w:firstLine="3"/>
-        <w:jc w:val="left"/>
         <w:rPr>
           <w:b/>
           <w:sz w:val="15"/>
@@ -12550,7 +12118,7 @@
           <w:spacing w:val="-13"/>
           <w:sz w:val="15"/>
         </w:rPr>
-        <w:t> </w:t>
+        <w:t xml:space="preserve"> </w:t>
       </w:r>
       <w:r>
         <w:rPr>
@@ -12569,7 +12137,7 @@
           <w:spacing w:val="-13"/>
           <w:sz w:val="15"/>
         </w:rPr>
-        <w:t> </w:t>
+        <w:t xml:space="preserve"> </w:t>
       </w:r>
       <w:r>
         <w:rPr>
@@ -12587,7 +12155,7 @@
           <w:color w:val="D0BA9A"/>
           <w:sz w:val="15"/>
         </w:rPr>
-        <w:t> </w:t>
+        <w:t xml:space="preserve"> </w:t>
       </w:r>
       <w:r>
         <w:rPr>
@@ -12607,7 +12175,7 @@
           <w:w w:val="75"/>
           <w:sz w:val="15"/>
         </w:rPr>
-        <w:t> </w:t>
+        <w:t xml:space="preserve"> </w:t>
       </w:r>
       <w:r>
         <w:rPr>
@@ -12627,7 +12195,7 @@
           <w:w w:val="75"/>
           <w:sz w:val="15"/>
         </w:rPr>
-        <w:t> </w:t>
+        <w:t xml:space="preserve"> </w:t>
       </w:r>
       <w:r>
         <w:rPr>
@@ -12645,7 +12213,7 @@
           <w:color w:val="D0BA9A"/>
           <w:sz w:val="15"/>
         </w:rPr>
-        <w:t> </w:t>
+        <w:t xml:space="preserve"> </w:t>
       </w:r>
       <w:r>
         <w:rPr>
@@ -12664,7 +12232,7 @@
           <w:w w:val="75"/>
           <w:sz w:val="15"/>
         </w:rPr>
-        <w:t> </w:t>
+        <w:t xml:space="preserve"> </w:t>
       </w:r>
       <w:r>
         <w:rPr>
@@ -12683,7 +12251,7 @@
           <w:w w:val="75"/>
           <w:sz w:val="15"/>
         </w:rPr>
-        <w:t> </w:t>
+        <w:t xml:space="preserve"> </w:t>
       </w:r>
       <w:r>
         <w:rPr>
@@ -12700,7 +12268,7 @@
           <w:color w:val="D0BA9A"/>
           <w:sz w:val="15"/>
         </w:rPr>
-        <w:t> </w:t>
+        <w:t xml:space="preserve"> </w:t>
       </w:r>
       <w:r>
         <w:rPr>
@@ -12720,7 +12288,7 @@
           <w:w w:val="75"/>
           <w:sz w:val="15"/>
         </w:rPr>
-        <w:t> </w:t>
+        <w:t xml:space="preserve"> </w:t>
       </w:r>
       <w:r>
         <w:rPr>
@@ -12740,7 +12308,7 @@
           <w:w w:val="75"/>
           <w:sz w:val="15"/>
         </w:rPr>
-        <w:t> </w:t>
+        <w:t xml:space="preserve"> </w:t>
       </w:r>
       <w:r>
         <w:rPr>
@@ -12758,7 +12326,7 @@
           <w:color w:val="D0BA9A"/>
           <w:sz w:val="15"/>
         </w:rPr>
-        <w:t> </w:t>
+        <w:t xml:space="preserve"> </w:t>
       </w:r>
       <w:r>
         <w:rPr>
@@ -12778,7 +12346,7 @@
           <w:w w:val="75"/>
           <w:sz w:val="15"/>
         </w:rPr>
-        <w:t> </w:t>
+        <w:t xml:space="preserve"> </w:t>
       </w:r>
       <w:r>
         <w:rPr>
@@ -12798,7 +12366,7 @@
           <w:w w:val="75"/>
           <w:sz w:val="15"/>
         </w:rPr>
-        <w:t> </w:t>
+        <w:t xml:space="preserve"> </w:t>
       </w:r>
       <w:r>
         <w:rPr>
@@ -12813,16 +12381,14 @@
     </w:p>
     <w:p>
       <w:pPr>
-        <w:spacing w:line="178" w:lineRule="exact" w:before="4"/>
-        <w:ind w:left="231" w:right="0" w:firstLine="0"/>
-        <w:jc w:val="left"/>
+        <w:spacing w:before="4" w:line="178" w:lineRule="exact"/>
+        <w:ind w:left="231"/>
         <w:rPr>
           <w:b/>
           <w:sz w:val="16"/>
         </w:rPr>
       </w:pPr>
       <w:r>
-        <w:rPr/>
         <w:br w:type="column"/>
       </w:r>
       <w:r>
@@ -12842,7 +12408,7 @@
           <w:w w:val="75"/>
           <w:sz w:val="16"/>
         </w:rPr>
-        <w:t> </w:t>
+        <w:t xml:space="preserve"> </w:t>
       </w:r>
       <w:r>
         <w:rPr>
@@ -12857,9 +12423,8 @@
     </w:p>
     <w:p>
       <w:pPr>
-        <w:spacing w:line="163" w:lineRule="exact" w:before="0"/>
-        <w:ind w:left="228" w:right="0" w:firstLine="0"/>
-        <w:jc w:val="left"/>
+        <w:spacing w:line="163" w:lineRule="exact"/>
+        <w:ind w:left="228"/>
         <w:rPr>
           <w:b/>
           <w:sz w:val="16"/>
@@ -12882,14 +12447,13 @@
           <w:w w:val="75"/>
           <w:sz w:val="16"/>
         </w:rPr>
-        <w:t> 13,00</w:t>
-      </w:r>
-    </w:p>
-    <w:p>
-      <w:pPr>
-        <w:spacing w:line="175" w:lineRule="exact" w:before="0"/>
-        <w:ind w:left="231" w:right="0" w:firstLine="0"/>
-        <w:jc w:val="left"/>
+        <w:t xml:space="preserve"> 13,00</w:t>
+      </w:r>
+    </w:p>
+    <w:p>
+      <w:pPr>
+        <w:spacing w:line="175" w:lineRule="exact"/>
+        <w:ind w:left="231"/>
         <w:rPr>
           <w:b/>
           <w:sz w:val="16"/>
@@ -12912,7 +12476,7 @@
           <w:w w:val="75"/>
           <w:sz w:val="16"/>
         </w:rPr>
-        <w:t> </w:t>
+        <w:t xml:space="preserve"> </w:t>
       </w:r>
       <w:r>
         <w:rPr>
@@ -12927,9 +12491,8 @@
     </w:p>
     <w:p>
       <w:pPr>
-        <w:spacing w:line="174" w:lineRule="exact" w:before="0"/>
-        <w:ind w:left="240" w:right="0" w:firstLine="0"/>
-        <w:jc w:val="left"/>
+        <w:spacing w:line="174" w:lineRule="exact"/>
+        <w:ind w:left="240"/>
         <w:rPr>
           <w:b/>
           <w:sz w:val="15"/>
@@ -12951,7 +12514,7 @@
           <w:spacing w:val="-8"/>
           <w:sz w:val="15"/>
         </w:rPr>
-        <w:t> </w:t>
+        <w:t xml:space="preserve"> </w:t>
       </w:r>
       <w:r>
         <w:rPr>
@@ -12966,9 +12529,8 @@
     </w:p>
     <w:p>
       <w:pPr>
-        <w:spacing w:line="184" w:lineRule="exact" w:before="0"/>
-        <w:ind w:left="228" w:right="0" w:firstLine="0"/>
-        <w:jc w:val="left"/>
+        <w:spacing w:line="184" w:lineRule="exact"/>
+        <w:ind w:left="228"/>
         <w:rPr>
           <w:b/>
           <w:sz w:val="16"/>
@@ -12991,14 +12553,13 @@
           <w:w w:val="75"/>
           <w:sz w:val="16"/>
         </w:rPr>
-        <w:t> 13,00</w:t>
-      </w:r>
-    </w:p>
-    <w:p>
-      <w:pPr>
-        <w:spacing w:line="178" w:lineRule="exact" w:before="0"/>
-        <w:ind w:left="229" w:right="0" w:firstLine="0"/>
-        <w:jc w:val="left"/>
+        <w:t xml:space="preserve"> 13,00</w:t>
+      </w:r>
+    </w:p>
+    <w:p>
+      <w:pPr>
+        <w:spacing w:line="178" w:lineRule="exact"/>
+        <w:ind w:left="229"/>
         <w:rPr>
           <w:b/>
           <w:sz w:val="16"/>
@@ -13021,7 +12582,7 @@
           <w:w w:val="75"/>
           <w:sz w:val="16"/>
         </w:rPr>
-        <w:t> </w:t>
+        <w:t xml:space="preserve"> </w:t>
       </w:r>
       <w:r>
         <w:rPr>
@@ -13036,9 +12597,8 @@
     </w:p>
     <w:p>
       <w:pPr>
-        <w:spacing w:line="159" w:lineRule="exact" w:before="0"/>
-        <w:ind w:left="221" w:right="0" w:firstLine="0"/>
-        <w:jc w:val="left"/>
+        <w:spacing w:line="159" w:lineRule="exact"/>
+        <w:ind w:left="221"/>
         <w:rPr>
           <w:b/>
           <w:sz w:val="16"/>
@@ -13061,7 +12621,7 @@
           <w:w w:val="75"/>
           <w:sz w:val="16"/>
         </w:rPr>
-        <w:t> </w:t>
+        <w:t xml:space="preserve"> </w:t>
       </w:r>
       <w:r>
         <w:rPr>
@@ -13076,7 +12636,7 @@
     </w:p>
     <w:p>
       <w:pPr>
-        <w:pStyle w:val="Heading3"/>
+        <w:pStyle w:val="Ttulo3"/>
       </w:pPr>
       <w:r>
         <w:rPr>
@@ -13095,7 +12655,7 @@
           <w:color w:val="B86737"/>
           <w:spacing w:val="-37"/>
         </w:rPr>
-        <w:t> </w:t>
+        <w:t xml:space="preserve"> </w:t>
       </w:r>
       <w:r>
         <w:rPr>
@@ -13108,7 +12668,7 @@
           <w:color w:val="B86737"/>
           <w:spacing w:val="-36"/>
         </w:rPr>
-        <w:t> </w:t>
+        <w:t xml:space="preserve"> </w:t>
       </w:r>
       <w:r>
         <w:rPr>
@@ -13120,7 +12680,7 @@
     </w:p>
     <w:p>
       <w:pPr>
-        <w:spacing w:line="254" w:lineRule="auto" w:before="35"/>
+        <w:spacing w:before="35" w:line="254" w:lineRule="auto"/>
         <w:ind w:left="374" w:right="486" w:hanging="22"/>
         <w:jc w:val="center"/>
         <w:rPr>
@@ -13145,7 +12705,7 @@
           <w:w w:val="110"/>
           <w:sz w:val="9"/>
         </w:rPr>
-        <w:t> </w:t>
+        <w:t xml:space="preserve"> </w:t>
       </w:r>
       <w:r>
         <w:rPr>
@@ -13265,7 +12825,7 @@
           <w:w w:val="109"/>
           <w:sz w:val="9"/>
         </w:rPr>
-        <w:t> </w:t>
+        <w:t xml:space="preserve"> </w:t>
       </w:r>
       <w:r>
         <w:rPr>
@@ -13284,7 +12844,7 @@
           <w:w w:val="110"/>
           <w:sz w:val="9"/>
         </w:rPr>
-        <w:t> </w:t>
+        <w:t xml:space="preserve"> </w:t>
       </w:r>
       <w:r>
         <w:rPr>
@@ -13303,7 +12863,7 @@
           <w:w w:val="110"/>
           <w:sz w:val="9"/>
         </w:rPr>
-        <w:t> </w:t>
+        <w:t xml:space="preserve"> </w:t>
       </w:r>
       <w:r>
         <w:rPr>
@@ -13322,7 +12882,7 @@
           <w:w w:val="110"/>
           <w:sz w:val="9"/>
         </w:rPr>
-        <w:t> </w:t>
+        <w:t xml:space="preserve"> </w:t>
       </w:r>
       <w:r>
         <w:rPr>
@@ -13341,7 +12901,7 @@
           <w:w w:val="110"/>
           <w:sz w:val="9"/>
         </w:rPr>
-        <w:t> </w:t>
+        <w:t xml:space="preserve"> </w:t>
       </w:r>
       <w:r>
         <w:rPr>
@@ -13360,7 +12920,7 @@
           <w:w w:val="110"/>
           <w:sz w:val="9"/>
         </w:rPr>
-        <w:t> </w:t>
+        <w:t xml:space="preserve"> </w:t>
       </w:r>
       <w:r>
         <w:rPr>
@@ -13379,7 +12939,7 @@
           <w:w w:val="110"/>
           <w:sz w:val="9"/>
         </w:rPr>
-        <w:t> </w:t>
+        <w:t xml:space="preserve"> </w:t>
       </w:r>
       <w:r>
         <w:rPr>
@@ -13491,7 +13051,7 @@
           <w:w w:val="109"/>
           <w:sz w:val="9"/>
         </w:rPr>
-        <w:t> </w:t>
+        <w:t xml:space="preserve"> </w:t>
       </w:r>
       <w:r>
         <w:rPr>
@@ -13604,7 +13164,7 @@
           <w:w w:val="109"/>
           <w:sz w:val="9"/>
         </w:rPr>
-        <w:t> </w:t>
+        <w:t xml:space="preserve"> </w:t>
       </w:r>
       <w:r>
         <w:rPr>
@@ -13804,9 +13364,8 @@
     </w:p>
     <w:p>
       <w:pPr>
-        <w:spacing w:line="316" w:lineRule="exact" w:before="72"/>
-        <w:ind w:left="902" w:right="0" w:firstLine="0"/>
-        <w:jc w:val="left"/>
+        <w:spacing w:before="72" w:line="316" w:lineRule="exact"/>
+        <w:ind w:left="902"/>
         <w:rPr>
           <w:b/>
           <w:sz w:val="27"/>
@@ -13828,7 +13387,7 @@
           <w:spacing w:val="-10"/>
           <w:sz w:val="27"/>
         </w:rPr>
-        <w:t> </w:t>
+        <w:t xml:space="preserve"> </w:t>
       </w:r>
       <w:r>
         <w:rPr>
@@ -13846,7 +13405,7 @@
           <w:spacing w:val="-9"/>
           <w:sz w:val="27"/>
         </w:rPr>
-        <w:t> </w:t>
+        <w:t xml:space="preserve"> </w:t>
       </w:r>
       <w:r>
         <w:rPr>
@@ -13864,7 +13423,7 @@
           <w:spacing w:val="-9"/>
           <w:sz w:val="27"/>
         </w:rPr>
-        <w:t> </w:t>
+        <w:t xml:space="preserve"> </w:t>
       </w:r>
       <w:r>
         <w:rPr>
@@ -13879,8 +13438,7 @@
     </w:p>
     <w:p>
       <w:pPr>
-        <w:spacing w:after="0" w:line="316" w:lineRule="exact"/>
-        <w:jc w:val="left"/>
+        <w:spacing w:line="316" w:lineRule="exact"/>
         <w:rPr>
           <w:b/>
           <w:sz w:val="27"/>
@@ -13888,8 +13446,8 @@
         <w:sectPr>
           <w:type w:val="continuous"/>
           <w:pgSz w:w="10800" w:h="7680" w:orient="landscape"/>
-          <w:pgMar w:top="0" w:bottom="0" w:left="0" w:right="0"/>
-          <w:cols w:num="4" w:equalWidth="0">
+          <w:pgMar w:top="0" w:right="0" w:bottom="0" w:left="0" w:header="720" w:footer="720" w:gutter="0"/>
+          <w:cols w:num="4" w:space="720" w:equalWidth="0">
             <w:col w:w="3503" w:space="227"/>
             <w:col w:w="1796" w:space="636"/>
             <w:col w:w="751" w:space="539"/>
@@ -13900,9 +13458,8 @@
     </w:p>
     <w:p>
       <w:pPr>
-        <w:spacing w:line="230" w:lineRule="auto" w:before="57"/>
-        <w:ind w:left="234" w:right="38" w:firstLine="0"/>
-        <w:jc w:val="left"/>
+        <w:spacing w:before="57" w:line="230" w:lineRule="auto"/>
+        <w:ind w:left="234" w:right="38"/>
         <w:rPr>
           <w:rFonts w:ascii="Trebuchet MS" w:hAnsi="Trebuchet MS"/>
           <w:sz w:val="17"/>
@@ -13916,7 +13473,7 @@
           <w:w w:val="115"/>
           <w:sz w:val="17"/>
         </w:rPr>
-        <w:t>C6Į6BRE36 </w:t>
+        <w:t xml:space="preserve">C6Į6BRE36 </w:t>
       </w:r>
       <w:r>
         <w:rPr>
@@ -13935,7 +13492,7 @@
           <w:w w:val="115"/>
           <w:sz w:val="17"/>
         </w:rPr>
-        <w:t> </w:t>
+        <w:t xml:space="preserve"> </w:t>
       </w:r>
       <w:r>
         <w:rPr>
@@ -13954,7 +13511,7 @@
           <w:w w:val="115"/>
           <w:sz w:val="17"/>
         </w:rPr>
-        <w:t> </w:t>
+        <w:t xml:space="preserve"> </w:t>
       </w:r>
       <w:r>
         <w:rPr>
@@ -13969,22 +13526,18 @@
     <w:p>
       <w:pPr>
         <w:spacing w:before="115"/>
-        <w:ind w:left="234" w:right="0" w:firstLine="0"/>
-        <w:jc w:val="left"/>
+        <w:ind w:left="234"/>
         <w:rPr>
           <w:rFonts w:ascii="Trebuchet MS"/>
-          <w:sz w:val="22"/>
-        </w:rPr>
-      </w:pPr>
-      <w:r>
-        <w:rPr/>
+        </w:rPr>
+      </w:pPr>
+      <w:r>
         <w:br w:type="column"/>
       </w:r>
       <w:r>
         <w:rPr>
           <w:rFonts w:ascii="Trebuchet MS"/>
           <w:color w:val="211B17"/>
-          <w:sz w:val="22"/>
         </w:rPr>
         <w:t>R$</w:t>
       </w:r>
@@ -13993,16 +13546,14 @@
           <w:rFonts w:ascii="Trebuchet MS"/>
           <w:color w:val="211B17"/>
           <w:spacing w:val="-8"/>
-          <w:sz w:val="22"/>
-        </w:rPr>
-        <w:t> </w:t>
+        </w:rPr>
+        <w:t xml:space="preserve"> </w:t>
       </w:r>
       <w:r>
         <w:rPr>
           <w:rFonts w:ascii="Trebuchet MS"/>
           <w:color w:val="211B17"/>
           <w:spacing w:val="-2"/>
-          <w:sz w:val="22"/>
         </w:rPr>
         <w:t>50,00</w:t>
       </w:r>
@@ -14010,11 +13561,10 @@
     <w:p>
       <w:pPr>
         <w:tabs>
-          <w:tab w:pos="2682" w:val="left" w:leader="none"/>
+          <w:tab w:val="left" w:pos="2682"/>
         </w:tabs>
-        <w:spacing w:line="179" w:lineRule="exact" w:before="0"/>
-        <w:ind w:left="267" w:right="0" w:firstLine="0"/>
-        <w:jc w:val="left"/>
+        <w:spacing w:line="179" w:lineRule="exact"/>
+        <w:ind w:left="267"/>
         <w:rPr>
           <w:b/>
           <w:position w:val="-1"/>
@@ -14022,7 +13572,6 @@
         </w:rPr>
       </w:pPr>
       <w:r>
-        <w:rPr/>
         <w:br w:type="column"/>
       </w:r>
       <w:r>
@@ -14041,7 +13590,7 @@
           <w:spacing w:val="-8"/>
           <w:sz w:val="15"/>
         </w:rPr>
-        <w:t> </w:t>
+        <w:t xml:space="preserve"> </w:t>
       </w:r>
       <w:r>
         <w:rPr>
@@ -14059,7 +13608,7 @@
           <w:spacing w:val="-8"/>
           <w:sz w:val="15"/>
         </w:rPr>
-        <w:t> </w:t>
+        <w:t xml:space="preserve"> </w:t>
       </w:r>
       <w:r>
         <w:rPr>
@@ -14077,7 +13626,7 @@
           <w:spacing w:val="-8"/>
           <w:sz w:val="15"/>
         </w:rPr>
-        <w:t> </w:t>
+        <w:t xml:space="preserve"> </w:t>
       </w:r>
       <w:r>
         <w:rPr>
@@ -14095,7 +13644,7 @@
           <w:spacing w:val="-7"/>
           <w:sz w:val="15"/>
         </w:rPr>
-        <w:t> </w:t>
+        <w:t xml:space="preserve"> </w:t>
       </w:r>
       <w:r>
         <w:rPr>
@@ -14133,7 +13682,7 @@
           <w:position w:val="-1"/>
           <w:sz w:val="16"/>
         </w:rPr>
-        <w:t> </w:t>
+        <w:t xml:space="preserve"> </w:t>
       </w:r>
       <w:r>
         <w:rPr>
@@ -14150,11 +13699,10 @@
     <w:p>
       <w:pPr>
         <w:tabs>
-          <w:tab w:pos="2682" w:val="left" w:leader="none"/>
+          <w:tab w:val="left" w:pos="2682"/>
         </w:tabs>
-        <w:spacing w:line="190" w:lineRule="exact" w:before="0"/>
-        <w:ind w:left="259" w:right="0" w:firstLine="0"/>
-        <w:jc w:val="left"/>
+        <w:spacing w:line="190" w:lineRule="exact"/>
+        <w:ind w:left="259"/>
         <w:rPr>
           <w:b/>
           <w:position w:val="-2"/>
@@ -14177,7 +13725,7 @@
           <w:spacing w:val="-1"/>
           <w:sz w:val="14"/>
         </w:rPr>
-        <w:t> </w:t>
+        <w:t xml:space="preserve"> </w:t>
       </w:r>
       <w:r>
         <w:rPr>
@@ -14194,7 +13742,7 @@
           <w:color w:val="CCB898"/>
           <w:sz w:val="14"/>
         </w:rPr>
-        <w:t> </w:t>
+        <w:t xml:space="preserve"> </w:t>
       </w:r>
       <w:r>
         <w:rPr>
@@ -14211,7 +13759,7 @@
           <w:color w:val="CCB898"/>
           <w:sz w:val="14"/>
         </w:rPr>
-        <w:t> </w:t>
+        <w:t xml:space="preserve"> </w:t>
       </w:r>
       <w:r>
         <w:rPr>
@@ -14228,7 +13776,7 @@
           <w:color w:val="CCB898"/>
           <w:sz w:val="14"/>
         </w:rPr>
-        <w:t> </w:t>
+        <w:t xml:space="preserve"> </w:t>
       </w:r>
       <w:r>
         <w:rPr>
@@ -14267,7 +13815,7 @@
           <w:position w:val="-2"/>
           <w:sz w:val="16"/>
         </w:rPr>
-        <w:t> </w:t>
+        <w:t xml:space="preserve"> </w:t>
       </w:r>
       <w:r>
         <w:rPr>
@@ -14283,7 +13831,7 @@
     </w:p>
     <w:p>
       <w:pPr>
-        <w:pStyle w:val="Heading7"/>
+        <w:pStyle w:val="Ttulo7"/>
         <w:spacing w:before="48"/>
         <w:ind w:left="852"/>
       </w:pPr>
@@ -14300,7 +13848,7 @@
           <w:spacing w:val="-5"/>
           <w:w w:val="105"/>
         </w:rPr>
-        <w:t> </w:t>
+        <w:t xml:space="preserve"> </w:t>
       </w:r>
       <w:r>
         <w:rPr>
@@ -14314,11 +13862,10 @@
     <w:p>
       <w:pPr>
         <w:tabs>
-          <w:tab w:pos="2432" w:val="left" w:leader="none"/>
+          <w:tab w:val="left" w:pos="2432"/>
         </w:tabs>
-        <w:spacing w:line="220" w:lineRule="exact" w:before="56"/>
-        <w:ind w:left="234" w:right="0" w:firstLine="0"/>
-        <w:jc w:val="left"/>
+        <w:spacing w:before="56" w:line="220" w:lineRule="exact"/>
+        <w:ind w:left="234"/>
         <w:rPr>
           <w:rFonts w:ascii="Trebuchet MS" w:hAnsi="Trebuchet MS"/>
           <w:sz w:val="20"/>
@@ -14343,7 +13890,7 @@
           <w:position w:val="2"/>
           <w:sz w:val="15"/>
         </w:rPr>
-        <w:t> </w:t>
+        <w:t xml:space="preserve"> </w:t>
       </w:r>
       <w:r>
         <w:rPr>
@@ -14364,7 +13911,7 @@
           <w:position w:val="2"/>
           <w:sz w:val="15"/>
         </w:rPr>
-        <w:t> </w:t>
+        <w:t xml:space="preserve"> </w:t>
       </w:r>
       <w:r>
         <w:rPr>
@@ -14403,7 +13950,7 @@
           <w:w w:val="105"/>
           <w:sz w:val="20"/>
         </w:rPr>
-        <w:t> </w:t>
+        <w:t xml:space="preserve"> </w:t>
       </w:r>
       <w:r>
         <w:rPr>
@@ -14418,11 +13965,10 @@
     <w:p>
       <w:pPr>
         <w:tabs>
-          <w:tab w:pos="2434" w:val="left" w:leader="none"/>
+          <w:tab w:val="left" w:pos="2434"/>
         </w:tabs>
-        <w:spacing w:line="220" w:lineRule="exact" w:before="0"/>
-        <w:ind w:left="234" w:right="0" w:firstLine="0"/>
-        <w:jc w:val="left"/>
+        <w:spacing w:line="220" w:lineRule="exact"/>
+        <w:ind w:left="234"/>
         <w:rPr>
           <w:rFonts w:ascii="Trebuchet MS" w:hAnsi="Trebuchet MS"/>
           <w:sz w:val="20"/>
@@ -14447,7 +13993,7 @@
           <w:position w:val="1"/>
           <w:sz w:val="15"/>
         </w:rPr>
-        <w:t> </w:t>
+        <w:t xml:space="preserve"> </w:t>
       </w:r>
       <w:r>
         <w:rPr>
@@ -14468,7 +14014,7 @@
           <w:position w:val="1"/>
           <w:sz w:val="15"/>
         </w:rPr>
-        <w:t> </w:t>
+        <w:t xml:space="preserve"> </w:t>
       </w:r>
       <w:r>
         <w:rPr>
@@ -14507,7 +14053,7 @@
           <w:w w:val="105"/>
           <w:sz w:val="20"/>
         </w:rPr>
-        <w:t> </w:t>
+        <w:t xml:space="preserve"> </w:t>
       </w:r>
       <w:r>
         <w:rPr>
@@ -14521,8 +14067,8 @@
     </w:p>
     <w:p>
       <w:pPr>
-        <w:spacing w:line="326" w:lineRule="exact" w:before="0"/>
-        <w:ind w:left="89" w:right="0" w:firstLine="0"/>
+        <w:spacing w:line="326" w:lineRule="exact"/>
+        <w:ind w:left="89"/>
         <w:jc w:val="center"/>
         <w:rPr>
           <w:b/>
@@ -14530,7 +14076,6 @@
         </w:rPr>
       </w:pPr>
       <w:r>
-        <w:rPr/>
         <w:br w:type="column"/>
       </w:r>
       <w:r>
@@ -14549,7 +14094,7 @@
           <w:spacing w:val="-12"/>
           <w:sz w:val="27"/>
         </w:rPr>
-        <w:t> </w:t>
+        <w:t xml:space="preserve"> </w:t>
       </w:r>
       <w:r>
         <w:rPr>
@@ -14567,7 +14112,7 @@
           <w:spacing w:val="-12"/>
           <w:sz w:val="27"/>
         </w:rPr>
-        <w:t> </w:t>
+        <w:t xml:space="preserve"> </w:t>
       </w:r>
       <w:r>
         <w:rPr>
@@ -14585,7 +14130,7 @@
           <w:spacing w:val="-12"/>
           <w:sz w:val="27"/>
         </w:rPr>
-        <w:t> </w:t>
+        <w:t xml:space="preserve"> </w:t>
       </w:r>
       <w:r>
         <w:rPr>
@@ -14600,8 +14145,8 @@
     </w:p>
     <w:p>
       <w:pPr>
-        <w:pStyle w:val="Heading7"/>
-        <w:spacing w:line="239" w:lineRule="exact" w:before="40"/>
+        <w:pStyle w:val="Ttulo7"/>
+        <w:spacing w:before="40" w:line="239" w:lineRule="exact"/>
       </w:pPr>
       <w:r>
         <w:rPr>
@@ -14614,13 +14159,13 @@
           <w:color w:val="B86737"/>
           <w:spacing w:val="-1"/>
         </w:rPr>
-        <w:t> </w:t>
+        <w:t xml:space="preserve"> </w:t>
       </w:r>
       <w:r>
         <w:rPr>
           <w:color w:val="B86737"/>
         </w:rPr>
-        <w:t>DO </w:t>
+        <w:t xml:space="preserve">DO </w:t>
       </w:r>
       <w:r>
         <w:rPr>
@@ -14632,12 +14177,11 @@
     </w:p>
     <w:p>
       <w:pPr>
-        <w:spacing w:line="237" w:lineRule="exact" w:before="0"/>
-        <w:ind w:left="89" w:right="2" w:firstLine="0"/>
+        <w:spacing w:line="237" w:lineRule="exact"/>
+        <w:ind w:left="89" w:right="2"/>
         <w:jc w:val="center"/>
         <w:rPr>
           <w:b/>
-          <w:sz w:val="22"/>
         </w:rPr>
       </w:pPr>
       <w:r>
@@ -14645,7 +14189,6 @@
           <w:b/>
           <w:color w:val="FFFEFF"/>
           <w:w w:val="65"/>
-          <w:sz w:val="22"/>
         </w:rPr>
         <w:t>400ML</w:t>
       </w:r>
@@ -14655,16 +14198,14 @@
           <w:color w:val="FFFEFF"/>
           <w:spacing w:val="-1"/>
           <w:w w:val="65"/>
-          <w:sz w:val="22"/>
-        </w:rPr>
-        <w:t> </w:t>
+        </w:rPr>
+        <w:t xml:space="preserve"> </w:t>
       </w:r>
       <w:r>
         <w:rPr>
           <w:b/>
           <w:color w:val="FFFEFF"/>
           <w:w w:val="65"/>
-          <w:sz w:val="22"/>
         </w:rPr>
         <w:t>=</w:t>
       </w:r>
@@ -14673,16 +14214,14 @@
           <w:b/>
           <w:color w:val="FFFEFF"/>
           <w:spacing w:val="-22"/>
-          <w:sz w:val="22"/>
-        </w:rPr>
-        <w:t> </w:t>
+        </w:rPr>
+        <w:t xml:space="preserve"> </w:t>
       </w:r>
       <w:r>
         <w:rPr>
           <w:b/>
           <w:color w:val="FFFEFF"/>
           <w:w w:val="65"/>
-          <w:sz w:val="22"/>
         </w:rPr>
         <w:t>R$</w:t>
       </w:r>
@@ -14692,9 +14231,8 @@
           <w:color w:val="FFFEFF"/>
           <w:spacing w:val="-1"/>
           <w:w w:val="65"/>
-          <w:sz w:val="22"/>
-        </w:rPr>
-        <w:t> </w:t>
+        </w:rPr>
+        <w:t xml:space="preserve"> </w:t>
       </w:r>
       <w:r>
         <w:rPr>
@@ -14702,23 +14240,27 @@
           <w:color w:val="FFFEFF"/>
           <w:spacing w:val="-4"/>
           <w:w w:val="65"/>
-          <w:sz w:val="22"/>
         </w:rPr>
         <w:t>9,00</w:t>
       </w:r>
     </w:p>
     <w:p>
       <w:pPr>
-        <w:pStyle w:val="Heading2"/>
+        <w:pStyle w:val="Ttulo2"/>
         <w:spacing w:line="349" w:lineRule="exact"/>
         <w:ind w:left="416"/>
-      </w:pPr>
-      <w:r>
-        <w:rPr/>
+        <w:rPr>
+          <w:lang w:val="en-US"/>
+        </w:rPr>
+      </w:pPr>
+      <w:r>
+        <w:rPr>
+          <w:noProof/>
+        </w:rPr>
         <mc:AlternateContent>
           <mc:Choice Requires="wps">
             <w:drawing>
-              <wp:anchor distT="0" distB="0" distL="0" distR="0" allowOverlap="1" layoutInCell="1" locked="0" behindDoc="1" simplePos="0" relativeHeight="487430656">
+              <wp:anchor distT="0" distB="0" distL="0" distR="0" simplePos="0" relativeHeight="487430656" behindDoc="1" locked="0" layoutInCell="1" allowOverlap="1" wp14:anchorId="4DC6D0D8" wp14:editId="5F46C635">
                 <wp:simplePos x="0" y="0"/>
                 <wp:positionH relativeFrom="page">
                   <wp:posOffset>5862694</wp:posOffset>
@@ -14731,13 +14273,14 @@
                 <wp:wrapNone/>
                 <wp:docPr id="12" name="Graphic 12"/>
                 <wp:cNvGraphicFramePr>
-                  <a:graphicFrameLocks/>
+                  <a:graphicFrameLocks xmlns:a="http://schemas.openxmlformats.org/drawingml/2006/main"/>
                 </wp:cNvGraphicFramePr>
-                <a:graphic>
+                <a:graphic xmlns:a="http://schemas.openxmlformats.org/drawingml/2006/main">
                   <a:graphicData uri="http://schemas.microsoft.com/office/word/2010/wordprocessingShape">
                     <wps:wsp>
-                      <wps:cNvPr id="12" name="Graphic 12"/>
-                      <wps:cNvSpPr/>
+                      <wps:cNvSpPr>
+                        <a:spLocks/>
+                      </wps:cNvSpPr>
                       <wps:spPr>
                         <a:xfrm>
                           <a:off x="0" y="0"/>
@@ -14788,10 +14331,10 @@
           </mc:Choice>
           <mc:Fallback>
             <w:pict>
-              <v:rect style="position:absolute;margin-left:461.629456pt;margin-top:9.418011pt;width:35.674047pt;height:8.823726pt;mso-position-horizontal-relative:page;mso-position-vertical-relative:paragraph;z-index:-15885824" id="docshape9" filled="true" fillcolor="#1a1b15" stroked="false">
-                <v:fill type="solid"/>
-                <w10:wrap type="none"/>
-              </v:rect>
+              <v:shape w14:anchorId="592D29C6" id="Graphic 12" o:spid="_x0000_s1026" style="position:absolute;margin-left:461.65pt;margin-top:9.4pt;width:35.7pt;height:8.85pt;z-index:-15885824;visibility:visible;mso-wrap-style:square;mso-wrap-distance-left:0;mso-wrap-distance-top:0;mso-wrap-distance-right:0;mso-wrap-distance-bottom:0;mso-position-horizontal:absolute;mso-position-horizontal-relative:page;mso-position-vertical:absolute;mso-position-vertical-relative:text;v-text-anchor:top" coordsize="453390,112395" o:gfxdata="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" path="m453060,112061l,112061,,,453060,r,112061xe" fillcolor="#1a1b15" stroked="f">
+                <v:path arrowok="t"/>
+                <w10:wrap anchorx="page"/>
+              </v:shape>
             </w:pict>
           </mc:Fallback>
         </mc:AlternateContent>
@@ -14799,6 +14342,7 @@
       <w:r>
         <w:rPr>
           <w:color w:val="B86737"/>
+          <w:lang w:val="en-US"/>
         </w:rPr>
         <w:t>MILK</w:t>
       </w:r>
@@ -14806,26 +14350,31 @@
         <w:rPr>
           <w:color w:val="B86737"/>
           <w:spacing w:val="-3"/>
-        </w:rPr>
-        <w:t> </w:t>
+          <w:lang w:val="en-US"/>
+        </w:rPr>
+        <w:t xml:space="preserve"> </w:t>
       </w:r>
       <w:r>
         <w:rPr>
           <w:color w:val="B86737"/>
           <w:spacing w:val="-2"/>
+          <w:lang w:val="en-US"/>
         </w:rPr>
         <w:t>SHAKES</w:t>
       </w:r>
     </w:p>
     <w:p>
       <w:pPr>
-        <w:pStyle w:val="Heading2"/>
-        <w:spacing w:after="0" w:line="349" w:lineRule="exact"/>
+        <w:pStyle w:val="Ttulo2"/>
+        <w:spacing w:line="349" w:lineRule="exact"/>
+        <w:rPr>
+          <w:lang w:val="en-US"/>
+        </w:rPr>
         <w:sectPr>
           <w:type w:val="continuous"/>
           <w:pgSz w:w="10800" w:h="7680" w:orient="landscape"/>
-          <w:pgMar w:top="0" w:bottom="0" w:left="0" w:right="0"/>
-          <w:cols w:num="4" w:equalWidth="0">
+          <w:pgMar w:top="0" w:right="0" w:bottom="0" w:left="0" w:header="720" w:footer="720" w:gutter="0"/>
+          <w:cols w:num="4" w:space="720" w:equalWidth="0">
             <w:col w:w="2071" w:space="297"/>
             <w:col w:w="1128" w:space="208"/>
             <w:col w:w="3225" w:space="482"/>
@@ -14836,21 +14385,22 @@
     </w:p>
     <w:p>
       <w:pPr>
-        <w:spacing w:line="238" w:lineRule="exact" w:before="58"/>
-        <w:ind w:left="7824" w:right="0" w:firstLine="0"/>
-        <w:jc w:val="left"/>
+        <w:spacing w:before="58" w:line="238" w:lineRule="exact"/>
+        <w:ind w:left="7824"/>
         <w:rPr>
           <w:b/>
           <w:sz w:val="20"/>
-        </w:rPr>
-      </w:pPr>
-      <w:r>
-        <w:rPr>
-          <w:b/>
+          <w:lang w:val="en-US"/>
+        </w:rPr>
+      </w:pPr>
+      <w:r>
+        <w:rPr>
+          <w:b/>
+          <w:noProof/>
           <w:sz w:val="20"/>
         </w:rPr>
         <w:drawing>
-          <wp:anchor distT="0" distB="0" distL="0" distR="0" allowOverlap="1" layoutInCell="1" locked="0" behindDoc="1" simplePos="0" relativeHeight="487430144">
+          <wp:anchor distT="0" distB="0" distL="0" distR="0" simplePos="0" relativeHeight="487430144" behindDoc="1" locked="0" layoutInCell="1" allowOverlap="1" wp14:anchorId="392ED3FE" wp14:editId="548790F6">
             <wp:simplePos x="0" y="0"/>
             <wp:positionH relativeFrom="page">
               <wp:posOffset>0</wp:posOffset>
@@ -14863,17 +14413,17 @@
             <wp:wrapNone/>
             <wp:docPr id="13" name="Image 13"/>
             <wp:cNvGraphicFramePr>
-              <a:graphicFrameLocks/>
+              <a:graphicFrameLocks xmlns:a="http://schemas.openxmlformats.org/drawingml/2006/main"/>
             </wp:cNvGraphicFramePr>
-            <a:graphic>
+            <a:graphic xmlns:a="http://schemas.openxmlformats.org/drawingml/2006/main">
               <a:graphicData uri="http://schemas.openxmlformats.org/drawingml/2006/picture">
-                <pic:pic>
+                <pic:pic xmlns:pic="http://schemas.openxmlformats.org/drawingml/2006/picture">
                   <pic:nvPicPr>
                     <pic:cNvPr id="13" name="Image 13"/>
                     <pic:cNvPicPr/>
                   </pic:nvPicPr>
                   <pic:blipFill>
-                    <a:blip r:embed="rId8" cstate="print"/>
+                    <a:blip r:embed="rId7" cstate="print"/>
                     <a:stretch>
                       <a:fillRect/>
                     </a:stretch>
@@ -14899,6 +14449,7 @@
           <w:color w:val="FFFFFF"/>
           <w:w w:val="60"/>
           <w:sz w:val="20"/>
+          <w:lang w:val="en-US"/>
         </w:rPr>
         <w:t>MORANGO,</w:t>
       </w:r>
@@ -14908,8 +14459,9 @@
           <w:color w:val="FFFFFF"/>
           <w:spacing w:val="16"/>
           <w:sz w:val="20"/>
-        </w:rPr>
-        <w:t> </w:t>
+          <w:lang w:val="en-US"/>
+        </w:rPr>
+        <w:t xml:space="preserve"> </w:t>
       </w:r>
       <w:r>
         <w:rPr>
@@ -14918,6 +14470,7 @@
           <w:spacing w:val="-2"/>
           <w:w w:val="65"/>
           <w:sz w:val="20"/>
+          <w:lang w:val="en-US"/>
         </w:rPr>
         <w:t>CHOCOLATE.</w:t>
       </w:r>
@@ -14925,14 +14478,14 @@
     <w:p>
       <w:pPr>
         <w:tabs>
-          <w:tab w:pos="9044" w:val="left" w:leader="none"/>
+          <w:tab w:val="left" w:pos="9044"/>
         </w:tabs>
-        <w:spacing w:line="202" w:lineRule="exact" w:before="0"/>
-        <w:ind w:left="7699" w:right="0" w:firstLine="0"/>
-        <w:jc w:val="left"/>
+        <w:spacing w:line="202" w:lineRule="exact"/>
+        <w:ind w:left="7699"/>
         <w:rPr>
           <w:b/>
           <w:sz w:val="17"/>
+          <w:lang w:val="en-US"/>
         </w:rPr>
       </w:pPr>
       <w:r>
@@ -14942,9 +14495,10 @@
           <w:spacing w:val="62"/>
           <w:w w:val="150"/>
           <w:sz w:val="17"/>
-          <w:shd w:fill="1A1B15" w:color="auto" w:val="clear"/>
-        </w:rPr>
-        <w:t> </w:t>
+          <w:shd w:val="clear" w:color="auto" w:fill="1A1B15"/>
+          <w:lang w:val="en-US"/>
+        </w:rPr>
+        <w:t xml:space="preserve"> </w:t>
       </w:r>
       <w:r>
         <w:rPr>
@@ -14953,7 +14507,8 @@
           <w:spacing w:val="-2"/>
           <w:w w:val="75"/>
           <w:sz w:val="17"/>
-          <w:shd w:fill="1A1B15" w:color="auto" w:val="clear"/>
+          <w:shd w:val="clear" w:color="auto" w:fill="1A1B15"/>
+          <w:lang w:val="en-US"/>
         </w:rPr>
         <w:t>OVOMALTINE.</w:t>
       </w:r>
@@ -14962,23 +14517,24 @@
           <w:b/>
           <w:color w:val="FFFFFF"/>
           <w:sz w:val="17"/>
-          <w:shd w:fill="1A1B15" w:color="auto" w:val="clear"/>
+          <w:shd w:val="clear" w:color="auto" w:fill="1A1B15"/>
+          <w:lang w:val="en-US"/>
         </w:rPr>
         <w:tab/>
       </w:r>
     </w:p>
     <w:p>
       <w:pPr>
-        <w:spacing w:line="248" w:lineRule="exact" w:before="6"/>
-        <w:ind w:left="140" w:right="0" w:firstLine="0"/>
-        <w:jc w:val="left"/>
-        <w:rPr>
-          <w:b/>
-          <w:sz w:val="22"/>
-        </w:rPr>
-      </w:pPr>
-      <w:r>
-        <w:rPr/>
+        <w:spacing w:before="6" w:line="248" w:lineRule="exact"/>
+        <w:ind w:left="140"/>
+        <w:rPr>
+          <w:b/>
+        </w:rPr>
+      </w:pPr>
+      <w:r>
+        <w:rPr>
+          <w:lang w:val="en-US"/>
+        </w:rPr>
         <w:br w:type="column"/>
       </w:r>
       <w:r>
@@ -14986,7 +14542,6 @@
           <w:b/>
           <w:color w:val="FFFEFF"/>
           <w:w w:val="65"/>
-          <w:sz w:val="22"/>
         </w:rPr>
         <w:t>R$</w:t>
       </w:r>
@@ -14996,9 +14551,8 @@
           <w:color w:val="FFFEFF"/>
           <w:spacing w:val="-6"/>
           <w:w w:val="75"/>
-          <w:sz w:val="22"/>
-        </w:rPr>
-        <w:t> </w:t>
+        </w:rPr>
+        <w:t xml:space="preserve"> </w:t>
       </w:r>
       <w:r>
         <w:rPr>
@@ -15006,19 +14560,16 @@
           <w:color w:val="FFFEFF"/>
           <w:spacing w:val="-2"/>
           <w:w w:val="75"/>
-          <w:sz w:val="22"/>
         </w:rPr>
         <w:t>18,00</w:t>
       </w:r>
     </w:p>
     <w:p>
       <w:pPr>
-        <w:spacing w:line="248" w:lineRule="exact" w:before="0"/>
-        <w:ind w:left="121" w:right="0" w:firstLine="0"/>
-        <w:jc w:val="left"/>
-        <w:rPr>
-          <w:b/>
-          <w:sz w:val="22"/>
+        <w:spacing w:line="248" w:lineRule="exact"/>
+        <w:ind w:left="121"/>
+        <w:rPr>
+          <w:b/>
         </w:rPr>
       </w:pPr>
       <w:r>
@@ -15026,7 +14577,6 @@
           <w:b/>
           <w:color w:val="FFFEFF"/>
           <w:w w:val="65"/>
-          <w:sz w:val="22"/>
         </w:rPr>
         <w:t>R$</w:t>
       </w:r>
@@ -15036,9 +14586,8 @@
           <w:color w:val="FFFEFF"/>
           <w:spacing w:val="-10"/>
           <w:w w:val="80"/>
-          <w:sz w:val="22"/>
-        </w:rPr>
-        <w:t> </w:t>
+        </w:rPr>
+        <w:t xml:space="preserve"> </w:t>
       </w:r>
       <w:r>
         <w:rPr>
@@ -15046,7 +14595,6 @@
           <w:color w:val="FFFEFF"/>
           <w:spacing w:val="-4"/>
           <w:w w:val="80"/>
-          <w:sz w:val="22"/>
         </w:rPr>
         <w:t>20,00</w:t>
       </w:r>
@@ -15054,8 +14602,8 @@
     <w:sectPr>
       <w:type w:val="continuous"/>
       <w:pgSz w:w="10800" w:h="7680" w:orient="landscape"/>
-      <w:pgMar w:top="0" w:bottom="0" w:left="0" w:right="0"/>
-      <w:cols w:num="2" w:equalWidth="0">
+      <w:pgMar w:top="0" w:right="0" w:bottom="0" w:left="0" w:header="720" w:footer="720" w:gutter="0"/>
+      <w:cols w:num="2" w:space="720" w:equalWidth="0">
         <w:col w:w="9454" w:space="40"/>
         <w:col w:w="1306"/>
       </w:cols>
@@ -15065,14 +14613,14 @@
 </file>
 
 <file path=word/styles.xml><?xml version="1.0" encoding="utf-8"?>
-<w:styles xmlns:r="http://schemas.openxmlformats.org/officeDocument/2006/relationships" xmlns:w="http://schemas.openxmlformats.org/wordprocessingml/2006/main">
+<w:styles xmlns:mc="http://schemas.openxmlformats.org/markup-compatibility/2006" xmlns:r="http://schemas.openxmlformats.org/officeDocument/2006/relationships" xmlns:w="http://schemas.openxmlformats.org/wordprocessingml/2006/main" xmlns:w14="http://schemas.microsoft.com/office/word/2010/wordml" xmlns:w15="http://schemas.microsoft.com/office/word/2012/wordml" xmlns:w16cex="http://schemas.microsoft.com/office/word/2018/wordml/cex" xmlns:w16cid="http://schemas.microsoft.com/office/word/2016/wordml/cid" xmlns:w16="http://schemas.microsoft.com/office/word/2018/wordml" xmlns:w16du="http://schemas.microsoft.com/office/word/2023/wordml/word16du" xmlns:w16sdtdh="http://schemas.microsoft.com/office/word/2020/wordml/sdtdatahash" xmlns:w16sdtfl="http://schemas.microsoft.com/office/word/2024/wordml/sdtformatlock" xmlns:w16se="http://schemas.microsoft.com/office/word/2015/wordml/symex" mc:Ignorable="w14 w15 w16se w16cid w16 w16cex w16sdtdh w16sdtfl w16du">
   <w:docDefaults>
     <w:rPrDefault>
       <w:rPr>
-        <w:rFonts w:cstheme="minorBidi" w:hAnsiTheme="minorHAnsi" w:eastAsiaTheme="minorHAnsi" w:asciiTheme="minorHAnsi"/>
+        <w:rFonts w:asciiTheme="minorHAnsi" w:eastAsiaTheme="minorHAnsi" w:hAnsiTheme="minorHAnsi" w:cstheme="minorBidi"/>
         <w:sz w:val="22"/>
         <w:szCs w:val="22"/>
-        <w:lang w:val="en-US" w:bidi="ar-SA" w:eastAsia="en-US"/>
+        <w:lang w:val="en-US" w:eastAsia="en-US" w:bidi="ar-SA"/>
       </w:rPr>
     </w:rPrDefault>
     <w:pPrDefault>
@@ -15080,19 +14628,578 @@
         <w:widowControl w:val="0"/>
         <w:autoSpaceDE w:val="0"/>
         <w:autoSpaceDN w:val="0"/>
-        <w:spacing w:lineRule="auto" w:line="240" w:before="0" w:after="0"/>
-        <w:ind w:left="0" w:right="0"/>
-        <w:jc w:val="left"/>
       </w:pPr>
     </w:pPrDefault>
   </w:docDefaults>
-  <w:style w:styleId="DefaultParagraphFont" w:default="1" w:type="character">
+  <w:latentStyles w:defLockedState="0" w:defUIPriority="99" w:defSemiHidden="0" w:defUnhideWhenUsed="0" w:defQFormat="0" w:count="376">
+    <w:lsdException w:name="Normal" w:uiPriority="0" w:qFormat="1"/>
+    <w:lsdException w:name="heading 1" w:uiPriority="9" w:qFormat="1"/>
+    <w:lsdException w:name="heading 2" w:semiHidden="1" w:uiPriority="9" w:unhideWhenUsed="1" w:qFormat="1"/>
+    <w:lsdException w:name="heading 3" w:semiHidden="1" w:uiPriority="9" w:unhideWhenUsed="1" w:qFormat="1"/>
+    <w:lsdException w:name="heading 4" w:semiHidden="1" w:uiPriority="9" w:unhideWhenUsed="1" w:qFormat="1"/>
+    <w:lsdException w:name="heading 5" w:semiHidden="1" w:uiPriority="9" w:unhideWhenUsed="1" w:qFormat="1"/>
+    <w:lsdException w:name="heading 6" w:semiHidden="1" w:uiPriority="9" w:unhideWhenUsed="1" w:qFormat="1"/>
+    <w:lsdException w:name="heading 7" w:semiHidden="1" w:uiPriority="9" w:unhideWhenUsed="1" w:qFormat="1"/>
+    <w:lsdException w:name="heading 8" w:semiHidden="1" w:uiPriority="9" w:unhideWhenUsed="1" w:qFormat="1"/>
+    <w:lsdException w:name="heading 9" w:semiHidden="1" w:uiPriority="9" w:unhideWhenUsed="1" w:qFormat="1"/>
+    <w:lsdException w:name="index 1" w:semiHidden="1" w:unhideWhenUsed="1"/>
+    <w:lsdException w:name="index 2" w:semiHidden="1" w:unhideWhenUsed="1"/>
+    <w:lsdException w:name="index 3" w:semiHidden="1" w:unhideWhenUsed="1"/>
+    <w:lsdException w:name="index 4" w:semiHidden="1" w:unhideWhenUsed="1"/>
+    <w:lsdException w:name="index 5" w:semiHidden="1" w:unhideWhenUsed="1"/>
+    <w:lsdException w:name="index 6" w:semiHidden="1" w:unhideWhenUsed="1"/>
+    <w:lsdException w:name="index 7" w:semiHidden="1" w:unhideWhenUsed="1"/>
+    <w:lsdException w:name="index 8" w:semiHidden="1" w:unhideWhenUsed="1"/>
+    <w:lsdException w:name="index 9" w:semiHidden="1" w:unhideWhenUsed="1"/>
+    <w:lsdException w:name="toc 1" w:semiHidden="1" w:uiPriority="39" w:unhideWhenUsed="1"/>
+    <w:lsdException w:name="toc 2" w:semiHidden="1" w:uiPriority="39" w:unhideWhenUsed="1"/>
+    <w:lsdException w:name="toc 3" w:semiHidden="1" w:uiPriority="39" w:unhideWhenUsed="1"/>
+    <w:lsdException w:name="toc 4" w:semiHidden="1" w:uiPriority="39" w:unhideWhenUsed="1"/>
+    <w:lsdException w:name="toc 5" w:semiHidden="1" w:uiPriority="39" w:unhideWhenUsed="1"/>
+    <w:lsdException w:name="toc 6" w:semiHidden="1" w:uiPriority="39" w:unhideWhenUsed="1"/>
+    <w:lsdException w:name="toc 7" w:semiHidden="1" w:uiPriority="39" w:unhideWhenUsed="1"/>
+    <w:lsdException w:name="toc 8" w:semiHidden="1" w:uiPriority="39" w:unhideWhenUsed="1"/>
+    <w:lsdException w:name="toc 9" w:semiHidden="1" w:uiPriority="39" w:unhideWhenUsed="1"/>
+    <w:lsdException w:name="Normal Indent" w:semiHidden="1" w:unhideWhenUsed="1"/>
+    <w:lsdException w:name="footnote text" w:semiHidden="1" w:unhideWhenUsed="1"/>
+    <w:lsdException w:name="annotation text" w:semiHidden="1" w:unhideWhenUsed="1"/>
+    <w:lsdException w:name="header" w:semiHidden="1" w:unhideWhenUsed="1"/>
+    <w:lsdException w:name="footer" w:semiHidden="1" w:unhideWhenUsed="1"/>
+    <w:lsdException w:name="index heading" w:semiHidden="1" w:unhideWhenUsed="1"/>
+    <w:lsdException w:name="caption" w:semiHidden="1" w:uiPriority="35" w:unhideWhenUsed="1" w:qFormat="1"/>
+    <w:lsdException w:name="table of figures" w:semiHidden="1" w:unhideWhenUsed="1"/>
+    <w:lsdException w:name="envelope address" w:semiHidden="1" w:unhideWhenUsed="1"/>
+    <w:lsdException w:name="envelope return" w:semiHidden="1" w:unhideWhenUsed="1"/>
+    <w:lsdException w:name="footnote reference" w:semiHidden="1" w:unhideWhenUsed="1"/>
+    <w:lsdException w:name="annotation reference" w:semiHidden="1" w:unhideWhenUsed="1"/>
+    <w:lsdException w:name="line number" w:semiHidden="1" w:unhideWhenUsed="1"/>
+    <w:lsdException w:name="page number" w:semiHidden="1" w:unhideWhenUsed="1"/>
+    <w:lsdException w:name="endnote reference" w:semiHidden="1" w:unhideWhenUsed="1"/>
+    <w:lsdException w:name="endnote text" w:semiHidden="1" w:unhideWhenUsed="1"/>
+    <w:lsdException w:name="table of authorities" w:semiHidden="1" w:unhideWhenUsed="1"/>
+    <w:lsdException w:name="macro" w:semiHidden="1" w:unhideWhenUsed="1"/>
+    <w:lsdException w:name="toa heading" w:semiHidden="1" w:unhideWhenUsed="1"/>
+    <w:lsdException w:name="List" w:semiHidden="1" w:unhideWhenUsed="1"/>
+    <w:lsdException w:name="List Bullet" w:semiHidden="1" w:unhideWhenUsed="1"/>
+    <w:lsdException w:name="List Number" w:semiHidden="1" w:unhideWhenUsed="1"/>
+    <w:lsdException w:name="List 2" w:semiHidden="1" w:unhideWhenUsed="1"/>
+    <w:lsdException w:name="List 3" w:semiHidden="1" w:unhideWhenUsed="1"/>
+    <w:lsdException w:name="List 4" w:semiHidden="1" w:unhideWhenUsed="1"/>
+    <w:lsdException w:name="List 5" w:semiHidden="1" w:unhideWhenUsed="1"/>
+    <w:lsdException w:name="List Bullet 2" w:semiHidden="1" w:unhideWhenUsed="1"/>
+    <w:lsdException w:name="List Bullet 3" w:semiHidden="1" w:unhideWhenUsed="1"/>
+    <w:lsdException w:name="List Bullet 4" w:semiHidden="1" w:unhideWhenUsed="1"/>
+    <w:lsdException w:name="List Bullet 5" w:semiHidden="1" w:unhideWhenUsed="1"/>
+    <w:lsdException w:name="List Number 2" w:semiHidden="1" w:unhideWhenUsed="1"/>
+    <w:lsdException w:name="List Number 3" w:semiHidden="1" w:unhideWhenUsed="1"/>
+    <w:lsdException w:name="List Number 4" w:semiHidden="1" w:unhideWhenUsed="1"/>
+    <w:lsdException w:name="List Number 5" w:semiHidden="1" w:unhideWhenUsed="1"/>
+    <w:lsdException w:name="Title" w:uiPriority="10" w:qFormat="1"/>
+    <w:lsdException w:name="Closing" w:semiHidden="1" w:unhideWhenUsed="1"/>
+    <w:lsdException w:name="Signature" w:semiHidden="1" w:unhideWhenUsed="1"/>
+    <w:lsdException w:name="Default Paragraph Font" w:semiHidden="1" w:uiPriority="1" w:unhideWhenUsed="1"/>
+    <w:lsdException w:name="Body Text" w:semiHidden="1" w:unhideWhenUsed="1"/>
+    <w:lsdException w:name="Body Text Indent" w:semiHidden="1" w:unhideWhenUsed="1"/>
+    <w:lsdException w:name="List Continue" w:semiHidden="1" w:unhideWhenUsed="1"/>
+    <w:lsdException w:name="List Continue 2" w:semiHidden="1" w:unhideWhenUsed="1"/>
+    <w:lsdException w:name="List Continue 3" w:semiHidden="1" w:unhideWhenUsed="1"/>
+    <w:lsdException w:name="List Continue 4" w:semiHidden="1" w:unhideWhenUsed="1"/>
+    <w:lsdException w:name="List Continue 5" w:semiHidden="1" w:unhideWhenUsed="1"/>
+    <w:lsdException w:name="Message Header" w:semiHidden="1" w:unhideWhenUsed="1"/>
+    <w:lsdException w:name="Subtitle" w:uiPriority="11" w:qFormat="1"/>
+    <w:lsdException w:name="Salutation" w:semiHidden="1" w:unhideWhenUsed="1"/>
+    <w:lsdException w:name="Date" w:semiHidden="1" w:unhideWhenUsed="1"/>
+    <w:lsdException w:name="Body Text First Indent" w:semiHidden="1" w:unhideWhenUsed="1"/>
+    <w:lsdException w:name="Body Text First Indent 2" w:semiHidden="1" w:unhideWhenUsed="1"/>
+    <w:lsdException w:name="Note Heading" w:semiHidden="1" w:unhideWhenUsed="1"/>
+    <w:lsdException w:name="Body Text 2" w:semiHidden="1" w:unhideWhenUsed="1"/>
+    <w:lsdException w:name="Body Text 3" w:semiHidden="1" w:unhideWhenUsed="1"/>
+    <w:lsdException w:name="Body Text Indent 2" w:semiHidden="1" w:unhideWhenUsed="1"/>
+    <w:lsdException w:name="Body Text Indent 3" w:semiHidden="1" w:unhideWhenUsed="1"/>
+    <w:lsdException w:name="Block Text" w:semiHidden="1" w:unhideWhenUsed="1"/>
+    <w:lsdException w:name="Hyperlink" w:semiHidden="1" w:unhideWhenUsed="1"/>
+    <w:lsdException w:name="FollowedHyperlink" w:semiHidden="1" w:unhideWhenUsed="1"/>
+    <w:lsdException w:name="Strong" w:uiPriority="22" w:qFormat="1"/>
+    <w:lsdException w:name="Emphasis" w:uiPriority="20" w:qFormat="1"/>
+    <w:lsdException w:name="Document Map" w:semiHidden="1" w:unhideWhenUsed="1"/>
+    <w:lsdException w:name="Plain Text" w:semiHidden="1" w:unhideWhenUsed="1"/>
+    <w:lsdException w:name="E-mail Signature" w:semiHidden="1" w:unhideWhenUsed="1"/>
+    <w:lsdException w:name="HTML Top of Form" w:semiHidden="1" w:unhideWhenUsed="1"/>
+    <w:lsdException w:name="HTML Bottom of Form" w:semiHidden="1" w:unhideWhenUsed="1"/>
+    <w:lsdException w:name="Normal (Web)" w:semiHidden="1" w:unhideWhenUsed="1"/>
+    <w:lsdException w:name="HTML Acronym" w:semiHidden="1" w:unhideWhenUsed="1"/>
+    <w:lsdException w:name="HTML Address" w:semiHidden="1" w:unhideWhenUsed="1"/>
+    <w:lsdException w:name="HTML Cite" w:semiHidden="1" w:unhideWhenUsed="1"/>
+    <w:lsdException w:name="HTML Code" w:semiHidden="1" w:unhideWhenUsed="1"/>
+    <w:lsdException w:name="HTML Definition" w:semiHidden="1" w:unhideWhenUsed="1"/>
+    <w:lsdException w:name="HTML Keyboard" w:semiHidden="1" w:unhideWhenUsed="1"/>
+    <w:lsdException w:name="HTML Preformatted" w:semiHidden="1" w:unhideWhenUsed="1"/>
+    <w:lsdException w:name="HTML Sample" w:semiHidden="1" w:unhideWhenUsed="1"/>
+    <w:lsdException w:name="HTML Typewriter" w:semiHidden="1" w:unhideWhenUsed="1"/>
+    <w:lsdException w:name="HTML Variable" w:semiHidden="1" w:unhideWhenUsed="1"/>
+    <w:lsdException w:name="Normal Table" w:semiHidden="1" w:unhideWhenUsed="1"/>
+    <w:lsdException w:name="annotation subject" w:semiHidden="1" w:unhideWhenUsed="1"/>
+    <w:lsdException w:name="No List" w:semiHidden="1" w:unhideWhenUsed="1"/>
+    <w:lsdException w:name="Outline List 1" w:semiHidden="1" w:unhideWhenUsed="1"/>
+    <w:lsdException w:name="Outline List 2" w:semiHidden="1" w:unhideWhenUsed="1"/>
+    <w:lsdException w:name="Outline List 3" w:semiHidden="1" w:unhideWhenUsed="1"/>
+    <w:lsdException w:name="Table Simple 1" w:semiHidden="1" w:unhideWhenUsed="1"/>
+    <w:lsdException w:name="Table Simple 2" w:semiHidden="1" w:unhideWhenUsed="1"/>
+    <w:lsdException w:name="Table Simple 3" w:semiHidden="1" w:unhideWhenUsed="1"/>
+    <w:lsdException w:name="Table Classic 1" w:semiHidden="1" w:unhideWhenUsed="1"/>
+    <w:lsdException w:name="Table Classic 2" w:semiHidden="1" w:unhideWhenUsed="1"/>
+    <w:lsdException w:name="Table Classic 3" w:semiHidden="1" w:unhideWhenUsed="1"/>
+    <w:lsdException w:name="Table Classic 4" w:semiHidden="1" w:unhideWhenUsed="1"/>
+    <w:lsdException w:name="Table Colorful 1" w:semiHidden="1" w:unhideWhenUsed="1"/>
+    <w:lsdException w:name="Table Colorful 2" w:semiHidden="1" w:unhideWhenUsed="1"/>
+    <w:lsdException w:name="Table Colorful 3" w:semiHidden="1" w:unhideWhenUsed="1"/>
+    <w:lsdException w:name="Table Columns 1" w:semiHidden="1" w:unhideWhenUsed="1"/>
+    <w:lsdException w:name="Table Columns 2" w:semiHidden="1" w:unhideWhenUsed="1"/>
+    <w:lsdException w:name="Table Columns 3" w:semiHidden="1" w:unhideWhenUsed="1"/>
+    <w:lsdException w:name="Table Columns 4" w:semiHidden="1" w:unhideWhenUsed="1"/>
+    <w:lsdException w:name="Table Columns 5" w:semiHidden="1" w:unhideWhenUsed="1"/>
+    <w:lsdException w:name="Table Grid 1" w:semiHidden="1" w:unhideWhenUsed="1"/>
+    <w:lsdException w:name="Table Grid 2" w:semiHidden="1" w:unhideWhenUsed="1"/>
+    <w:lsdException w:name="Table Grid 3" w:semiHidden="1" w:unhideWhenUsed="1"/>
+    <w:lsdException w:name="Table Grid 4" w:semiHidden="1" w:unhideWhenUsed="1"/>
+    <w:lsdException w:name="Table Grid 5" w:semiHidden="1" w:unhideWhenUsed="1"/>
+    <w:lsdException w:name="Table Grid 6" w:semiHidden="1" w:unhideWhenUsed="1"/>
+    <w:lsdException w:name="Table Grid 7" w:semiHidden="1" w:unhideWhenUsed="1"/>
+    <w:lsdException w:name="Table Grid 8" w:semiHidden="1" w:unhideWhenUsed="1"/>
+    <w:lsdException w:name="Table List 1" w:semiHidden="1" w:unhideWhenUsed="1"/>
+    <w:lsdException w:name="Table List 2" w:semiHidden="1" w:unhideWhenUsed="1"/>
+    <w:lsdException w:name="Table List 3" w:semiHidden="1" w:unhideWhenUsed="1"/>
+    <w:lsdException w:name="Table List 4" w:semiHidden="1" w:unhideWhenUsed="1"/>
+    <w:lsdException w:name="Table List 5" w:semiHidden="1" w:unhideWhenUsed="1"/>
+    <w:lsdException w:name="Table List 6" w:semiHidden="1" w:unhideWhenUsed="1"/>
+    <w:lsdException w:name="Table List 7" w:semiHidden="1" w:unhideWhenUsed="1"/>
+    <w:lsdException w:name="Table List 8" w:semiHidden="1" w:unhideWhenUsed="1"/>
+    <w:lsdException w:name="Table 3D effects 1" w:semiHidden="1" w:unhideWhenUsed="1"/>
+    <w:lsdException w:name="Table 3D effects 2" w:semiHidden="1" w:unhideWhenUsed="1"/>
+    <w:lsdException w:name="Table 3D effects 3" w:semiHidden="1" w:unhideWhenUsed="1"/>
+    <w:lsdException w:name="Table Contemporary" w:semiHidden="1" w:unhideWhenUsed="1"/>
+    <w:lsdException w:name="Table Elegant" w:semiHidden="1" w:unhideWhenUsed="1"/>
+    <w:lsdException w:name="Table Professional" w:semiHidden="1" w:unhideWhenUsed="1"/>
+    <w:lsdException w:name="Table Subtle 1" w:semiHidden="1" w:unhideWhenUsed="1"/>
+    <w:lsdException w:name="Table Subtle 2" w:semiHidden="1" w:unhideWhenUsed="1"/>
+    <w:lsdException w:name="Table Web 1" w:semiHidden="1" w:unhideWhenUsed="1"/>
+    <w:lsdException w:name="Table Web 2" w:semiHidden="1" w:unhideWhenUsed="1"/>
+    <w:lsdException w:name="Table Web 3" w:semiHidden="1" w:unhideWhenUsed="1"/>
+    <w:lsdException w:name="Balloon Text" w:semiHidden="1" w:unhideWhenUsed="1"/>
+    <w:lsdException w:name="Table Grid" w:uiPriority="39"/>
+    <w:lsdException w:name="Table Theme" w:semiHidden="1" w:unhideWhenUsed="1"/>
+    <w:lsdException w:name="Placeholder Text" w:semiHidden="1"/>
+    <w:lsdException w:name="No Spacing" w:uiPriority="1" w:qFormat="1"/>
+    <w:lsdException w:name="Light Shading" w:uiPriority="60"/>
+    <w:lsdException w:name="Light List" w:uiPriority="61"/>
+    <w:lsdException w:name="Light Grid" w:uiPriority="62"/>
+    <w:lsdException w:name="Medium Shading 1" w:uiPriority="63"/>
+    <w:lsdException w:name="Medium Shading 2" w:uiPriority="64"/>
+    <w:lsdException w:name="Medium List 1" w:uiPriority="65"/>
+    <w:lsdException w:name="Medium List 2" w:uiPriority="66"/>
+    <w:lsdException w:name="Medium Grid 1" w:uiPriority="67"/>
+    <w:lsdException w:name="Medium Grid 2" w:uiPriority="68"/>
+    <w:lsdException w:name="Medium Grid 3" w:uiPriority="69"/>
+    <w:lsdException w:name="Dark List" w:uiPriority="70"/>
+    <w:lsdException w:name="Colorful Shading" w:uiPriority="71"/>
+    <w:lsdException w:name="Colorful List" w:uiPriority="72"/>
+    <w:lsdException w:name="Colorful Grid" w:uiPriority="73"/>
+    <w:lsdException w:name="Light Shading Accent 1" w:uiPriority="60"/>
+    <w:lsdException w:name="Light List Accent 1" w:uiPriority="61"/>
+    <w:lsdException w:name="Light Grid Accent 1" w:uiPriority="62"/>
+    <w:lsdException w:name="Medium Shading 1 Accent 1" w:uiPriority="63"/>
+    <w:lsdException w:name="Medium Shading 2 Accent 1" w:uiPriority="64"/>
+    <w:lsdException w:name="Medium List 1 Accent 1" w:uiPriority="65"/>
+    <w:lsdException w:name="Revision" w:semiHidden="1"/>
+    <w:lsdException w:name="List Paragraph" w:uiPriority="34" w:qFormat="1"/>
+    <w:lsdException w:name="Quote" w:uiPriority="29" w:qFormat="1"/>
+    <w:lsdException w:name="Intense Quote" w:uiPriority="30" w:qFormat="1"/>
+    <w:lsdException w:name="Medium List 2 Accent 1" w:uiPriority="66"/>
+    <w:lsdException w:name="Medium Grid 1 Accent 1" w:uiPriority="67"/>
+    <w:lsdException w:name="Medium Grid 2 Accent 1" w:uiPriority="68"/>
+    <w:lsdException w:name="Medium Grid 3 Accent 1" w:uiPriority="69"/>
+    <w:lsdException w:name="Dark List Accent 1" w:uiPriority="70"/>
+    <w:lsdException w:name="Colorful Shading Accent 1" w:uiPriority="71"/>
+    <w:lsdException w:name="Colorful List Accent 1" w:uiPriority="72"/>
+    <w:lsdException w:name="Colorful Grid Accent 1" w:uiPriority="73"/>
+    <w:lsdException w:name="Light Shading Accent 2" w:uiPriority="60"/>
+    <w:lsdException w:name="Light List Accent 2" w:uiPriority="61"/>
+    <w:lsdException w:name="Light Grid Accent 2" w:uiPriority="62"/>
+    <w:lsdException w:name="Medium Shading 1 Accent 2" w:uiPriority="63"/>
+    <w:lsdException w:name="Medium Shading 2 Accent 2" w:uiPriority="64"/>
+    <w:lsdException w:name="Medium List 1 Accent 2" w:uiPriority="65"/>
+    <w:lsdException w:name="Medium List 2 Accent 2" w:uiPriority="66"/>
+    <w:lsdException w:name="Medium Grid 1 Accent 2" w:uiPriority="67"/>
+    <w:lsdException w:name="Medium Grid 2 Accent 2" w:uiPriority="68"/>
+    <w:lsdException w:name="Medium Grid 3 Accent 2" w:uiPriority="69"/>
+    <w:lsdException w:name="Dark List Accent 2" w:uiPriority="70"/>
+    <w:lsdException w:name="Colorful Shading Accent 2" w:uiPriority="71"/>
+    <w:lsdException w:name="Colorful List Accent 2" w:uiPriority="72"/>
+    <w:lsdException w:name="Colorful Grid Accent 2" w:uiPriority="73"/>
+    <w:lsdException w:name="Light Shading Accent 3" w:uiPriority="60"/>
+    <w:lsdException w:name="Light List Accent 3" w:uiPriority="61"/>
+    <w:lsdException w:name="Light Grid Accent 3" w:uiPriority="62"/>
+    <w:lsdException w:name="Medium Shading 1 Accent 3" w:uiPriority="63"/>
+    <w:lsdException w:name="Medium Shading 2 Accent 3" w:uiPriority="64"/>
+    <w:lsdException w:name="Medium List 1 Accent 3" w:uiPriority="65"/>
+    <w:lsdException w:name="Medium List 2 Accent 3" w:uiPriority="66"/>
+    <w:lsdException w:name="Medium Grid 1 Accent 3" w:uiPriority="67"/>
+    <w:lsdException w:name="Medium Grid 2 Accent 3" w:uiPriority="68"/>
+    <w:lsdException w:name="Medium Grid 3 Accent 3" w:uiPriority="69"/>
+    <w:lsdException w:name="Dark List Accent 3" w:uiPriority="70"/>
+    <w:lsdException w:name="Colorful Shading Accent 3" w:uiPriority="71"/>
+    <w:lsdException w:name="Colorful List Accent 3" w:uiPriority="72"/>
+    <w:lsdException w:name="Colorful Grid Accent 3" w:uiPriority="73"/>
+    <w:lsdException w:name="Light Shading Accent 4" w:uiPriority="60"/>
+    <w:lsdException w:name="Light List Accent 4" w:uiPriority="61"/>
+    <w:lsdException w:name="Light Grid Accent 4" w:uiPriority="62"/>
+    <w:lsdException w:name="Medium Shading 1 Accent 4" w:uiPriority="63"/>
+    <w:lsdException w:name="Medium Shading 2 Accent 4" w:uiPriority="64"/>
+    <w:lsdException w:name="Medium List 1 Accent 4" w:uiPriority="65"/>
+    <w:lsdException w:name="Medium List 2 Accent 4" w:uiPriority="66"/>
+    <w:lsdException w:name="Medium Grid 1 Accent 4" w:uiPriority="67"/>
+    <w:lsdException w:name="Medium Grid 2 Accent 4" w:uiPriority="68"/>
+    <w:lsdException w:name="Medium Grid 3 Accent 4" w:uiPriority="69"/>
+    <w:lsdException w:name="Dark List Accent 4" w:uiPriority="70"/>
+    <w:lsdException w:name="Colorful Shading Accent 4" w:uiPriority="71"/>
+    <w:lsdException w:name="Colorful List Accent 4" w:uiPriority="72"/>
+    <w:lsdException w:name="Colorful Grid Accent 4" w:uiPriority="73"/>
+    <w:lsdException w:name="Light Shading Accent 5" w:uiPriority="60"/>
+    <w:lsdException w:name="Light List Accent 5" w:uiPriority="61"/>
+    <w:lsdException w:name="Light Grid Accent 5" w:uiPriority="62"/>
+    <w:lsdException w:name="Medium Shading 1 Accent 5" w:uiPriority="63"/>
+    <w:lsdException w:name="Medium Shading 2 Accent 5" w:uiPriority="64"/>
+    <w:lsdException w:name="Medium List 1 Accent 5" w:uiPriority="65"/>
+    <w:lsdException w:name="Medium List 2 Accent 5" w:uiPriority="66"/>
+    <w:lsdException w:name="Medium Grid 1 Accent 5" w:uiPriority="67"/>
+    <w:lsdException w:name="Medium Grid 2 Accent 5" w:uiPriority="68"/>
+    <w:lsdException w:name="Medium Grid 3 Accent 5" w:uiPriority="69"/>
+    <w:lsdException w:name="Dark List Accent 5" w:uiPriority="70"/>
+    <w:lsdException w:name="Colorful Shading Accent 5" w:uiPriority="71"/>
+    <w:lsdException w:name="Colorful List Accent 5" w:uiPriority="72"/>
+    <w:lsdException w:name="Colorful Grid Accent 5" w:uiPriority="73"/>
+    <w:lsdException w:name="Light Shading Accent 6" w:uiPriority="60"/>
+    <w:lsdException w:name="Light List Accent 6" w:uiPriority="61"/>
+    <w:lsdException w:name="Light Grid Accent 6" w:uiPriority="62"/>
+    <w:lsdException w:name="Medium Shading 1 Accent 6" w:uiPriority="63"/>
+    <w:lsdException w:name="Medium Shading 2 Accent 6" w:uiPriority="64"/>
+    <w:lsdException w:name="Medium List 1 Accent 6" w:uiPriority="65"/>
+    <w:lsdException w:name="Medium List 2 Accent 6" w:uiPriority="66"/>
+    <w:lsdException w:name="Medium Grid 1 Accent 6" w:uiPriority="67"/>
+    <w:lsdException w:name="Medium Grid 2 Accent 6" w:uiPriority="68"/>
+    <w:lsdException w:name="Medium Grid 3 Accent 6" w:uiPriority="69"/>
+    <w:lsdException w:name="Dark List Accent 6" w:uiPriority="70"/>
+    <w:lsdException w:name="Colorful Shading Accent 6" w:uiPriority="71"/>
+    <w:lsdException w:name="Colorful List Accent 6" w:uiPriority="72"/>
+    <w:lsdException w:name="Colorful Grid Accent 6" w:uiPriority="73"/>
+    <w:lsdException w:name="Subtle Emphasis" w:uiPriority="19" w:qFormat="1"/>
+    <w:lsdException w:name="Intense Emphasis" w:uiPriority="21" w:qFormat="1"/>
+    <w:lsdException w:name="Subtle Reference" w:uiPriority="31" w:qFormat="1"/>
+    <w:lsdException w:name="Intense Reference" w:uiPriority="32" w:qFormat="1"/>
+    <w:lsdException w:name="Book Title" w:uiPriority="33" w:qFormat="1"/>
+    <w:lsdException w:name="Bibliography" w:semiHidden="1" w:uiPriority="37" w:unhideWhenUsed="1"/>
+    <w:lsdException w:name="TOC Heading" w:semiHidden="1" w:uiPriority="39" w:unhideWhenUsed="1" w:qFormat="1"/>
+    <w:lsdException w:name="Plain Table 1" w:uiPriority="41"/>
+    <w:lsdException w:name="Plain Table 2" w:uiPriority="42"/>
+    <w:lsdException w:name="Plain Table 3" w:uiPriority="43"/>
+    <w:lsdException w:name="Plain Table 4" w:uiPriority="44"/>
+    <w:lsdException w:name="Plain Table 5" w:uiPriority="45"/>
+    <w:lsdException w:name="Grid Table Light" w:uiPriority="40"/>
+    <w:lsdException w:name="Grid Table 1 Light" w:uiPriority="46"/>
+    <w:lsdException w:name="Grid Table 2" w:uiPriority="47"/>
+    <w:lsdException w:name="Grid Table 3" w:uiPriority="48"/>
+    <w:lsdException w:name="Grid Table 4" w:uiPriority="49"/>
+    <w:lsdException w:name="Grid Table 5 Dark" w:uiPriority="50"/>
+    <w:lsdException w:name="Grid Table 6 Colorful" w:uiPriority="51"/>
+    <w:lsdException w:name="Grid Table 7 Colorful" w:uiPriority="52"/>
+    <w:lsdException w:name="Grid Table 1 Light Accent 1" w:uiPriority="46"/>
+    <w:lsdException w:name="Grid Table 2 Accent 1" w:uiPriority="47"/>
+    <w:lsdException w:name="Grid Table 3 Accent 1" w:uiPriority="48"/>
+    <w:lsdException w:name="Grid Table 4 Accent 1" w:uiPriority="49"/>
+    <w:lsdException w:name="Grid Table 5 Dark Accent 1" w:uiPriority="50"/>
+    <w:lsdException w:name="Grid Table 6 Colorful Accent 1" w:uiPriority="51"/>
+    <w:lsdException w:name="Grid Table 7 Colorful Accent 1" w:uiPriority="52"/>
+    <w:lsdException w:name="Grid Table 1 Light Accent 2" w:uiPriority="46"/>
+    <w:lsdException w:name="Grid Table 2 Accent 2" w:uiPriority="47"/>
+    <w:lsdException w:name="Grid Table 3 Accent 2" w:uiPriority="48"/>
+    <w:lsdException w:name="Grid Table 4 Accent 2" w:uiPriority="49"/>
+    <w:lsdException w:name="Grid Table 5 Dark Accent 2" w:uiPriority="50"/>
+    <w:lsdException w:name="Grid Table 6 Colorful Accent 2" w:uiPriority="51"/>
+    <w:lsdException w:name="Grid Table 7 Colorful Accent 2" w:uiPriority="52"/>
+    <w:lsdException w:name="Grid Table 1 Light Accent 3" w:uiPriority="46"/>
+    <w:lsdException w:name="Grid Table 2 Accent 3" w:uiPriority="47"/>
+    <w:lsdException w:name="Grid Table 3 Accent 3" w:uiPriority="48"/>
+    <w:lsdException w:name="Grid Table 4 Accent 3" w:uiPriority="49"/>
+    <w:lsdException w:name="Grid Table 5 Dark Accent 3" w:uiPriority="50"/>
+    <w:lsdException w:name="Grid Table 6 Colorful Accent 3" w:uiPriority="51"/>
+    <w:lsdException w:name="Grid Table 7 Colorful Accent 3" w:uiPriority="52"/>
+    <w:lsdException w:name="Grid Table 1 Light Accent 4" w:uiPriority="46"/>
+    <w:lsdException w:name="Grid Table 2 Accent 4" w:uiPriority="47"/>
+    <w:lsdException w:name="Grid Table 3 Accent 4" w:uiPriority="48"/>
+    <w:lsdException w:name="Grid Table 4 Accent 4" w:uiPriority="49"/>
+    <w:lsdException w:name="Grid Table 5 Dark Accent 4" w:uiPriority="50"/>
+    <w:lsdException w:name="Grid Table 6 Colorful Accent 4" w:uiPriority="51"/>
+    <w:lsdException w:name="Grid Table 7 Colorful Accent 4" w:uiPriority="52"/>
+    <w:lsdException w:name="Grid Table 1 Light Accent 5" w:uiPriority="46"/>
+    <w:lsdException w:name="Grid Table 2 Accent 5" w:uiPriority="47"/>
+    <w:lsdException w:name="Grid Table 3 Accent 5" w:uiPriority="48"/>
+    <w:lsdException w:name="Grid Table 4 Accent 5" w:uiPriority="49"/>
+    <w:lsdException w:name="Grid Table 5 Dark Accent 5" w:uiPriority="50"/>
+    <w:lsdException w:name="Grid Table 6 Colorful Accent 5" w:uiPriority="51"/>
+    <w:lsdException w:name="Grid Table 7 Colorful Accent 5" w:uiPriority="52"/>
+    <w:lsdException w:name="Grid Table 1 Light Accent 6" w:uiPriority="46"/>
+    <w:lsdException w:name="Grid Table 2 Accent 6" w:uiPriority="47"/>
+    <w:lsdException w:name="Grid Table 3 Accent 6" w:uiPriority="48"/>
+    <w:lsdException w:name="Grid Table 4 Accent 6" w:uiPriority="49"/>
+    <w:lsdException w:name="Grid Table 5 Dark Accent 6" w:uiPriority="50"/>
+    <w:lsdException w:name="Grid Table 6 Colorful Accent 6" w:uiPriority="51"/>
+    <w:lsdException w:name="Grid Table 7 Colorful Accent 6" w:uiPriority="52"/>
+    <w:lsdException w:name="List Table 1 Light" w:uiPriority="46"/>
+    <w:lsdException w:name="List Table 2" w:uiPriority="47"/>
+    <w:lsdException w:name="List Table 3" w:uiPriority="48"/>
+    <w:lsdException w:name="List Table 4" w:uiPriority="49"/>
+    <w:lsdException w:name="List Table 5 Dark" w:uiPriority="50"/>
+    <w:lsdException w:name="List Table 6 Colorful" w:uiPriority="51"/>
+    <w:lsdException w:name="List Table 7 Colorful" w:uiPriority="52"/>
+    <w:lsdException w:name="List Table 1 Light Accent 1" w:uiPriority="46"/>
+    <w:lsdException w:name="List Table 2 Accent 1" w:uiPriority="47"/>
+    <w:lsdException w:name="List Table 3 Accent 1" w:uiPriority="48"/>
+    <w:lsdException w:name="List Table 4 Accent 1" w:uiPriority="49"/>
+    <w:lsdException w:name="List Table 5 Dark Accent 1" w:uiPriority="50"/>
+    <w:lsdException w:name="List Table 6 Colorful Accent 1" w:uiPriority="51"/>
+    <w:lsdException w:name="List Table 7 Colorful Accent 1" w:uiPriority="52"/>
+    <w:lsdException w:name="List Table 1 Light Accent 2" w:uiPriority="46"/>
+    <w:lsdException w:name="List Table 2 Accent 2" w:uiPriority="47"/>
+    <w:lsdException w:name="List Table 3 Accent 2" w:uiPriority="48"/>
+    <w:lsdException w:name="List Table 4 Accent 2" w:uiPriority="49"/>
+    <w:lsdException w:name="List Table 5 Dark Accent 2" w:uiPriority="50"/>
+    <w:lsdException w:name="List Table 6 Colorful Accent 2" w:uiPriority="51"/>
+    <w:lsdException w:name="List Table 7 Colorful Accent 2" w:uiPriority="52"/>
+    <w:lsdException w:name="List Table 1 Light Accent 3" w:uiPriority="46"/>
+    <w:lsdException w:name="List Table 2 Accent 3" w:uiPriority="47"/>
+    <w:lsdException w:name="List Table 3 Accent 3" w:uiPriority="48"/>
+    <w:lsdException w:name="List Table 4 Accent 3" w:uiPriority="49"/>
+    <w:lsdException w:name="List Table 5 Dark Accent 3" w:uiPriority="50"/>
+    <w:lsdException w:name="List Table 6 Colorful Accent 3" w:uiPriority="51"/>
+    <w:lsdException w:name="List Table 7 Colorful Accent 3" w:uiPriority="52"/>
+    <w:lsdException w:name="List Table 1 Light Accent 4" w:uiPriority="46"/>
+    <w:lsdException w:name="List Table 2 Accent 4" w:uiPriority="47"/>
+    <w:lsdException w:name="List Table 3 Accent 4" w:uiPriority="48"/>
+    <w:lsdException w:name="List Table 4 Accent 4" w:uiPriority="49"/>
+    <w:lsdException w:name="List Table 5 Dark Accent 4" w:uiPriority="50"/>
+    <w:lsdException w:name="List Table 6 Colorful Accent 4" w:uiPriority="51"/>
+    <w:lsdException w:name="List Table 7 Colorful Accent 4" w:uiPriority="52"/>
+    <w:lsdException w:name="List Table 1 Light Accent 5" w:uiPriority="46"/>
+    <w:lsdException w:name="List Table 2 Accent 5" w:uiPriority="47"/>
+    <w:lsdException w:name="List Table 3 Accent 5" w:uiPriority="48"/>
+    <w:lsdException w:name="List Table 4 Accent 5" w:uiPriority="49"/>
+    <w:lsdException w:name="List Table 5 Dark Accent 5" w:uiPriority="50"/>
+    <w:lsdException w:name="List Table 6 Colorful Accent 5" w:uiPriority="51"/>
+    <w:lsdException w:name="List Table 7 Colorful Accent 5" w:uiPriority="52"/>
+    <w:lsdException w:name="List Table 1 Light Accent 6" w:uiPriority="46"/>
+    <w:lsdException w:name="List Table 2 Accent 6" w:uiPriority="47"/>
+    <w:lsdException w:name="List Table 3 Accent 6" w:uiPriority="48"/>
+    <w:lsdException w:name="List Table 4 Accent 6" w:uiPriority="49"/>
+    <w:lsdException w:name="List Table 5 Dark Accent 6" w:uiPriority="50"/>
+    <w:lsdException w:name="List Table 6 Colorful Accent 6" w:uiPriority="51"/>
+    <w:lsdException w:name="List Table 7 Colorful Accent 6" w:uiPriority="52"/>
+    <w:lsdException w:name="Mention" w:semiHidden="1" w:unhideWhenUsed="1"/>
+    <w:lsdException w:name="Smart Hyperlink" w:semiHidden="1" w:unhideWhenUsed="1"/>
+    <w:lsdException w:name="Hashtag" w:semiHidden="1" w:unhideWhenUsed="1"/>
+    <w:lsdException w:name="Unresolved Mention" w:semiHidden="1" w:unhideWhenUsed="1"/>
+    <w:lsdException w:name="Smart Link" w:semiHidden="1" w:unhideWhenUsed="1"/>
+  </w:latentStyles>
+  <w:style w:type="paragraph" w:default="1" w:styleId="Normal">
+    <w:name w:val="Normal"/>
+    <w:qFormat/>
+    <w:rPr>
+      <w:rFonts w:ascii="Tahoma" w:eastAsia="Tahoma" w:hAnsi="Tahoma" w:cs="Tahoma"/>
+      <w:lang w:val="pt-PT"/>
+    </w:rPr>
+  </w:style>
+  <w:style w:type="paragraph" w:styleId="Ttulo1">
+    <w:name w:val="heading 1"/>
+    <w:basedOn w:val="Normal"/>
+    <w:uiPriority w:val="9"/>
+    <w:qFormat/>
+    <w:pPr>
+      <w:spacing w:line="491" w:lineRule="exact"/>
+      <w:ind w:left="761"/>
+      <w:outlineLvl w:val="0"/>
+    </w:pPr>
+    <w:rPr>
+      <w:rFonts w:ascii="Trebuchet MS" w:eastAsia="Trebuchet MS" w:hAnsi="Trebuchet MS" w:cs="Trebuchet MS"/>
+      <w:sz w:val="55"/>
+      <w:szCs w:val="55"/>
+    </w:rPr>
+  </w:style>
+  <w:style w:type="paragraph" w:styleId="Ttulo2">
+    <w:name w:val="heading 2"/>
+    <w:basedOn w:val="Normal"/>
+    <w:uiPriority w:val="9"/>
+    <w:unhideWhenUsed/>
+    <w:qFormat/>
+    <w:pPr>
+      <w:spacing w:before="16"/>
+      <w:ind w:left="20"/>
+      <w:outlineLvl w:val="1"/>
+    </w:pPr>
+    <w:rPr>
+      <w:rFonts w:ascii="Trebuchet MS" w:eastAsia="Trebuchet MS" w:hAnsi="Trebuchet MS" w:cs="Trebuchet MS"/>
+      <w:b/>
+      <w:bCs/>
+      <w:sz w:val="40"/>
+      <w:szCs w:val="40"/>
+    </w:rPr>
+  </w:style>
+  <w:style w:type="paragraph" w:styleId="Ttulo3">
+    <w:name w:val="heading 3"/>
+    <w:basedOn w:val="Normal"/>
+    <w:uiPriority w:val="9"/>
+    <w:unhideWhenUsed/>
+    <w:qFormat/>
+    <w:pPr>
+      <w:spacing w:before="29"/>
+      <w:ind w:right="79"/>
+      <w:jc w:val="center"/>
+      <w:outlineLvl w:val="2"/>
+    </w:pPr>
+    <w:rPr>
+      <w:rFonts w:ascii="Trebuchet MS" w:eastAsia="Trebuchet MS" w:hAnsi="Trebuchet MS" w:cs="Trebuchet MS"/>
+      <w:b/>
+      <w:bCs/>
+      <w:sz w:val="37"/>
+      <w:szCs w:val="37"/>
+    </w:rPr>
+  </w:style>
+  <w:style w:type="paragraph" w:styleId="Ttulo4">
+    <w:name w:val="heading 4"/>
+    <w:basedOn w:val="Normal"/>
+    <w:uiPriority w:val="9"/>
+    <w:unhideWhenUsed/>
+    <w:qFormat/>
+    <w:pPr>
+      <w:spacing w:before="75"/>
+      <w:ind w:right="1242"/>
+      <w:jc w:val="right"/>
+      <w:outlineLvl w:val="3"/>
+    </w:pPr>
+    <w:rPr>
+      <w:rFonts w:ascii="Trebuchet MS" w:eastAsia="Trebuchet MS" w:hAnsi="Trebuchet MS" w:cs="Trebuchet MS"/>
+      <w:b/>
+      <w:bCs/>
+      <w:sz w:val="30"/>
+      <w:szCs w:val="30"/>
+    </w:rPr>
+  </w:style>
+  <w:style w:type="paragraph" w:styleId="Ttulo5">
+    <w:name w:val="heading 5"/>
+    <w:basedOn w:val="Normal"/>
+    <w:uiPriority w:val="9"/>
+    <w:unhideWhenUsed/>
+    <w:qFormat/>
+    <w:pPr>
+      <w:spacing w:line="258" w:lineRule="exact"/>
+      <w:ind w:left="526"/>
+      <w:outlineLvl w:val="4"/>
+    </w:pPr>
+    <w:rPr>
+      <w:b/>
+      <w:bCs/>
+      <w:sz w:val="29"/>
+      <w:szCs w:val="29"/>
+    </w:rPr>
+  </w:style>
+  <w:style w:type="paragraph" w:styleId="Ttulo6">
+    <w:name w:val="heading 6"/>
+    <w:basedOn w:val="Normal"/>
+    <w:uiPriority w:val="9"/>
+    <w:unhideWhenUsed/>
+    <w:qFormat/>
+    <w:pPr>
+      <w:spacing w:before="25"/>
+      <w:ind w:left="505"/>
+      <w:outlineLvl w:val="5"/>
+    </w:pPr>
+    <w:rPr>
+      <w:b/>
+      <w:bCs/>
+      <w:sz w:val="26"/>
+      <w:szCs w:val="26"/>
+    </w:rPr>
+  </w:style>
+  <w:style w:type="paragraph" w:styleId="Ttulo7">
+    <w:name w:val="heading 7"/>
+    <w:basedOn w:val="Normal"/>
+    <w:uiPriority w:val="1"/>
+    <w:qFormat/>
+    <w:pPr>
+      <w:ind w:left="234"/>
+      <w:outlineLvl w:val="6"/>
+    </w:pPr>
+    <w:rPr>
+      <w:rFonts w:ascii="Trebuchet MS" w:eastAsia="Trebuchet MS" w:hAnsi="Trebuchet MS" w:cs="Trebuchet MS"/>
+      <w:b/>
+      <w:bCs/>
+      <w:sz w:val="23"/>
+      <w:szCs w:val="23"/>
+    </w:rPr>
+  </w:style>
+  <w:style w:type="paragraph" w:styleId="Ttulo8">
+    <w:name w:val="heading 8"/>
+    <w:basedOn w:val="Normal"/>
+    <w:uiPriority w:val="1"/>
+    <w:qFormat/>
+    <w:pPr>
+      <w:spacing w:line="248" w:lineRule="exact"/>
+      <w:ind w:left="89"/>
+      <w:outlineLvl w:val="7"/>
+    </w:pPr>
+    <w:rPr>
+      <w:b/>
+      <w:bCs/>
+    </w:rPr>
+  </w:style>
+  <w:style w:type="paragraph" w:styleId="Ttulo9">
+    <w:name w:val="heading 9"/>
+    <w:basedOn w:val="Normal"/>
+    <w:uiPriority w:val="1"/>
+    <w:qFormat/>
+    <w:pPr>
+      <w:outlineLvl w:val="8"/>
+    </w:pPr>
+    <w:rPr>
+      <w:rFonts w:ascii="Trebuchet MS" w:eastAsia="Trebuchet MS" w:hAnsi="Trebuchet MS" w:cs="Trebuchet MS"/>
+    </w:rPr>
+  </w:style>
+  <w:style w:type="character" w:default="1" w:styleId="Fontepargpadro">
     <w:name w:val="Default Paragraph Font"/>
     <w:uiPriority w:val="1"/>
     <w:semiHidden/>
     <w:unhideWhenUsed/>
   </w:style>
-  <w:style w:styleId="TableNormal" w:default="1" w:type="table">
+  <w:style w:type="table" w:default="1" w:styleId="Tabelanormal">
+    <w:name w:val="Normal Table"/>
+    <w:uiPriority w:val="99"/>
+    <w:semiHidden/>
+    <w:unhideWhenUsed/>
+    <w:tblPr>
+      <w:tblInd w:w="0" w:type="dxa"/>
+      <w:tblCellMar>
+        <w:top w:w="0" w:type="dxa"/>
+        <w:left w:w="108" w:type="dxa"/>
+        <w:bottom w:w="0" w:type="dxa"/>
+        <w:right w:w="108" w:type="dxa"/>
+      </w:tblCellMar>
+    </w:tblPr>
+  </w:style>
+  <w:style w:type="numbering" w:default="1" w:styleId="Semlista">
+    <w:name w:val="No List"/>
+    <w:uiPriority w:val="99"/>
+    <w:semiHidden/>
+    <w:unhideWhenUsed/>
+  </w:style>
+  <w:style w:type="table" w:customStyle="1" w:styleId="TableNormal">
     <w:name w:val="Table Normal"/>
     <w:uiPriority w:val="2"/>
     <w:semiHidden/>
@@ -15108,222 +15215,29 @@
       </w:tblCellMar>
     </w:tblPr>
   </w:style>
-  <w:style w:styleId="NoList" w:default="1" w:type="numbering">
-    <w:name w:val="No List"/>
-    <w:uiPriority w:val="99"/>
-    <w:semiHidden/>
-    <w:unhideWhenUsed/>
-  </w:style>
-  <w:style w:default="1" w:styleId="Normal" w:type="paragraph">
-    <w:name w:val="Normal"/>
-    <w:uiPriority w:val="1"/>
-    <w:qFormat/>
-    <w:pPr/>
-    <w:rPr>
-      <w:rFonts w:ascii="Tahoma" w:hAnsi="Tahoma" w:eastAsia="Tahoma" w:cs="Tahoma"/>
-      <w:lang w:val="pt-PT" w:eastAsia="en-US" w:bidi="ar-SA"/>
-    </w:rPr>
-  </w:style>
-  <w:style w:styleId="BodyText" w:type="paragraph">
+  <w:style w:type="paragraph" w:styleId="Corpodetexto">
     <w:name w:val="Body Text"/>
     <w:basedOn w:val="Normal"/>
     <w:uiPriority w:val="1"/>
     <w:qFormat/>
-    <w:pPr/>
     <w:rPr>
-      <w:rFonts w:ascii="Tahoma" w:hAnsi="Tahoma" w:eastAsia="Tahoma" w:cs="Tahoma"/>
       <w:b/>
       <w:bCs/>
       <w:sz w:val="10"/>
       <w:szCs w:val="10"/>
-      <w:lang w:val="pt-PT" w:eastAsia="en-US" w:bidi="ar-SA"/>
     </w:rPr>
   </w:style>
-  <w:style w:styleId="Heading1" w:type="paragraph">
-    <w:name w:val="Heading 1"/>
-    <w:basedOn w:val="Normal"/>
-    <w:uiPriority w:val="1"/>
-    <w:qFormat/>
-    <w:pPr>
-      <w:spacing w:line="491" w:lineRule="exact"/>
-      <w:ind w:left="761"/>
-      <w:outlineLvl w:val="1"/>
-    </w:pPr>
-    <w:rPr>
-      <w:rFonts w:ascii="Trebuchet MS" w:hAnsi="Trebuchet MS" w:eastAsia="Trebuchet MS" w:cs="Trebuchet MS"/>
-      <w:sz w:val="55"/>
-      <w:szCs w:val="55"/>
-      <w:lang w:val="pt-PT" w:eastAsia="en-US" w:bidi="ar-SA"/>
-    </w:rPr>
-  </w:style>
-  <w:style w:styleId="Heading2" w:type="paragraph">
-    <w:name w:val="Heading 2"/>
-    <w:basedOn w:val="Normal"/>
-    <w:uiPriority w:val="1"/>
-    <w:qFormat/>
-    <w:pPr>
-      <w:spacing w:before="16"/>
-      <w:ind w:left="20"/>
-      <w:outlineLvl w:val="2"/>
-    </w:pPr>
-    <w:rPr>
-      <w:rFonts w:ascii="Trebuchet MS" w:hAnsi="Trebuchet MS" w:eastAsia="Trebuchet MS" w:cs="Trebuchet MS"/>
-      <w:b/>
-      <w:bCs/>
-      <w:sz w:val="40"/>
-      <w:szCs w:val="40"/>
-      <w:lang w:val="pt-PT" w:eastAsia="en-US" w:bidi="ar-SA"/>
-    </w:rPr>
-  </w:style>
-  <w:style w:styleId="Heading3" w:type="paragraph">
-    <w:name w:val="Heading 3"/>
-    <w:basedOn w:val="Normal"/>
-    <w:uiPriority w:val="1"/>
-    <w:qFormat/>
-    <w:pPr>
-      <w:spacing w:before="29"/>
-      <w:ind w:right="79"/>
-      <w:jc w:val="center"/>
-      <w:outlineLvl w:val="3"/>
-    </w:pPr>
-    <w:rPr>
-      <w:rFonts w:ascii="Trebuchet MS" w:hAnsi="Trebuchet MS" w:eastAsia="Trebuchet MS" w:cs="Trebuchet MS"/>
-      <w:b/>
-      <w:bCs/>
-      <w:sz w:val="37"/>
-      <w:szCs w:val="37"/>
-      <w:lang w:val="pt-PT" w:eastAsia="en-US" w:bidi="ar-SA"/>
-    </w:rPr>
-  </w:style>
-  <w:style w:styleId="Heading4" w:type="paragraph">
-    <w:name w:val="Heading 4"/>
-    <w:basedOn w:val="Normal"/>
-    <w:uiPriority w:val="1"/>
-    <w:qFormat/>
-    <w:pPr>
-      <w:spacing w:before="75"/>
-      <w:ind w:right="1242"/>
-      <w:jc w:val="right"/>
-      <w:outlineLvl w:val="4"/>
-    </w:pPr>
-    <w:rPr>
-      <w:rFonts w:ascii="Trebuchet MS" w:hAnsi="Trebuchet MS" w:eastAsia="Trebuchet MS" w:cs="Trebuchet MS"/>
-      <w:b/>
-      <w:bCs/>
-      <w:sz w:val="30"/>
-      <w:szCs w:val="30"/>
-      <w:lang w:val="pt-PT" w:eastAsia="en-US" w:bidi="ar-SA"/>
-    </w:rPr>
-  </w:style>
-  <w:style w:styleId="Heading5" w:type="paragraph">
-    <w:name w:val="Heading 5"/>
-    <w:basedOn w:val="Normal"/>
-    <w:uiPriority w:val="1"/>
-    <w:qFormat/>
-    <w:pPr>
-      <w:spacing w:line="258" w:lineRule="exact"/>
-      <w:ind w:left="526"/>
-      <w:outlineLvl w:val="5"/>
-    </w:pPr>
-    <w:rPr>
-      <w:rFonts w:ascii="Tahoma" w:hAnsi="Tahoma" w:eastAsia="Tahoma" w:cs="Tahoma"/>
-      <w:b/>
-      <w:bCs/>
-      <w:sz w:val="29"/>
-      <w:szCs w:val="29"/>
-      <w:lang w:val="pt-PT" w:eastAsia="en-US" w:bidi="ar-SA"/>
-    </w:rPr>
-  </w:style>
-  <w:style w:styleId="Heading6" w:type="paragraph">
-    <w:name w:val="Heading 6"/>
-    <w:basedOn w:val="Normal"/>
-    <w:uiPriority w:val="1"/>
-    <w:qFormat/>
-    <w:pPr>
-      <w:spacing w:before="25"/>
-      <w:ind w:left="505"/>
-      <w:outlineLvl w:val="6"/>
-    </w:pPr>
-    <w:rPr>
-      <w:rFonts w:ascii="Tahoma" w:hAnsi="Tahoma" w:eastAsia="Tahoma" w:cs="Tahoma"/>
-      <w:b/>
-      <w:bCs/>
-      <w:sz w:val="26"/>
-      <w:szCs w:val="26"/>
-      <w:lang w:val="pt-PT" w:eastAsia="en-US" w:bidi="ar-SA"/>
-    </w:rPr>
-  </w:style>
-  <w:style w:styleId="Heading7" w:type="paragraph">
-    <w:name w:val="Heading 7"/>
-    <w:basedOn w:val="Normal"/>
-    <w:uiPriority w:val="1"/>
-    <w:qFormat/>
-    <w:pPr>
-      <w:ind w:left="234"/>
-      <w:outlineLvl w:val="7"/>
-    </w:pPr>
-    <w:rPr>
-      <w:rFonts w:ascii="Trebuchet MS" w:hAnsi="Trebuchet MS" w:eastAsia="Trebuchet MS" w:cs="Trebuchet MS"/>
-      <w:b/>
-      <w:bCs/>
-      <w:sz w:val="23"/>
-      <w:szCs w:val="23"/>
-      <w:lang w:val="pt-PT" w:eastAsia="en-US" w:bidi="ar-SA"/>
-    </w:rPr>
-  </w:style>
-  <w:style w:styleId="Heading8" w:type="paragraph">
-    <w:name w:val="Heading 8"/>
-    <w:basedOn w:val="Normal"/>
-    <w:uiPriority w:val="1"/>
-    <w:qFormat/>
-    <w:pPr>
-      <w:spacing w:line="248" w:lineRule="exact"/>
-      <w:ind w:left="89"/>
-      <w:outlineLvl w:val="8"/>
-    </w:pPr>
-    <w:rPr>
-      <w:rFonts w:ascii="Tahoma" w:hAnsi="Tahoma" w:eastAsia="Tahoma" w:cs="Tahoma"/>
-      <w:b/>
-      <w:bCs/>
-      <w:sz w:val="22"/>
-      <w:szCs w:val="22"/>
-      <w:lang w:val="pt-PT" w:eastAsia="en-US" w:bidi="ar-SA"/>
-    </w:rPr>
-  </w:style>
-  <w:style w:styleId="Heading9" w:type="paragraph">
-    <w:name w:val="Heading 9"/>
-    <w:basedOn w:val="Normal"/>
-    <w:uiPriority w:val="1"/>
-    <w:qFormat/>
-    <w:pPr>
-      <w:outlineLvl w:val="9"/>
-    </w:pPr>
-    <w:rPr>
-      <w:rFonts w:ascii="Trebuchet MS" w:hAnsi="Trebuchet MS" w:eastAsia="Trebuchet MS" w:cs="Trebuchet MS"/>
-      <w:sz w:val="22"/>
-      <w:szCs w:val="22"/>
-      <w:lang w:val="pt-PT" w:eastAsia="en-US" w:bidi="ar-SA"/>
-    </w:rPr>
-  </w:style>
-  <w:style w:styleId="ListParagraph" w:type="paragraph">
+  <w:style w:type="paragraph" w:styleId="PargrafodaLista">
     <w:name w:val="List Paragraph"/>
     <w:basedOn w:val="Normal"/>
     <w:uiPriority w:val="1"/>
     <w:qFormat/>
-    <w:pPr/>
-    <w:rPr>
-      <w:lang w:val="pt-PT" w:eastAsia="en-US" w:bidi="ar-SA"/>
-    </w:rPr>
   </w:style>
-  <w:style w:styleId="TableParagraph" w:type="paragraph">
+  <w:style w:type="paragraph" w:customStyle="1" w:styleId="TableParagraph">
     <w:name w:val="Table Paragraph"/>
     <w:basedOn w:val="Normal"/>
     <w:uiPriority w:val="1"/>
     <w:qFormat/>
-    <w:pPr/>
-    <w:rPr>
-      <w:lang w:val="pt-PT" w:eastAsia="en-US" w:bidi="ar-SA"/>
-    </w:rPr>
   </w:style>
 </w:styles>
 </file>
